--- a/documentacion_proyecto/Guia_Conexion_Reles_LCA110.docx
+++ b/documentacion_proyecto/Guia_Conexion_Reles_LCA110.docx
@@ -43,7 +43,7 @@
           <w:sz w:val="19"/>
           <w:szCs w:val="19"/>
         </w:rPr>
-        <w:t xml:space="preserve">Control de Inserción de Trama · Telar Vamatex C 401 · 7mo Informática B, Instituto Leonardo Murialdo</w:t>
+        <w:t>Control de Inserción de Trama · Telar Vamatex C 201 · 7mo Informática B, Instituto Leonardo Murialdo</w:t>
       </w:r>
     </w:p>
     <w:p>

--- a/documentacion_proyecto/Guia_Conexion_Reles_LCA110.docx
+++ b/documentacion_proyecto/Guia_Conexion_Reles_LCA110.docx
@@ -43,7 +43,7 @@
           <w:sz w:val="19"/>
           <w:szCs w:val="19"/>
         </w:rPr>
-        <w:t>Control de Inserción de Trama · Telar Vamatex C 201 · 7mo Informática B, Instituto Leonardo Murialdo</w:t>
+        <w:t xml:space="preserve">Control de Inserción de Trama · Telar Vamatex C 401 · 7mo Informática B, Instituto Leonardo Murialdo</w:t>
       </w:r>
     </w:p>
     <w:p>
@@ -88,6 +88,37 @@
           <w:szCs w:val="21"/>
         </w:rPr>
         <w:t xml:space="preserve"> frente al lector óptico. Las plaquetas que reciben la señal del lector y accionan las bobinas no se tocan: siguen funcionando igual.</w:t>
+      </w:r>
+    </w:p>
+    <w:p>
+      <w:pPr>
+        <w:spacing w:after="120" w:line="290"/>
+      </w:pPr>
+      <w:r>
+        <w:rPr>
+          <w:rFonts w:ascii="IBM Plex Sans" w:cs="IBM Plex Sans" w:eastAsia="IBM Plex Sans" w:hAnsi="IBM Plex Sans"/>
+          <w:sz w:val="21"/>
+          <w:szCs w:val="21"/>
+        </w:rPr>
+        <w:t xml:space="preserve">Como con el papel, </w:t>
+      </w:r>
+      <w:r>
+        <w:rPr>
+          <w:rFonts w:ascii="IBM Plex Sans" w:cs="IBM Plex Sans" w:eastAsia="IBM Plex Sans" w:hAnsi="IBM Plex Sans"/>
+          <w:b/>
+          <w:bCs/>
+          <w:sz w:val="21"/>
+          <w:szCs w:val="21"/>
+        </w:rPr>
+        <w:t xml:space="preserve">en cada pasada el relé se cierra y se suelta</w:t>
+      </w:r>
+      <w:r>
+        <w:rPr>
+          <w:rFonts w:ascii="IBM Plex Sans" w:cs="IBM Plex Sans" w:eastAsia="IBM Plex Sans" w:hAnsi="IBM Plex Sans"/>
+          <w:sz w:val="21"/>
+          <w:szCs w:val="21"/>
+        </w:rPr>
+        <w:t xml:space="preserve">, aunque la misma combinación se repita: entre dos agujeros seguidos de la misma columna hay papel. Una fila con 25 repeticiones son 25 activaciones separadas, no una sola larga. Cuánto dura cada activación lo define el firmware (sección 10).</w:t>
       </w:r>
     </w:p>
     <w:p>
@@ -2653,7 +2684,7 @@
                 <w:sz w:val="19"/>
                 <w:szCs w:val="19"/>
               </w:rPr>
-              <w:t xml:space="preserve">Bornera de 2 vías</w:t>
+              <w:t xml:space="preserve">Bornera de 2 o 3 vías</w:t>
             </w:r>
           </w:p>
         </w:tc>
@@ -2719,7 +2750,7 @@
                 <w:sz w:val="19"/>
                 <w:szCs w:val="19"/>
               </w:rPr>
-              <w:t xml:space="preserve">Conexión desmontable hacia cada lector</w:t>
+              <w:t xml:space="preserve">Conexión desmontable hacia cada lector. Con 3 vías se usan los bornes de los extremos y el del medio queda libre</w:t>
             </w:r>
           </w:p>
         </w:tc>
@@ -2758,7 +2789,7 @@
                 <w:sz w:val="19"/>
                 <w:szCs w:val="19"/>
               </w:rPr>
-              <w:t xml:space="preserve">Cable, cinta para marcar y termocontraíble</w:t>
+              <w:t xml:space="preserve">LED, resistencia y pila</w:t>
             </w:r>
           </w:p>
         </w:tc>
@@ -2791,7 +2822,7 @@
                 <w:sz w:val="19"/>
                 <w:szCs w:val="19"/>
               </w:rPr>
-              <w:t xml:space="preserve">A medida</w:t>
+              <w:t xml:space="preserve">1 de cada</w:t>
             </w:r>
           </w:p>
         </w:tc>
@@ -2824,7 +2855,7 @@
                 <w:sz w:val="19"/>
                 <w:szCs w:val="19"/>
               </w:rPr>
-              <w:t xml:space="preserve">Conexiones del lado del telar</w:t>
+              <w:t xml:space="preserve">Prueba en la mesa con el firmware (sección 6). Con pila de 9 V, resistencia de 680 Ω; con dos pilas AA, de 100 Ω</w:t>
             </w:r>
           </w:p>
         </w:tc>
@@ -2853,6 +2884,111 @@
           </w:tcPr>
           <w:p>
             <w:pPr>
+              <w:keepNext/>
+              <w:keepLines/>
+              <w:spacing w:after="0" w:line="260"/>
+            </w:pPr>
+            <w:r>
+              <w:rPr>
+                <w:rFonts w:ascii="IBM Plex Sans" w:cs="IBM Plex Sans" w:eastAsia="IBM Plex Sans" w:hAnsi="IBM Plex Sans"/>
+                <w:sz w:val="19"/>
+                <w:szCs w:val="19"/>
+              </w:rPr>
+              <w:t xml:space="preserve">Cable, cinta para marcar y termocontraíble</w:t>
+            </w:r>
+          </w:p>
+        </w:tc>
+        <w:tc>
+          <w:tcPr>
+            <w:tcW w:type="dxa" w:w="1500"/>
+            <w:tcBorders>
+              <w:top w:val="single" w:color="CDD8E0" w:sz="4"/>
+              <w:left w:val="single" w:color="CDD8E0" w:sz="4"/>
+              <w:bottom w:val="single" w:color="CDD8E0" w:sz="4"/>
+              <w:right w:val="single" w:color="CDD8E0" w:sz="4"/>
+            </w:tcBorders>
+            <w:shd w:fill="FFFFFF" w:color="auto" w:val="clear"/>
+            <w:tcMar>
+              <w:top w:type="dxa" w:w="70"/>
+              <w:left w:type="dxa" w:w="110"/>
+              <w:bottom w:type="dxa" w:w="70"/>
+              <w:right w:type="dxa" w:w="110"/>
+            </w:tcMar>
+          </w:tcPr>
+          <w:p>
+            <w:pPr>
+              <w:keepNext/>
+              <w:keepLines/>
+              <w:spacing w:after="0" w:line="260"/>
+            </w:pPr>
+            <w:r>
+              <w:rPr>
+                <w:rFonts w:ascii="IBM Plex Sans" w:cs="IBM Plex Sans" w:eastAsia="IBM Plex Sans" w:hAnsi="IBM Plex Sans"/>
+                <w:sz w:val="19"/>
+                <w:szCs w:val="19"/>
+              </w:rPr>
+              <w:t xml:space="preserve">A medida</w:t>
+            </w:r>
+          </w:p>
+        </w:tc>
+        <w:tc>
+          <w:tcPr>
+            <w:tcW w:type="dxa" w:w="4838"/>
+            <w:tcBorders>
+              <w:top w:val="single" w:color="CDD8E0" w:sz="4"/>
+              <w:left w:val="single" w:color="CDD8E0" w:sz="4"/>
+              <w:bottom w:val="single" w:color="CDD8E0" w:sz="4"/>
+              <w:right w:val="single" w:color="CDD8E0" w:sz="4"/>
+            </w:tcBorders>
+            <w:shd w:fill="FFFFFF" w:color="auto" w:val="clear"/>
+            <w:tcMar>
+              <w:top w:type="dxa" w:w="70"/>
+              <w:left w:type="dxa" w:w="110"/>
+              <w:bottom w:type="dxa" w:w="70"/>
+              <w:right w:type="dxa" w:w="110"/>
+            </w:tcMar>
+          </w:tcPr>
+          <w:p>
+            <w:pPr>
+              <w:keepNext/>
+              <w:keepLines/>
+              <w:spacing w:after="0" w:line="260"/>
+            </w:pPr>
+            <w:r>
+              <w:rPr>
+                <w:rFonts w:ascii="IBM Plex Sans" w:cs="IBM Plex Sans" w:eastAsia="IBM Plex Sans" w:hAnsi="IBM Plex Sans"/>
+                <w:sz w:val="19"/>
+                <w:szCs w:val="19"/>
+              </w:rPr>
+              <w:t xml:space="preserve">Conexiones del lado del telar</w:t>
+            </w:r>
+          </w:p>
+        </w:tc>
+      </w:tr>
+      <w:tr>
+        <w:trPr>
+          <w:cantSplit/>
+          <w:tblHeader w:val="off"/>
+        </w:trPr>
+        <w:tc>
+          <w:tcPr>
+            <w:tcW w:type="dxa" w:w="3300"/>
+            <w:tcBorders>
+              <w:top w:val="single" w:color="CDD8E0" w:sz="4"/>
+              <w:left w:val="single" w:color="CDD8E0" w:sz="4"/>
+              <w:bottom w:val="single" w:color="CDD8E0" w:sz="4"/>
+              <w:right w:val="single" w:color="CDD8E0" w:sz="4"/>
+            </w:tcBorders>
+            <w:shd w:fill="EDF1F5" w:color="auto" w:val="clear"/>
+            <w:tcMar>
+              <w:top w:type="dxa" w:w="70"/>
+              <w:left w:type="dxa" w:w="110"/>
+              <w:bottom w:type="dxa" w:w="70"/>
+              <w:right w:type="dxa" w:w="110"/>
+            </w:tcMar>
+          </w:tcPr>
+          <w:p>
+            <w:pPr>
               <w:keepNext w:val="false"/>
               <w:keepLines/>
               <w:spacing w:after="0" w:line="260"/>
@@ -2876,7 +3012,7 @@
               <w:bottom w:val="single" w:color="CDD8E0" w:sz="4"/>
               <w:right w:val="single" w:color="CDD8E0" w:sz="4"/>
             </w:tcBorders>
-            <w:shd w:fill="FFFFFF" w:color="auto" w:val="clear"/>
+            <w:shd w:fill="EDF1F5" w:color="auto" w:val="clear"/>
             <w:tcMar>
               <w:top w:type="dxa" w:w="70"/>
               <w:left w:type="dxa" w:w="110"/>
@@ -2909,7 +3045,7 @@
               <w:bottom w:val="single" w:color="CDD8E0" w:sz="4"/>
               <w:right w:val="single" w:color="CDD8E0" w:sz="4"/>
             </w:tcBorders>
-            <w:shd w:fill="FFFFFF" w:color="auto" w:val="clear"/>
+            <w:shd w:fill="EDF1F5" w:color="auto" w:val="clear"/>
             <w:tcMar>
               <w:top w:type="dxa" w:w="70"/>
               <w:left w:type="dxa" w:w="110"/>
@@ -3015,7 +3151,7 @@
           <w:sz w:val="21"/>
           <w:szCs w:val="21"/>
         </w:rPr>
-        <w:t xml:space="preserve"> (sección 6). Confirma que el componente anda antes de instalarlo.</w:t>
+        <w:t xml:space="preserve"> (sección 6): primero con el multímetro y después con el firmware y un LED. Confirma que el componente y el programa andan antes de ir a la máquina.</w:t>
       </w:r>
     </w:p>
     <w:p>
@@ -4435,11 +4571,11 @@
     </w:p>
     <w:p>
       <w:pPr>
-        <w:pStyle w:val="Heading1"/>
+        <w:pStyle w:val="Heading2"/>
         <w:keepNext/>
       </w:pPr>
       <w:r>
-        <w:t xml:space="preserve">7. Conexión del lado del ESP32</w:t>
+        <w:t xml:space="preserve">Con el firmware, usando un LED</w:t>
       </w:r>
     </w:p>
     <w:p>
@@ -4452,7 +4588,7 @@
           <w:sz w:val="21"/>
           <w:szCs w:val="21"/>
         </w:rPr>
-        <w:t xml:space="preserve">Cada canal lleva exactamente lo mismo; solo cambia el pin. Para el primero:</w:t>
+        <w:t xml:space="preserve">El multímetro confirma que el relé conmuta, pero no alcanza a mostrar lo que hace el firmware: el relé se cierra y se suelta unas cinco veces por segundo. Para verlo se usa un LED del lado de la salida, con su propia pila:</w:t>
       </w:r>
     </w:p>
     <w:p>
@@ -4467,56 +4603,10 @@
       <w:r>
         <w:rPr>
           <w:rFonts w:ascii="IBM Plex Sans" w:cs="IBM Plex Sans" w:eastAsia="IBM Plex Sans" w:hAnsi="IBM Plex Sans"/>
-          <w:b/>
-          <w:bCs/>
-          <w:sz w:val="21"/>
-          <w:szCs w:val="21"/>
-        </w:rPr>
-        <w:t xml:space="preserve">Pin 18</w:t>
-      </w:r>
-      <w:r>
-        <w:rPr>
-          <w:rFonts w:ascii="IBM Plex Sans" w:cs="IBM Plex Sans" w:eastAsia="IBM Plex Sans" w:hAnsi="IBM Plex Sans"/>
-          <w:sz w:val="21"/>
-          <w:szCs w:val="21"/>
-        </w:rPr>
-        <w:t xml:space="preserve"> → resistencia de </w:t>
-      </w:r>
-      <w:r>
-        <w:rPr>
-          <w:rFonts w:ascii="IBM Plex Sans" w:cs="IBM Plex Sans" w:eastAsia="IBM Plex Sans" w:hAnsi="IBM Plex Sans"/>
-          <w:b/>
-          <w:bCs/>
-          <w:sz w:val="21"/>
-          <w:szCs w:val="21"/>
-        </w:rPr>
-        <w:t xml:space="preserve">330 Ω</w:t>
-      </w:r>
-      <w:r>
-        <w:rPr>
-          <w:rFonts w:ascii="IBM Plex Sans" w:cs="IBM Plex Sans" w:eastAsia="IBM Plex Sans" w:hAnsi="IBM Plex Sans"/>
-          <w:sz w:val="21"/>
-          <w:szCs w:val="21"/>
-        </w:rPr>
-        <w:t xml:space="preserve"> → </w:t>
-      </w:r>
-      <w:r>
-        <w:rPr>
-          <w:rFonts w:ascii="IBM Plex Sans" w:cs="IBM Plex Sans" w:eastAsia="IBM Plex Sans" w:hAnsi="IBM Plex Sans"/>
-          <w:b/>
-          <w:bCs/>
-          <w:sz w:val="21"/>
-          <w:szCs w:val="21"/>
-        </w:rPr>
-        <w:t xml:space="preserve">pata 1</w:t>
-      </w:r>
-      <w:r>
-        <w:rPr>
-          <w:rFonts w:ascii="IBM Plex Sans" w:cs="IBM Plex Sans" w:eastAsia="IBM Plex Sans" w:hAnsi="IBM Plex Sans"/>
-          <w:sz w:val="21"/>
-          <w:szCs w:val="21"/>
-        </w:rPr>
-        <w:t xml:space="preserve"> del relé.</w:t>
+          <w:sz w:val="21"/>
+          <w:szCs w:val="21"/>
+        </w:rPr>
+        <w:t xml:space="preserve">Armá el lado del ESP32 como indica la sección 7.</w:t>
       </w:r>
     </w:p>
     <w:p>
@@ -4531,20 +4621,28 @@
       <w:r>
         <w:rPr>
           <w:rFonts w:ascii="IBM Plex Sans" w:cs="IBM Plex Sans" w:eastAsia="IBM Plex Sans" w:hAnsi="IBM Plex Sans"/>
+          <w:sz w:val="21"/>
+          <w:szCs w:val="21"/>
+        </w:rPr>
+        <w:t xml:space="preserve">Del lado de la salida: </w:t>
+      </w:r>
+      <w:r>
+        <w:rPr>
+          <w:rFonts w:ascii="IBM Plex Sans" w:cs="IBM Plex Sans" w:eastAsia="IBM Plex Sans" w:hAnsi="IBM Plex Sans"/>
           <w:b/>
           <w:bCs/>
           <w:sz w:val="21"/>
           <w:szCs w:val="21"/>
         </w:rPr>
-        <w:t xml:space="preserve">Pata 2</w:t>
-      </w:r>
-      <w:r>
-        <w:rPr>
-          <w:rFonts w:ascii="IBM Plex Sans" w:cs="IBM Plex Sans" w:eastAsia="IBM Plex Sans" w:hAnsi="IBM Plex Sans"/>
-          <w:sz w:val="21"/>
-          <w:szCs w:val="21"/>
-        </w:rPr>
-        <w:t xml:space="preserve"> → </w:t>
+        <w:t xml:space="preserve">pila (+) → resistencia → LED (pata larga) → LED (pata corta) → pata 4</w:t>
+      </w:r>
+      <w:r>
+        <w:rPr>
+          <w:rFonts w:ascii="IBM Plex Sans" w:cs="IBM Plex Sans" w:eastAsia="IBM Plex Sans" w:hAnsi="IBM Plex Sans"/>
+          <w:sz w:val="21"/>
+          <w:szCs w:val="21"/>
+        </w:rPr>
+        <w:t xml:space="preserve"> del relé, y </w:t>
       </w:r>
       <w:r>
         <w:rPr>
@@ -4554,15 +4652,15 @@
           <w:sz w:val="21"/>
           <w:szCs w:val="21"/>
         </w:rPr>
-        <w:t xml:space="preserve">GND</w:t>
-      </w:r>
-      <w:r>
-        <w:rPr>
-          <w:rFonts w:ascii="IBM Plex Sans" w:cs="IBM Plex Sans" w:eastAsia="IBM Plex Sans" w:hAnsi="IBM Plex Sans"/>
-          <w:sz w:val="21"/>
-          <w:szCs w:val="21"/>
-        </w:rPr>
-        <w:t xml:space="preserve"> del ESP32.</w:t>
+        <w:t xml:space="preserve">pata 6 → pila (−)</w:t>
+      </w:r>
+      <w:r>
+        <w:rPr>
+          <w:rFonts w:ascii="IBM Plex Sans" w:cs="IBM Plex Sans" w:eastAsia="IBM Plex Sans" w:hAnsi="IBM Plex Sans"/>
+          <w:sz w:val="21"/>
+          <w:szCs w:val="21"/>
+        </w:rPr>
+        <w:t xml:space="preserve">. El LED sí tiene polaridad; las patas 4 y 6 no. Con pila de 9 V, 680 Ω; con dos pilas AA, 100 Ω. Son unos 10 mA, muy por debajo de los 120 mA que soporta el relé.</w:t>
       </w:r>
     </w:p>
     <w:p>
@@ -4580,25 +4678,7 @@
           <w:sz w:val="21"/>
           <w:szCs w:val="21"/>
         </w:rPr>
-        <w:t xml:space="preserve">Resistencia de </w:t>
-      </w:r>
-      <w:r>
-        <w:rPr>
-          <w:rFonts w:ascii="IBM Plex Sans" w:cs="IBM Plex Sans" w:eastAsia="IBM Plex Sans" w:hAnsi="IBM Plex Sans"/>
-          <w:b/>
-          <w:bCs/>
-          <w:sz w:val="21"/>
-          <w:szCs w:val="21"/>
-        </w:rPr>
-        <w:t xml:space="preserve">10 kΩ entre el pin 18 y GND</w:t>
-      </w:r>
-      <w:r>
-        <w:rPr>
-          <w:rFonts w:ascii="IBM Plex Sans" w:cs="IBM Plex Sans" w:eastAsia="IBM Plex Sans" w:hAnsi="IBM Plex Sans"/>
-          <w:sz w:val="21"/>
-          <w:szCs w:val="21"/>
-        </w:rPr>
-        <w:t xml:space="preserve">. Mantiene el relé apagado mientras el ESP32 arranca, cuando sus pines todavía no tienen un valor definido.</w:t>
+        <w:t xml:space="preserve">No uses los 3,3 V del ESP32 para el LED: la pila aparte mantiene separados los dos lados, igual que en la máquina.</w:t>
       </w:r>
     </w:p>
     <w:p>
@@ -4607,6 +4687,324 @@
         <w:numPr>
           <w:ilvl w:val="0"/>
           <w:numId w:val="5"/>
+        </w:numPr>
+        <w:spacing w:after="90" w:line="290"/>
+      </w:pPr>
+      <w:r>
+        <w:rPr>
+          <w:rFonts w:ascii="IBM Plex Sans" w:cs="IBM Plex Sans" w:eastAsia="IBM Plex Sans" w:hAnsi="IBM Plex Sans"/>
+          <w:sz w:val="21"/>
+          <w:szCs w:val="21"/>
+        </w:rPr>
+        <w:t xml:space="preserve">En </w:t>
+      </w:r>
+      <w:r>
+        <w:rPr>
+          <w:rFonts w:ascii="IBM Plex Mono" w:cs="IBM Plex Mono" w:eastAsia="IBM Plex Mono" w:hAnsi="IBM Plex Mono"/>
+          <w:sz w:val="19"/>
+          <w:szCs w:val="19"/>
+        </w:rPr>
+        <w:t xml:space="preserve">config_nivel2.h</w:t>
+      </w:r>
+      <w:r>
+        <w:rPr>
+          <w:rFonts w:ascii="IBM Plex Sans" w:cs="IBM Plex Sans" w:eastAsia="IBM Plex Sans" w:hAnsi="IBM Plex Sans"/>
+          <w:sz w:val="21"/>
+          <w:szCs w:val="21"/>
+        </w:rPr>
+        <w:t xml:space="preserve"> poné </w:t>
+      </w:r>
+      <w:r>
+        <w:rPr>
+          <w:rFonts w:ascii="IBM Plex Mono" w:cs="IBM Plex Mono" w:eastAsia="IBM Plex Mono" w:hAnsi="IBM Plex Mono"/>
+          <w:sz w:val="19"/>
+          <w:szCs w:val="19"/>
+        </w:rPr>
+        <w:t xml:space="preserve">MODO_BANCO true</w:t>
+      </w:r>
+      <w:r>
+        <w:rPr>
+          <w:rFonts w:ascii="IBM Plex Sans" w:cs="IBM Plex Sans" w:eastAsia="IBM Plex Sans" w:hAnsi="IBM Plex Sans"/>
+          <w:sz w:val="21"/>
+          <w:szCs w:val="21"/>
+        </w:rPr>
+        <w:t xml:space="preserve">: el firmware genera él mismo una pasada cada 200 ms, sin sensor ni telar.</w:t>
+      </w:r>
+    </w:p>
+    <w:p>
+      <w:pPr>
+        <w:pStyle w:val="ListParagraph"/>
+        <w:numPr>
+          <w:ilvl w:val="0"/>
+          <w:numId w:val="5"/>
+        </w:numPr>
+        <w:spacing w:after="90" w:line="290"/>
+      </w:pPr>
+      <w:r>
+        <w:rPr>
+          <w:rFonts w:ascii="IBM Plex Sans" w:cs="IBM Plex Sans" w:eastAsia="IBM Plex Sans" w:hAnsi="IBM Plex Sans"/>
+          <w:sz w:val="21"/>
+          <w:szCs w:val="21"/>
+        </w:rPr>
+        <w:t xml:space="preserve">Cargá un dibujo con la fila 1 marcada en la columna 1 y 25 repeticiones, y la fila 2 vacía con otras 25.</w:t>
+      </w:r>
+    </w:p>
+    <w:p>
+      <w:pPr>
+        <w:pStyle w:val="ListParagraph"/>
+        <w:numPr>
+          <w:ilvl w:val="0"/>
+          <w:numId w:val="5"/>
+        </w:numPr>
+        <w:spacing w:after="90" w:line="290"/>
+      </w:pPr>
+      <w:r>
+        <w:rPr>
+          <w:rFonts w:ascii="IBM Plex Sans" w:cs="IBM Plex Sans" w:eastAsia="IBM Plex Sans" w:hAnsi="IBM Plex Sans"/>
+          <w:sz w:val="21"/>
+          <w:szCs w:val="21"/>
+        </w:rPr>
+        <w:t xml:space="preserve">Tiene que verse: </w:t>
+      </w:r>
+      <w:r>
+        <w:rPr>
+          <w:rFonts w:ascii="IBM Plex Sans" w:cs="IBM Plex Sans" w:eastAsia="IBM Plex Sans" w:hAnsi="IBM Plex Sans"/>
+          <w:b/>
+          <w:bCs/>
+          <w:sz w:val="21"/>
+          <w:szCs w:val="21"/>
+        </w:rPr>
+        <w:t xml:space="preserve">el LED parpadea unas cinco veces por segundo durante 5 segundos</w:t>
+      </w:r>
+      <w:r>
+        <w:rPr>
+          <w:rFonts w:ascii="IBM Plex Sans" w:cs="IBM Plex Sans" w:eastAsia="IBM Plex Sans" w:hAnsi="IBM Plex Sans"/>
+          <w:sz w:val="21"/>
+          <w:szCs w:val="21"/>
+        </w:rPr>
+        <w:t xml:space="preserve"> (una vez por pasada) y después </w:t>
+      </w:r>
+      <w:r>
+        <w:rPr>
+          <w:rFonts w:ascii="IBM Plex Sans" w:cs="IBM Plex Sans" w:eastAsia="IBM Plex Sans" w:hAnsi="IBM Plex Sans"/>
+          <w:b/>
+          <w:bCs/>
+          <w:sz w:val="21"/>
+          <w:szCs w:val="21"/>
+        </w:rPr>
+        <w:t xml:space="preserve">queda apagado 5 segundos</w:t>
+      </w:r>
+      <w:r>
+        <w:rPr>
+          <w:rFonts w:ascii="IBM Plex Sans" w:cs="IBM Plex Sans" w:eastAsia="IBM Plex Sans" w:hAnsi="IBM Plex Sans"/>
+          <w:sz w:val="21"/>
+          <w:szCs w:val="21"/>
+        </w:rPr>
+        <w:t xml:space="preserve">, y así sucesivamente. Si en vez de parpadear queda encendido fijo, la placa tiene un firmware viejo: cargá el actual.</w:t>
+      </w:r>
+    </w:p>
+    <w:p>
+      <w:pPr>
+        <w:pStyle w:val="ListParagraph"/>
+        <w:numPr>
+          <w:ilvl w:val="0"/>
+          <w:numId w:val="5"/>
+        </w:numPr>
+        <w:spacing w:after="90" w:line="290"/>
+      </w:pPr>
+      <w:r>
+        <w:rPr>
+          <w:rFonts w:ascii="IBM Plex Sans" w:cs="IBM Plex Sans" w:eastAsia="IBM Plex Sans" w:hAnsi="IBM Plex Sans"/>
+          <w:b/>
+          <w:bCs/>
+          <w:sz w:val="21"/>
+          <w:szCs w:val="21"/>
+        </w:rPr>
+        <w:t xml:space="preserve">Volvé a poner MODO_BANCO false</w:t>
+      </w:r>
+      <w:r>
+        <w:rPr>
+          <w:rFonts w:ascii="IBM Plex Sans" w:cs="IBM Plex Sans" w:eastAsia="IBM Plex Sans" w:hAnsi="IBM Plex Sans"/>
+          <w:sz w:val="21"/>
+          <w:szCs w:val="21"/>
+        </w:rPr>
+        <w:t xml:space="preserve"> antes de ir a la máquina.</w:t>
+      </w:r>
+    </w:p>
+    <w:p>
+      <w:pPr>
+        <w:pStyle w:val="Heading1"/>
+        <w:keepNext/>
+      </w:pPr>
+      <w:r>
+        <w:t xml:space="preserve">7. Conexión del lado del ESP32</w:t>
+      </w:r>
+    </w:p>
+    <w:p>
+      <w:pPr>
+        <w:spacing w:after="120" w:line="290"/>
+      </w:pPr>
+      <w:r>
+        <w:rPr>
+          <w:rFonts w:ascii="IBM Plex Sans" w:cs="IBM Plex Sans" w:eastAsia="IBM Plex Sans" w:hAnsi="IBM Plex Sans"/>
+          <w:sz w:val="21"/>
+          <w:szCs w:val="21"/>
+        </w:rPr>
+        <w:t xml:space="preserve">Cada canal lleva exactamente lo mismo; solo cambia el pin. Para el primero:</w:t>
+      </w:r>
+    </w:p>
+    <w:p>
+      <w:pPr>
+        <w:pStyle w:val="ListParagraph"/>
+        <w:numPr>
+          <w:ilvl w:val="0"/>
+          <w:numId w:val="6"/>
+        </w:numPr>
+        <w:spacing w:after="90" w:line="290"/>
+      </w:pPr>
+      <w:r>
+        <w:rPr>
+          <w:rFonts w:ascii="IBM Plex Sans" w:cs="IBM Plex Sans" w:eastAsia="IBM Plex Sans" w:hAnsi="IBM Plex Sans"/>
+          <w:b/>
+          <w:bCs/>
+          <w:sz w:val="21"/>
+          <w:szCs w:val="21"/>
+        </w:rPr>
+        <w:t xml:space="preserve">Pin 18</w:t>
+      </w:r>
+      <w:r>
+        <w:rPr>
+          <w:rFonts w:ascii="IBM Plex Sans" w:cs="IBM Plex Sans" w:eastAsia="IBM Plex Sans" w:hAnsi="IBM Plex Sans"/>
+          <w:sz w:val="21"/>
+          <w:szCs w:val="21"/>
+        </w:rPr>
+        <w:t xml:space="preserve"> → resistencia de </w:t>
+      </w:r>
+      <w:r>
+        <w:rPr>
+          <w:rFonts w:ascii="IBM Plex Sans" w:cs="IBM Plex Sans" w:eastAsia="IBM Plex Sans" w:hAnsi="IBM Plex Sans"/>
+          <w:b/>
+          <w:bCs/>
+          <w:sz w:val="21"/>
+          <w:szCs w:val="21"/>
+        </w:rPr>
+        <w:t xml:space="preserve">330 Ω</w:t>
+      </w:r>
+      <w:r>
+        <w:rPr>
+          <w:rFonts w:ascii="IBM Plex Sans" w:cs="IBM Plex Sans" w:eastAsia="IBM Plex Sans" w:hAnsi="IBM Plex Sans"/>
+          <w:sz w:val="21"/>
+          <w:szCs w:val="21"/>
+        </w:rPr>
+        <w:t xml:space="preserve"> → </w:t>
+      </w:r>
+      <w:r>
+        <w:rPr>
+          <w:rFonts w:ascii="IBM Plex Sans" w:cs="IBM Plex Sans" w:eastAsia="IBM Plex Sans" w:hAnsi="IBM Plex Sans"/>
+          <w:b/>
+          <w:bCs/>
+          <w:sz w:val="21"/>
+          <w:szCs w:val="21"/>
+        </w:rPr>
+        <w:t xml:space="preserve">pata 1</w:t>
+      </w:r>
+      <w:r>
+        <w:rPr>
+          <w:rFonts w:ascii="IBM Plex Sans" w:cs="IBM Plex Sans" w:eastAsia="IBM Plex Sans" w:hAnsi="IBM Plex Sans"/>
+          <w:sz w:val="21"/>
+          <w:szCs w:val="21"/>
+        </w:rPr>
+        <w:t xml:space="preserve"> del relé.</w:t>
+      </w:r>
+    </w:p>
+    <w:p>
+      <w:pPr>
+        <w:pStyle w:val="ListParagraph"/>
+        <w:numPr>
+          <w:ilvl w:val="0"/>
+          <w:numId w:val="6"/>
+        </w:numPr>
+        <w:spacing w:after="90" w:line="290"/>
+      </w:pPr>
+      <w:r>
+        <w:rPr>
+          <w:rFonts w:ascii="IBM Plex Sans" w:cs="IBM Plex Sans" w:eastAsia="IBM Plex Sans" w:hAnsi="IBM Plex Sans"/>
+          <w:b/>
+          <w:bCs/>
+          <w:sz w:val="21"/>
+          <w:szCs w:val="21"/>
+        </w:rPr>
+        <w:t xml:space="preserve">Pata 2</w:t>
+      </w:r>
+      <w:r>
+        <w:rPr>
+          <w:rFonts w:ascii="IBM Plex Sans" w:cs="IBM Plex Sans" w:eastAsia="IBM Plex Sans" w:hAnsi="IBM Plex Sans"/>
+          <w:sz w:val="21"/>
+          <w:szCs w:val="21"/>
+        </w:rPr>
+        <w:t xml:space="preserve"> → </w:t>
+      </w:r>
+      <w:r>
+        <w:rPr>
+          <w:rFonts w:ascii="IBM Plex Sans" w:cs="IBM Plex Sans" w:eastAsia="IBM Plex Sans" w:hAnsi="IBM Plex Sans"/>
+          <w:b/>
+          <w:bCs/>
+          <w:sz w:val="21"/>
+          <w:szCs w:val="21"/>
+        </w:rPr>
+        <w:t xml:space="preserve">GND</w:t>
+      </w:r>
+      <w:r>
+        <w:rPr>
+          <w:rFonts w:ascii="IBM Plex Sans" w:cs="IBM Plex Sans" w:eastAsia="IBM Plex Sans" w:hAnsi="IBM Plex Sans"/>
+          <w:sz w:val="21"/>
+          <w:szCs w:val="21"/>
+        </w:rPr>
+        <w:t xml:space="preserve"> del ESP32.</w:t>
+      </w:r>
+    </w:p>
+    <w:p>
+      <w:pPr>
+        <w:pStyle w:val="ListParagraph"/>
+        <w:numPr>
+          <w:ilvl w:val="0"/>
+          <w:numId w:val="6"/>
+        </w:numPr>
+        <w:spacing w:after="90" w:line="290"/>
+      </w:pPr>
+      <w:r>
+        <w:rPr>
+          <w:rFonts w:ascii="IBM Plex Sans" w:cs="IBM Plex Sans" w:eastAsia="IBM Plex Sans" w:hAnsi="IBM Plex Sans"/>
+          <w:sz w:val="21"/>
+          <w:szCs w:val="21"/>
+        </w:rPr>
+        <w:t xml:space="preserve">Resistencia de </w:t>
+      </w:r>
+      <w:r>
+        <w:rPr>
+          <w:rFonts w:ascii="IBM Plex Sans" w:cs="IBM Plex Sans" w:eastAsia="IBM Plex Sans" w:hAnsi="IBM Plex Sans"/>
+          <w:b/>
+          <w:bCs/>
+          <w:sz w:val="21"/>
+          <w:szCs w:val="21"/>
+        </w:rPr>
+        <w:t xml:space="preserve">10 kΩ entre el pin 18 y GND</w:t>
+      </w:r>
+      <w:r>
+        <w:rPr>
+          <w:rFonts w:ascii="IBM Plex Sans" w:cs="IBM Plex Sans" w:eastAsia="IBM Plex Sans" w:hAnsi="IBM Plex Sans"/>
+          <w:sz w:val="21"/>
+          <w:szCs w:val="21"/>
+        </w:rPr>
+        <w:t xml:space="preserve">. Mantiene el relé apagado mientras el ESP32 arranca, cuando sus pines todavía no tienen un valor definido.</w:t>
+      </w:r>
+    </w:p>
+    <w:p>
+      <w:pPr>
+        <w:pStyle w:val="ListParagraph"/>
+        <w:numPr>
+          <w:ilvl w:val="0"/>
+          <w:numId w:val="6"/>
         </w:numPr>
         <w:spacing w:after="90" w:line="290"/>
       </w:pPr>
@@ -5280,6 +5678,105 @@
     </w:p>
     <w:p>
       <w:pPr>
+        <w:pStyle w:val="Heading2"/>
+        <w:keepNext/>
+      </w:pPr>
+      <w:r>
+        <w:t xml:space="preserve">En la protoboard, para probar un canal</w:t>
+      </w:r>
+    </w:p>
+    <w:p>
+      <w:pPr>
+        <w:pStyle w:val="ListParagraph"/>
+        <w:numPr>
+          <w:ilvl w:val="0"/>
+          <w:numId w:val="3"/>
+        </w:numPr>
+        <w:spacing w:after="80" w:line="290"/>
+      </w:pPr>
+      <w:r>
+        <w:rPr>
+          <w:rFonts w:ascii="IBM Plex Sans" w:cs="IBM Plex Sans" w:eastAsia="IBM Plex Sans" w:hAnsi="IBM Plex Sans"/>
+          <w:sz w:val="21"/>
+          <w:szCs w:val="21"/>
+        </w:rPr>
+        <w:t xml:space="preserve">Montá el relé </w:t>
+      </w:r>
+      <w:r>
+        <w:rPr>
+          <w:rFonts w:ascii="IBM Plex Sans" w:cs="IBM Plex Sans" w:eastAsia="IBM Plex Sans" w:hAnsi="IBM Plex Sans"/>
+          <w:b/>
+          <w:bCs/>
+          <w:sz w:val="21"/>
+          <w:szCs w:val="21"/>
+        </w:rPr>
+        <w:t xml:space="preserve">sobre la canaleta central</w:t>
+      </w:r>
+      <w:r>
+        <w:rPr>
+          <w:rFonts w:ascii="IBM Plex Sans" w:cs="IBM Plex Sans" w:eastAsia="IBM Plex Sans" w:hAnsi="IBM Plex Sans"/>
+          <w:sz w:val="21"/>
+          <w:szCs w:val="21"/>
+        </w:rPr>
+        <w:t xml:space="preserve">: las patas 1 a 3 quedan en una mitad y las 4 a 6 en la otra, y la canaleta separa los dos lados.</w:t>
+      </w:r>
+    </w:p>
+    <w:p>
+      <w:pPr>
+        <w:pStyle w:val="ListParagraph"/>
+        <w:numPr>
+          <w:ilvl w:val="0"/>
+          <w:numId w:val="3"/>
+        </w:numPr>
+        <w:spacing w:after="80" w:line="290"/>
+      </w:pPr>
+      <w:r>
+        <w:rPr>
+          <w:rFonts w:ascii="IBM Plex Sans" w:cs="IBM Plex Sans" w:eastAsia="IBM Plex Sans" w:hAnsi="IBM Plex Sans"/>
+          <w:sz w:val="21"/>
+          <w:szCs w:val="21"/>
+        </w:rPr>
+        <w:t xml:space="preserve">Usá una mitad solo para lo del ESP32 y la otra solo para lo del telar; no uses las líneas de alimentación del lado del telar.</w:t>
+      </w:r>
+    </w:p>
+    <w:p>
+      <w:pPr>
+        <w:pStyle w:val="ListParagraph"/>
+        <w:numPr>
+          <w:ilvl w:val="0"/>
+          <w:numId w:val="3"/>
+        </w:numPr>
+        <w:spacing w:after="80" w:line="290"/>
+      </w:pPr>
+      <w:r>
+        <w:rPr>
+          <w:rFonts w:ascii="IBM Plex Sans" w:cs="IBM Plex Sans" w:eastAsia="IBM Plex Sans" w:hAnsi="IBM Plex Sans"/>
+          <w:sz w:val="21"/>
+          <w:szCs w:val="21"/>
+        </w:rPr>
+        <w:t xml:space="preserve">Los cables del telar, de muchos hilos, no van directo a la protoboard: se atornillan en la bornera, y de ella salen dos cables rígidos cortos hacia las filas de las patas 4 y 6.</w:t>
+      </w:r>
+    </w:p>
+    <w:p>
+      <w:pPr>
+        <w:pStyle w:val="ListParagraph"/>
+        <w:numPr>
+          <w:ilvl w:val="0"/>
+          <w:numId w:val="3"/>
+        </w:numPr>
+        <w:spacing w:after="80" w:line="290"/>
+      </w:pPr>
+      <w:r>
+        <w:rPr>
+          <w:rFonts w:ascii="IBM Plex Sans" w:cs="IBM Plex Sans" w:eastAsia="IBM Plex Sans" w:hAnsi="IBM Plex Sans"/>
+          <w:sz w:val="21"/>
+          <w:szCs w:val="21"/>
+        </w:rPr>
+        <w:t xml:space="preserve">La protoboard sirve para una prueba corta y con alguien presente, y solo si el lector midió menos de 30 V: la vibración del telar afloja sus contactos. Los cuatro canales definitivos van soldados en la plaqueta.</w:t>
+      </w:r>
+    </w:p>
+    <w:p>
+      <w:pPr>
         <w:pStyle w:val="Heading1"/>
         <w:keepNext/>
       </w:pPr>
@@ -5875,6 +6372,42 @@
         <w:spacing w:after="60"/>
       </w:pPr>
     </w:p>
+    <w:p>
+      <w:pPr>
+        <w:spacing w:after="120" w:line="290"/>
+      </w:pPr>
+      <w:r>
+        <w:rPr>
+          <w:rFonts w:ascii="IBM Plex Sans" w:cs="IBM Plex Sans" w:eastAsia="IBM Plex Sans" w:hAnsi="IBM Plex Sans"/>
+          <w:sz w:val="21"/>
+          <w:szCs w:val="21"/>
+        </w:rPr>
+        <w:t xml:space="preserve">Con una bornera de </w:t>
+      </w:r>
+      <w:r>
+        <w:rPr>
+          <w:rFonts w:ascii="IBM Plex Sans" w:cs="IBM Plex Sans" w:eastAsia="IBM Plex Sans" w:hAnsi="IBM Plex Sans"/>
+          <w:b/>
+          <w:bCs/>
+          <w:sz w:val="21"/>
+          <w:szCs w:val="21"/>
+        </w:rPr>
+        <w:t xml:space="preserve">3 vías</w:t>
+      </w:r>
+      <w:r>
+        <w:rPr>
+          <w:rFonts w:ascii="IBM Plex Sans" w:cs="IBM Plex Sans" w:eastAsia="IBM Plex Sans" w:hAnsi="IBM Plex Sans"/>
+          <w:sz w:val="21"/>
+          <w:szCs w:val="21"/>
+        </w:rPr>
+        <w:t xml:space="preserve">, usá los bornes de los extremos y dejá el del medio libre: los dos tornillos quedan más separados. Nunca uses ese borne libre para algo del lado del ESP32.</w:t>
+      </w:r>
+    </w:p>
+    <w:p>
+      <w:pPr>
+        <w:spacing w:after="60"/>
+      </w:pPr>
+    </w:p>
     <w:tbl>
       <w:tblPr>
         <w:tblW w:type="dxa" w:w="9638"/>
@@ -6015,7 +6548,7 @@
         <w:pStyle w:val="ListParagraph"/>
         <w:numPr>
           <w:ilvl w:val="0"/>
-          <w:numId w:val="6"/>
+          <w:numId w:val="7"/>
         </w:numPr>
         <w:spacing w:after="90" w:line="290"/>
       </w:pPr>
@@ -6065,7 +6598,7 @@
         <w:pStyle w:val="ListParagraph"/>
         <w:numPr>
           <w:ilvl w:val="0"/>
-          <w:numId w:val="6"/>
+          <w:numId w:val="7"/>
         </w:numPr>
         <w:spacing w:after="90" w:line="290"/>
       </w:pPr>
@@ -6083,7 +6616,7 @@
         <w:pStyle w:val="ListParagraph"/>
         <w:numPr>
           <w:ilvl w:val="0"/>
-          <w:numId w:val="6"/>
+          <w:numId w:val="7"/>
         </w:numPr>
         <w:spacing w:after="90" w:line="290"/>
       </w:pPr>
@@ -6101,7 +6634,7 @@
         <w:pStyle w:val="ListParagraph"/>
         <w:numPr>
           <w:ilvl w:val="0"/>
-          <w:numId w:val="6"/>
+          <w:numId w:val="7"/>
         </w:numPr>
         <w:spacing w:after="90" w:line="290"/>
       </w:pPr>
@@ -6119,7 +6652,7 @@
         <w:pStyle w:val="ListParagraph"/>
         <w:numPr>
           <w:ilvl w:val="0"/>
-          <w:numId w:val="6"/>
+          <w:numId w:val="7"/>
         </w:numPr>
         <w:spacing w:after="90" w:line="290"/>
       </w:pPr>
@@ -6130,6 +6663,179 @@
           <w:szCs w:val="21"/>
         </w:rPr>
         <w:t xml:space="preserve">Apagá el ESP32 y fijate qué hace la máquina: tiene que coincidir con la última fila de la tabla de la sección 8.</w:t>
+      </w:r>
+    </w:p>
+    <w:p>
+      <w:pPr>
+        <w:pStyle w:val="Heading2"/>
+        <w:keepNext/>
+      </w:pPr>
+      <w:r>
+        <w:t xml:space="preserve">Ajuste de la duración y la sincronización</w:t>
+      </w:r>
+    </w:p>
+    <w:p>
+      <w:pPr>
+        <w:spacing w:after="120" w:line="290"/>
+      </w:pPr>
+      <w:r>
+        <w:rPr>
+          <w:rFonts w:ascii="IBM Plex Sans" w:cs="IBM Plex Sans" w:eastAsia="IBM Plex Sans" w:hAnsi="IBM Plex Sans"/>
+          <w:sz w:val="21"/>
+          <w:szCs w:val="21"/>
+        </w:rPr>
+        <w:t xml:space="preserve">Dos valores de </w:t>
+      </w:r>
+      <w:r>
+        <w:rPr>
+          <w:rFonts w:ascii="IBM Plex Mono" w:cs="IBM Plex Mono" w:eastAsia="IBM Plex Mono" w:hAnsi="IBM Plex Mono"/>
+          <w:sz w:val="19"/>
+          <w:szCs w:val="19"/>
+        </w:rPr>
+        <w:t xml:space="preserve">config_nivel2.h</w:t>
+      </w:r>
+      <w:r>
+        <w:rPr>
+          <w:rFonts w:ascii="IBM Plex Sans" w:cs="IBM Plex Sans" w:eastAsia="IBM Plex Sans" w:hAnsi="IBM Plex Sans"/>
+          <w:sz w:val="21"/>
+          <w:szCs w:val="21"/>
+        </w:rPr>
+        <w:t xml:space="preserve"> se ajustan en la máquina. </w:t>
+      </w:r>
+      <w:r>
+        <w:rPr>
+          <w:rFonts w:ascii="IBM Plex Mono" w:cs="IBM Plex Mono" w:eastAsia="IBM Plex Mono" w:hAnsi="IBM Plex Mono"/>
+          <w:sz w:val="19"/>
+          <w:szCs w:val="19"/>
+        </w:rPr>
+        <w:t xml:space="preserve">PORCENTAJE_SELECCION</w:t>
+      </w:r>
+      <w:r>
+        <w:rPr>
+          <w:rFonts w:ascii="IBM Plex Sans" w:cs="IBM Plex Sans" w:eastAsia="IBM Plex Sans" w:hAnsi="IBM Plex Sans"/>
+          <w:sz w:val="21"/>
+          <w:szCs w:val="21"/>
+        </w:rPr>
+        <w:t xml:space="preserve"> (hoy 50 %) dice qué parte de cada pasada queda cerrado el relé, y se adapta solo a la velocidad. </w:t>
+      </w:r>
+      <w:r>
+        <w:rPr>
+          <w:rFonts w:ascii="IBM Plex Mono" w:cs="IBM Plex Mono" w:eastAsia="IBM Plex Mono" w:hAnsi="IBM Plex Mono"/>
+          <w:sz w:val="19"/>
+          <w:szCs w:val="19"/>
+        </w:rPr>
+        <w:t xml:space="preserve">DESPLAZAMIENTO_FILAS</w:t>
+      </w:r>
+      <w:r>
+        <w:rPr>
+          <w:rFonts w:ascii="IBM Plex Sans" w:cs="IBM Plex Sans" w:eastAsia="IBM Plex Sans" w:hAnsi="IBM Plex Sans"/>
+          <w:sz w:val="21"/>
+          <w:szCs w:val="21"/>
+        </w:rPr>
+        <w:t xml:space="preserve"> corrige si la selección sale una pasada adelantada o atrasada. No hace falta osciloscopio:</w:t>
+      </w:r>
+    </w:p>
+    <w:p>
+      <w:pPr>
+        <w:pStyle w:val="ListParagraph"/>
+        <w:numPr>
+          <w:ilvl w:val="0"/>
+          <w:numId w:val="8"/>
+        </w:numPr>
+        <w:spacing w:after="90" w:line="290"/>
+      </w:pPr>
+      <w:r>
+        <w:rPr>
+          <w:rFonts w:ascii="IBM Plex Sans" w:cs="IBM Plex Sans" w:eastAsia="IBM Plex Sans" w:hAnsi="IBM Plex Sans"/>
+          <w:b/>
+          <w:bCs/>
+          <w:sz w:val="21"/>
+          <w:szCs w:val="21"/>
+        </w:rPr>
+        <w:t xml:space="preserve">Estimá el porcentaje con una regla sobre la cinta de papel:</w:t>
+      </w:r>
+      <w:r>
+        <w:rPr>
+          <w:rFonts w:ascii="IBM Plex Sans" w:cs="IBM Plex Sans" w:eastAsia="IBM Plex Sans" w:hAnsi="IBM Plex Sans"/>
+          <w:sz w:val="21"/>
+          <w:szCs w:val="21"/>
+        </w:rPr>
+        <w:t xml:space="preserve"> si avanza de forma pareja, la señal del lector dura más o menos el diámetro del agujero dividido por la distancia entre los centros de dos agujeros seguidos. Por ejemplo, agujeros de 4 mm cada 8 mm dan 50 %.</w:t>
+      </w:r>
+    </w:p>
+    <w:p>
+      <w:pPr>
+        <w:pStyle w:val="ListParagraph"/>
+        <w:numPr>
+          <w:ilvl w:val="0"/>
+          <w:numId w:val="8"/>
+        </w:numPr>
+        <w:spacing w:after="90" w:line="290"/>
+      </w:pPr>
+      <w:r>
+        <w:rPr>
+          <w:rFonts w:ascii="IBM Plex Sans" w:cs="IBM Plex Sans" w:eastAsia="IBM Plex Sans" w:hAnsi="IBM Plex Sans"/>
+          <w:b/>
+          <w:bCs/>
+          <w:sz w:val="21"/>
+          <w:szCs w:val="21"/>
+        </w:rPr>
+        <w:t xml:space="preserve">Tejé una prueba corta</w:t>
+      </w:r>
+      <w:r>
+        <w:rPr>
+          <w:rFonts w:ascii="IBM Plex Sans" w:cs="IBM Plex Sans" w:eastAsia="IBM Plex Sans" w:hAnsi="IBM Plex Sans"/>
+          <w:sz w:val="21"/>
+          <w:szCs w:val="21"/>
+        </w:rPr>
+        <w:t xml:space="preserve"> con un dibujo fácil de reconocer, por ejemplo franjas de dos colores con repeticiones distintas.</w:t>
+      </w:r>
+    </w:p>
+    <w:p>
+      <w:pPr>
+        <w:pStyle w:val="ListParagraph"/>
+        <w:numPr>
+          <w:ilvl w:val="0"/>
+          <w:numId w:val="8"/>
+        </w:numPr>
+        <w:spacing w:after="90" w:line="290"/>
+      </w:pPr>
+      <w:r>
+        <w:rPr>
+          <w:rFonts w:ascii="IBM Plex Sans" w:cs="IBM Plex Sans" w:eastAsia="IBM Plex Sans" w:hAnsi="IBM Plex Sans"/>
+          <w:sz w:val="21"/>
+          <w:szCs w:val="21"/>
+        </w:rPr>
+        <w:t xml:space="preserve">Si alguna pasada no toma la selección, subí el porcentaje de a 10 (hasta 90). Si el dibujo sale corrido una pasada, ajustá </w:t>
+      </w:r>
+      <w:r>
+        <w:rPr>
+          <w:rFonts w:ascii="IBM Plex Mono" w:cs="IBM Plex Mono" w:eastAsia="IBM Plex Mono" w:hAnsi="IBM Plex Mono"/>
+          <w:sz w:val="19"/>
+          <w:szCs w:val="19"/>
+        </w:rPr>
+        <w:t xml:space="preserve">DESPLAZAMIENTO_FILAS</w:t>
+      </w:r>
+      <w:r>
+        <w:rPr>
+          <w:rFonts w:ascii="IBM Plex Sans" w:cs="IBM Plex Sans" w:eastAsia="IBM Plex Sans" w:hAnsi="IBM Plex Sans"/>
+          <w:sz w:val="21"/>
+          <w:szCs w:val="21"/>
+        </w:rPr>
+        <w:t xml:space="preserve"> en 1 o −1.</w:t>
+      </w:r>
+    </w:p>
+    <w:p>
+      <w:pPr>
+        <w:spacing w:after="120" w:line="290"/>
+      </w:pPr>
+      <w:r>
+        <w:rPr>
+          <w:rFonts w:ascii="IBM Plex Sans" w:cs="IBM Plex Sans" w:eastAsia="IBM Plex Sans" w:hAnsi="IBM Plex Sans"/>
+          <w:sz w:val="21"/>
+          <w:szCs w:val="21"/>
+        </w:rPr>
+        <w:t xml:space="preserve">Si en la escuela hay un osciloscopio, sirve para confirmarlo con precisión: se mide la señal del lector con la cinta de papel, disparando con el pulso del sensor.</w:t>
       </w:r>
     </w:p>
     <w:p>
@@ -6964,6 +7670,321 @@
           </w:tcPr>
           <w:p>
             <w:pPr>
+              <w:keepNext/>
+              <w:keepLines/>
+              <w:spacing w:after="0" w:line="260"/>
+            </w:pPr>
+            <w:r>
+              <w:rPr>
+                <w:rFonts w:ascii="IBM Plex Sans" w:cs="IBM Plex Sans" w:eastAsia="IBM Plex Sans" w:hAnsi="IBM Plex Sans"/>
+                <w:sz w:val="19"/>
+                <w:szCs w:val="19"/>
+              </w:rPr>
+              <w:t xml:space="preserve">Funciona a veces</w:t>
+            </w:r>
+          </w:p>
+        </w:tc>
+        <w:tc>
+          <w:tcPr>
+            <w:tcW w:type="dxa" w:w="3300"/>
+            <w:tcBorders>
+              <w:top w:val="single" w:color="CDD8E0" w:sz="4"/>
+              <w:left w:val="single" w:color="CDD8E0" w:sz="4"/>
+              <w:bottom w:val="single" w:color="CDD8E0" w:sz="4"/>
+              <w:right w:val="single" w:color="CDD8E0" w:sz="4"/>
+            </w:tcBorders>
+            <w:shd w:fill="EDF1F5" w:color="auto" w:val="clear"/>
+            <w:tcMar>
+              <w:top w:type="dxa" w:w="70"/>
+              <w:left w:type="dxa" w:w="110"/>
+              <w:bottom w:type="dxa" w:w="70"/>
+              <w:right w:type="dxa" w:w="110"/>
+            </w:tcMar>
+          </w:tcPr>
+          <w:p>
+            <w:pPr>
+              <w:keepNext/>
+              <w:keepLines/>
+              <w:spacing w:after="0" w:line="260"/>
+            </w:pPr>
+            <w:r>
+              <w:rPr>
+                <w:rFonts w:ascii="IBM Plex Sans" w:cs="IBM Plex Sans" w:eastAsia="IBM Plex Sans" w:hAnsi="IBM Plex Sans"/>
+                <w:sz w:val="19"/>
+                <w:szCs w:val="19"/>
+              </w:rPr>
+              <w:t xml:space="preserve">Soldadura fría o LED con poca corriente</w:t>
+            </w:r>
+          </w:p>
+        </w:tc>
+        <w:tc>
+          <w:tcPr>
+            <w:tcW w:type="dxa" w:w="3638"/>
+            <w:tcBorders>
+              <w:top w:val="single" w:color="CDD8E0" w:sz="4"/>
+              <w:left w:val="single" w:color="CDD8E0" w:sz="4"/>
+              <w:bottom w:val="single" w:color="CDD8E0" w:sz="4"/>
+              <w:right w:val="single" w:color="CDD8E0" w:sz="4"/>
+            </w:tcBorders>
+            <w:shd w:fill="EDF1F5" w:color="auto" w:val="clear"/>
+            <w:tcMar>
+              <w:top w:type="dxa" w:w="70"/>
+              <w:left w:type="dxa" w:w="110"/>
+              <w:bottom w:type="dxa" w:w="70"/>
+              <w:right w:type="dxa" w:w="110"/>
+            </w:tcMar>
+          </w:tcPr>
+          <w:p>
+            <w:pPr>
+              <w:keepNext/>
+              <w:keepLines/>
+              <w:spacing w:after="0" w:line="260"/>
+            </w:pPr>
+            <w:r>
+              <w:rPr>
+                <w:rFonts w:ascii="IBM Plex Sans" w:cs="IBM Plex Sans" w:eastAsia="IBM Plex Sans" w:hAnsi="IBM Plex Sans"/>
+                <w:sz w:val="19"/>
+                <w:szCs w:val="19"/>
+              </w:rPr>
+              <w:t xml:space="preserve">Resoldar; si sigue, bajar la resistencia a 220 Ω</w:t>
+            </w:r>
+          </w:p>
+        </w:tc>
+      </w:tr>
+      <w:tr>
+        <w:trPr>
+          <w:cantSplit/>
+          <w:tblHeader w:val="off"/>
+        </w:trPr>
+        <w:tc>
+          <w:tcPr>
+            <w:tcW w:type="dxa" w:w="2700"/>
+            <w:tcBorders>
+              <w:top w:val="single" w:color="CDD8E0" w:sz="4"/>
+              <w:left w:val="single" w:color="CDD8E0" w:sz="4"/>
+              <w:bottom w:val="single" w:color="CDD8E0" w:sz="4"/>
+              <w:right w:val="single" w:color="CDD8E0" w:sz="4"/>
+            </w:tcBorders>
+            <w:shd w:fill="FFFFFF" w:color="auto" w:val="clear"/>
+            <w:tcMar>
+              <w:top w:type="dxa" w:w="70"/>
+              <w:left w:type="dxa" w:w="110"/>
+              <w:bottom w:type="dxa" w:w="70"/>
+              <w:right w:type="dxa" w:w="110"/>
+            </w:tcMar>
+          </w:tcPr>
+          <w:p>
+            <w:pPr>
+              <w:keepNext/>
+              <w:keepLines/>
+              <w:spacing w:after="0" w:line="260"/>
+            </w:pPr>
+            <w:r>
+              <w:rPr>
+                <w:rFonts w:ascii="IBM Plex Sans" w:cs="IBM Plex Sans" w:eastAsia="IBM Plex Sans" w:hAnsi="IBM Plex Sans"/>
+                <w:sz w:val="19"/>
+                <w:szCs w:val="19"/>
+              </w:rPr>
+              <w:t xml:space="preserve">En una fila repetida solo toma la primera pasada</w:t>
+            </w:r>
+          </w:p>
+        </w:tc>
+        <w:tc>
+          <w:tcPr>
+            <w:tcW w:type="dxa" w:w="3300"/>
+            <w:tcBorders>
+              <w:top w:val="single" w:color="CDD8E0" w:sz="4"/>
+              <w:left w:val="single" w:color="CDD8E0" w:sz="4"/>
+              <w:bottom w:val="single" w:color="CDD8E0" w:sz="4"/>
+              <w:right w:val="single" w:color="CDD8E0" w:sz="4"/>
+            </w:tcBorders>
+            <w:shd w:fill="FFFFFF" w:color="auto" w:val="clear"/>
+            <w:tcMar>
+              <w:top w:type="dxa" w:w="70"/>
+              <w:left w:type="dxa" w:w="110"/>
+              <w:bottom w:type="dxa" w:w="70"/>
+              <w:right w:type="dxa" w:w="110"/>
+            </w:tcMar>
+          </w:tcPr>
+          <w:p>
+            <w:pPr>
+              <w:keepNext/>
+              <w:keepLines/>
+              <w:spacing w:after="0" w:line="260"/>
+            </w:pPr>
+            <w:r>
+              <w:rPr>
+                <w:rFonts w:ascii="IBM Plex Sans" w:cs="IBM Plex Sans" w:eastAsia="IBM Plex Sans" w:hAnsi="IBM Plex Sans"/>
+                <w:sz w:val="19"/>
+                <w:szCs w:val="19"/>
+              </w:rPr>
+              <w:t xml:space="preserve">Firmware viejo, que sostenía la selección en vez de soltarla en cada pasada</w:t>
+            </w:r>
+          </w:p>
+        </w:tc>
+        <w:tc>
+          <w:tcPr>
+            <w:tcW w:type="dxa" w:w="3638"/>
+            <w:tcBorders>
+              <w:top w:val="single" w:color="CDD8E0" w:sz="4"/>
+              <w:left w:val="single" w:color="CDD8E0" w:sz="4"/>
+              <w:bottom w:val="single" w:color="CDD8E0" w:sz="4"/>
+              <w:right w:val="single" w:color="CDD8E0" w:sz="4"/>
+            </w:tcBorders>
+            <w:shd w:fill="FFFFFF" w:color="auto" w:val="clear"/>
+            <w:tcMar>
+              <w:top w:type="dxa" w:w="70"/>
+              <w:left w:type="dxa" w:w="110"/>
+              <w:bottom w:type="dxa" w:w="70"/>
+              <w:right w:type="dxa" w:w="110"/>
+            </w:tcMar>
+          </w:tcPr>
+          <w:p>
+            <w:pPr>
+              <w:keepNext/>
+              <w:keepLines/>
+              <w:spacing w:after="0" w:line="260"/>
+            </w:pPr>
+            <w:r>
+              <w:rPr>
+                <w:rFonts w:ascii="IBM Plex Sans" w:cs="IBM Plex Sans" w:eastAsia="IBM Plex Sans" w:hAnsi="IBM Plex Sans"/>
+                <w:sz w:val="19"/>
+                <w:szCs w:val="19"/>
+              </w:rPr>
+              <w:t xml:space="preserve">Cargar el firmware actual; el LED de la prueba en la mesa tiene que parpadear</w:t>
+            </w:r>
+          </w:p>
+        </w:tc>
+      </w:tr>
+      <w:tr>
+        <w:trPr>
+          <w:cantSplit/>
+          <w:tblHeader w:val="off"/>
+        </w:trPr>
+        <w:tc>
+          <w:tcPr>
+            <w:tcW w:type="dxa" w:w="2700"/>
+            <w:tcBorders>
+              <w:top w:val="single" w:color="CDD8E0" w:sz="4"/>
+              <w:left w:val="single" w:color="CDD8E0" w:sz="4"/>
+              <w:bottom w:val="single" w:color="CDD8E0" w:sz="4"/>
+              <w:right w:val="single" w:color="CDD8E0" w:sz="4"/>
+            </w:tcBorders>
+            <w:shd w:fill="EDF1F5" w:color="auto" w:val="clear"/>
+            <w:tcMar>
+              <w:top w:type="dxa" w:w="70"/>
+              <w:left w:type="dxa" w:w="110"/>
+              <w:bottom w:type="dxa" w:w="70"/>
+              <w:right w:type="dxa" w:w="110"/>
+            </w:tcMar>
+          </w:tcPr>
+          <w:p>
+            <w:pPr>
+              <w:keepNext/>
+              <w:keepLines/>
+              <w:spacing w:after="0" w:line="260"/>
+            </w:pPr>
+            <w:r>
+              <w:rPr>
+                <w:rFonts w:ascii="IBM Plex Sans" w:cs="IBM Plex Sans" w:eastAsia="IBM Plex Sans" w:hAnsi="IBM Plex Sans"/>
+                <w:sz w:val="19"/>
+                <w:szCs w:val="19"/>
+              </w:rPr>
+              <w:t xml:space="preserve">Algunas pasadas no toman la selección</w:t>
+            </w:r>
+          </w:p>
+        </w:tc>
+        <w:tc>
+          <w:tcPr>
+            <w:tcW w:type="dxa" w:w="3300"/>
+            <w:tcBorders>
+              <w:top w:val="single" w:color="CDD8E0" w:sz="4"/>
+              <w:left w:val="single" w:color="CDD8E0" w:sz="4"/>
+              <w:bottom w:val="single" w:color="CDD8E0" w:sz="4"/>
+              <w:right w:val="single" w:color="CDD8E0" w:sz="4"/>
+            </w:tcBorders>
+            <w:shd w:fill="EDF1F5" w:color="auto" w:val="clear"/>
+            <w:tcMar>
+              <w:top w:type="dxa" w:w="70"/>
+              <w:left w:type="dxa" w:w="110"/>
+              <w:bottom w:type="dxa" w:w="70"/>
+              <w:right w:type="dxa" w:w="110"/>
+            </w:tcMar>
+          </w:tcPr>
+          <w:p>
+            <w:pPr>
+              <w:keepNext/>
+              <w:keepLines/>
+              <w:spacing w:after="0" w:line="260"/>
+            </w:pPr>
+            <w:r>
+              <w:rPr>
+                <w:rFonts w:ascii="IBM Plex Sans" w:cs="IBM Plex Sans" w:eastAsia="IBM Plex Sans" w:hAnsi="IBM Plex Sans"/>
+                <w:sz w:val="19"/>
+                <w:szCs w:val="19"/>
+              </w:rPr>
+              <w:t xml:space="preserve">La selección dura poco para la máquina</w:t>
+            </w:r>
+          </w:p>
+        </w:tc>
+        <w:tc>
+          <w:tcPr>
+            <w:tcW w:type="dxa" w:w="3638"/>
+            <w:tcBorders>
+              <w:top w:val="single" w:color="CDD8E0" w:sz="4"/>
+              <w:left w:val="single" w:color="CDD8E0" w:sz="4"/>
+              <w:bottom w:val="single" w:color="CDD8E0" w:sz="4"/>
+              <w:right w:val="single" w:color="CDD8E0" w:sz="4"/>
+            </w:tcBorders>
+            <w:shd w:fill="EDF1F5" w:color="auto" w:val="clear"/>
+            <w:tcMar>
+              <w:top w:type="dxa" w:w="70"/>
+              <w:left w:type="dxa" w:w="110"/>
+              <w:bottom w:type="dxa" w:w="70"/>
+              <w:right w:type="dxa" w:w="110"/>
+            </w:tcMar>
+          </w:tcPr>
+          <w:p>
+            <w:pPr>
+              <w:keepNext/>
+              <w:keepLines/>
+              <w:spacing w:after="0" w:line="260"/>
+            </w:pPr>
+            <w:r>
+              <w:rPr>
+                <w:rFonts w:ascii="IBM Plex Sans" w:cs="IBM Plex Sans" w:eastAsia="IBM Plex Sans" w:hAnsi="IBM Plex Sans"/>
+                <w:sz w:val="19"/>
+                <w:szCs w:val="19"/>
+              </w:rPr>
+              <w:t xml:space="preserve">Subir PORCENTAJE_SELECCION de a 10, hasta 90</w:t>
+            </w:r>
+          </w:p>
+        </w:tc>
+      </w:tr>
+      <w:tr>
+        <w:trPr>
+          <w:cantSplit/>
+          <w:tblHeader w:val="off"/>
+        </w:trPr>
+        <w:tc>
+          <w:tcPr>
+            <w:tcW w:type="dxa" w:w="2700"/>
+            <w:tcBorders>
+              <w:top w:val="single" w:color="CDD8E0" w:sz="4"/>
+              <w:left w:val="single" w:color="CDD8E0" w:sz="4"/>
+              <w:bottom w:val="single" w:color="CDD8E0" w:sz="4"/>
+              <w:right w:val="single" w:color="CDD8E0" w:sz="4"/>
+            </w:tcBorders>
+            <w:shd w:fill="FFFFFF" w:color="auto" w:val="clear"/>
+            <w:tcMar>
+              <w:top w:type="dxa" w:w="70"/>
+              <w:left w:type="dxa" w:w="110"/>
+              <w:bottom w:type="dxa" w:w="70"/>
+              <w:right w:type="dxa" w:w="110"/>
+            </w:tcMar>
+          </w:tcPr>
+          <w:p>
+            <w:pPr>
               <w:keepNext w:val="false"/>
               <w:keepLines/>
               <w:spacing w:after="0" w:line="260"/>
@@ -6974,7 +7995,7 @@
                 <w:sz w:val="19"/>
                 <w:szCs w:val="19"/>
               </w:rPr>
-              <w:t xml:space="preserve">Funciona a veces</w:t>
+              <w:t xml:space="preserve">El dibujo sale corrido una pasada</w:t>
             </w:r>
           </w:p>
         </w:tc>
@@ -6987,7 +8008,7 @@
               <w:bottom w:val="single" w:color="CDD8E0" w:sz="4"/>
               <w:right w:val="single" w:color="CDD8E0" w:sz="4"/>
             </w:tcBorders>
-            <w:shd w:fill="EDF1F5" w:color="auto" w:val="clear"/>
+            <w:shd w:fill="FFFFFF" w:color="auto" w:val="clear"/>
             <w:tcMar>
               <w:top w:type="dxa" w:w="70"/>
               <w:left w:type="dxa" w:w="110"/>
@@ -7007,7 +8028,7 @@
                 <w:sz w:val="19"/>
                 <w:szCs w:val="19"/>
               </w:rPr>
-              <w:t xml:space="preserve">Soldadura fría o LED con poca corriente</w:t>
+              <w:t xml:space="preserve">Desfase entre el sensor y la lectura</w:t>
             </w:r>
           </w:p>
         </w:tc>
@@ -7020,7 +8041,7 @@
               <w:bottom w:val="single" w:color="CDD8E0" w:sz="4"/>
               <w:right w:val="single" w:color="CDD8E0" w:sz="4"/>
             </w:tcBorders>
-            <w:shd w:fill="EDF1F5" w:color="auto" w:val="clear"/>
+            <w:shd w:fill="FFFFFF" w:color="auto" w:val="clear"/>
             <w:tcMar>
               <w:top w:type="dxa" w:w="70"/>
               <w:left w:type="dxa" w:w="110"/>
@@ -7040,7 +8061,7 @@
                 <w:sz w:val="19"/>
                 <w:szCs w:val="19"/>
               </w:rPr>
-              <w:t xml:space="preserve">Resoldar; si sigue, bajar la resistencia a 220 Ω</w:t>
+              <w:t xml:space="preserve">Ajustar DESPLAZAMIENTO_FILAS en 1 o −1</w:t>
             </w:r>
           </w:p>
         </w:tc>
@@ -7093,7 +8114,7 @@
           <w:sz w:val="21"/>
           <w:szCs w:val="21"/>
         </w:rPr>
-        <w:t xml:space="preserve">Cada relé probado en la mesa antes de colocarlo.</w:t>
+        <w:t xml:space="preserve">Cada relé probado en la mesa antes de colocarlo, y la prueba con el firmware y el LED hecha (el LED parpadea en cada pasada).</w:t>
       </w:r>
     </w:p>
     <w:p>
@@ -7183,7 +8204,7 @@
           <w:sz w:val="21"/>
           <w:szCs w:val="21"/>
         </w:rPr>
-        <w:t xml:space="preserve">CANAL_ACTIVO_EN_ALTO según paralelo o serie, y MODO_BANCO en false.</w:t>
+        <w:t xml:space="preserve">CANAL_ACTIVO_EN_ALTO según paralelo o serie, MODO_BANCO en false y PORCENTAJE_SELECCION ajustado con la prueba de tejido.</w:t>
       </w:r>
     </w:p>
     <w:p>
@@ -7573,6 +8594,40 @@
       </w:rPr>
     </w:lvl>
   </w:abstractNum>
+  <w:abstractNum w:abstractNumId="10" w15:restartNumberingAfterBreak="0">
+    <w:multiLevelType w:val="hybridMultilevel"/>
+    <w:lvl w:ilvl="0" w:tentative="1">
+      <w:start w:val="1"/>
+      <w:numFmt w:val="decimal"/>
+      <w:lvlText w:val="%1."/>
+      <w:lvlJc w:val="left"/>
+      <w:pPr>
+        <w:ind w:left="540" w:hanging="320"/>
+      </w:pPr>
+      <w:rPr>
+        <w:b/>
+        <w:bCs/>
+        <w:color w:val="1E3A5F"/>
+      </w:rPr>
+    </w:lvl>
+  </w:abstractNum>
+  <w:abstractNum w:abstractNumId="11" w15:restartNumberingAfterBreak="0">
+    <w:multiLevelType w:val="hybridMultilevel"/>
+    <w:lvl w:ilvl="0" w:tentative="1">
+      <w:start w:val="1"/>
+      <w:numFmt w:val="decimal"/>
+      <w:lvlText w:val="%1."/>
+      <w:lvlJc w:val="left"/>
+      <w:pPr>
+        <w:ind w:left="540" w:hanging="320"/>
+      </w:pPr>
+      <w:rPr>
+        <w:b/>
+        <w:bCs/>
+        <w:color w:val="1E3A5F"/>
+      </w:rPr>
+    </w:lvl>
+  </w:abstractNum>
   <w:num w:numId="1">
     <w:abstractNumId w:val="1"/>
     <w:lvlOverride w:ilvl="0">
@@ -7598,13 +8653,25 @@
     </w:lvlOverride>
   </w:num>
   <w:num w:numId="5">
+    <w:abstractNumId w:val="10"/>
+    <w:lvlOverride w:ilvl="0">
+      <w:startOverride w:val="1"/>
+    </w:lvlOverride>
+  </w:num>
+  <w:num w:numId="6">
     <w:abstractNumId w:val="5"/>
     <w:lvlOverride w:ilvl="0">
       <w:startOverride w:val="1"/>
     </w:lvlOverride>
   </w:num>
-  <w:num w:numId="6">
+  <w:num w:numId="7">
     <w:abstractNumId w:val="6"/>
+    <w:lvlOverride w:ilvl="0">
+      <w:startOverride w:val="1"/>
+    </w:lvlOverride>
+  </w:num>
+  <w:num w:numId="8">
+    <w:abstractNumId w:val="11"/>
     <w:lvlOverride w:ilvl="0">
       <w:startOverride w:val="1"/>
     </w:lvlOverride>

--- a/documentacion_proyecto/Guia_Conexion_Reles_LCA110.docx
+++ b/documentacion_proyecto/Guia_Conexion_Reles_LCA110.docx
@@ -4746,7 +4746,7 @@
           <w:sz w:val="21"/>
           <w:szCs w:val="21"/>
         </w:rPr>
-        <w:t xml:space="preserve">Cargá un dibujo con la fila 1 marcada en la columna 1 y 25 repeticiones, y la fila 2 vacía con otras 25.</w:t>
+        <w:t xml:space="preserve">Cargá un dibujo con la fila 1 marcada en la columna 1 y 25 repeticiones, y la fila 2 vacía con otras 25, y tocá ▶ en la web: los pulsos simulados corren solo con el telar en «Tejiendo». Hace falta la red y el backend, igual que en la máquina (WiFi, API_BASE_URL, DEVICE_KEY y TELAR_ID en config_nivel2.h). Si la placa del Nivel 1 está conectada al telar, ▶ también arranca la máquina: para esta prueba, desconectala.</w:t>
       </w:r>
     </w:p>
     <w:p>

--- a/documentacion_proyecto/Guia_Conexion_Reles_LCA110.docx
+++ b/documentacion_proyecto/Guia_Conexion_Reles_LCA110.docx
@@ -4746,7 +4746,7 @@
           <w:sz w:val="21"/>
           <w:szCs w:val="21"/>
         </w:rPr>
-        <w:t xml:space="preserve">Cargá un dibujo con la fila 1 marcada en la columna 1 y 25 repeticiones, y la fila 2 vacía con otras 25, y tocá ▶ en la web: los pulsos simulados corren solo con el telar en «Tejiendo». Hace falta la red y el backend, igual que en la máquina (WiFi, API_BASE_URL, DEVICE_KEY y TELAR_ID en config_nivel2.h). Si la placa del Nivel 1 está conectada al telar, ▶ también arranca la máquina: para esta prueba, desconectala.</w:t>
+        <w:t xml:space="preserve">Cargá un dibujo con la fila 1 marcada en la columna 1 y 25 repeticiones, y la fila 2 vacía con otras 25, y tocá ▶ en la web: los pulsos simulados corren solo con el telar en «Tejiendo». Hace falta la red y el backend, igual que en la máquina (WiFi, API_BASE_URL, DEVICE_KEY y TELAR_ID en config_nivel2.h). Como el mismo ESP32 maneja también los relés de Marcha, Pausa y Retroceder (es una sola placa), ▶ pulsa el relé de Marcha: si esos relés están conectados a la botonera, arranca la máquina. Para esta prueba, desconectalos de la botonera.</w:t>
       </w:r>
     </w:p>
     <w:p>

--- a/documentacion_proyecto/Guia_Conexion_Reles_LCA110.docx
+++ b/documentacion_proyecto/Guia_Conexion_Reles_LCA110.docx
@@ -4704,7 +4704,7 @@
           <w:sz w:val="19"/>
           <w:szCs w:val="19"/>
         </w:rPr>
-        <w:t xml:space="preserve">config_nivel2.h</w:t>
+        <w:t xml:space="preserve">control_trama_esp32/config.h</w:t>
       </w:r>
       <w:r>
         <w:rPr>
@@ -4720,7 +4720,7 @@
           <w:sz w:val="19"/>
           <w:szCs w:val="19"/>
         </w:rPr>
-        <w:t xml:space="preserve">MODO_BANCO true</w:t>
+        <w:t xml:space="preserve">NIVEL2_INSTALADO true y MODO_BANCO true</w:t>
       </w:r>
       <w:r>
         <w:rPr>
@@ -4746,7 +4746,7 @@
           <w:sz w:val="21"/>
           <w:szCs w:val="21"/>
         </w:rPr>
-        <w:t xml:space="preserve">Cargá un dibujo con la fila 1 marcada en la columna 1 y 25 repeticiones, y la fila 2 vacía con otras 25, y tocá ▶ en la web: los pulsos simulados corren solo con el telar en «Tejiendo». Hace falta la red y el backend, igual que en la máquina (WiFi, API_BASE_URL, DEVICE_KEY y TELAR_ID en config_nivel2.h). Como el mismo ESP32 maneja también los relés de Marcha, Pausa y Retroceder (es una sola placa), ▶ pulsa el relé de Marcha: si esos relés están conectados a la botonera, arranca la máquina. Para esta prueba, desconectalos de la botonera.</w:t>
+        <w:t xml:space="preserve">Cargá un dibujo con la fila 1 marcada en la columna 1 y 25 repeticiones, y la fila 2 vacía con otras 25, y tocá ▶ en la web: los pulsos simulados corren solo con el telar en «Tejiendo». Hace falta la red y el backend, igual que en la máquina (WiFi, API_BASE_URL, DEVICE_KEY y TELAR_ID en control_trama_esp32/config.h). Como el mismo ESP32 maneja también los relés de Marcha, Pausa y Retroceder (es una sola placa), ▶ pulsa el relé de Marcha: si esos relés están conectados a la botonera, arranca la máquina. Para esta prueba, desconectalos de la botonera.</w:t>
       </w:r>
     </w:p>
     <w:p>
@@ -4820,7 +4820,7 @@
           <w:sz w:val="21"/>
           <w:szCs w:val="21"/>
         </w:rPr>
-        <w:t xml:space="preserve">Volvé a poner MODO_BANCO false</w:t>
+        <w:t xml:space="preserve">Volvé a poner MODO_BANCO false (y NIVEL2_INSTALADO false si el sensor todavía no está conectado)</w:t>
       </w:r>
       <w:r>
         <w:rPr>
@@ -6256,7 +6256,7 @@
                 <w:sz w:val="19"/>
                 <w:szCs w:val="19"/>
               </w:rPr>
-              <w:t xml:space="preserve">Cambiar a CANAL_ACTIVO_EN_ALTO = false en config_nivel2.h</w:t>
+              <w:t xml:space="preserve">Cambiar a CANAL_ACTIVO_EN_ALTO = false en control_trama_esp32/config.h</w:t>
             </w:r>
           </w:p>
         </w:tc>
@@ -6566,7 +6566,7 @@
           <w:sz w:val="19"/>
           <w:szCs w:val="19"/>
         </w:rPr>
-        <w:t xml:space="preserve">config_nivel2.h</w:t>
+        <w:t xml:space="preserve">control_trama_esp32/config.h</w:t>
       </w:r>
       <w:r>
         <w:rPr>
@@ -6692,7 +6692,7 @@
           <w:sz w:val="19"/>
           <w:szCs w:val="19"/>
         </w:rPr>
-        <w:t xml:space="preserve">config_nivel2.h</w:t>
+        <w:t xml:space="preserve">control_trama_esp32/config.h</w:t>
       </w:r>
       <w:r>
         <w:rPr>

--- a/documentacion_proyecto/Guia_Conexion_Reles_LCA110.docx
+++ b/documentacion_proyecto/Guia_Conexion_Reles_LCA110.docx
@@ -43,7 +43,7 @@
           <w:sz w:val="19"/>
           <w:szCs w:val="19"/>
         </w:rPr>
-        <w:t xml:space="preserve">Control de Inserción de Trama · Telar Vamatex C 401 · 7mo Informática B, Instituto Leonardo Murialdo</w:t>
+        <w:t xml:space="preserve">Control de Inserción de Trama · Telar Vamatex C 201 · 7mo Informática B, Instituto Leonardo Murialdo</w:t>
       </w:r>
     </w:p>
     <w:p>

--- a/documentacion_proyecto/Guia_Conexion_Reles_LCA110.docx
+++ b/documentacion_proyecto/Guia_Conexion_Reles_LCA110.docx
@@ -56,7 +56,7 @@
           <w:sz w:val="21"/>
           <w:szCs w:val="21"/>
         </w:rPr>
-        <w:t xml:space="preserve">Esta guía explica cómo conectar los cuatro relés de estado sólido LCA110 que le permiten al ESP32 del Nivel 2 elegir, pasada por pasada, qué bobinas de selección se activan. Cubre el orden de trabajo, la seguridad, las mediciones previas, las conexiones de cada lado, las pruebas y los problemas más frecuentes.</w:t>
+        <w:t xml:space="preserve">Esta guía explica cómo conectar los cuatro relés de estado sólido LCA110 que le permiten al ESP32 del Nivel 2 elegir, pasada por pasada, qué bobina de selección se activa (una por pasada, porque en cada pasada entra una sola trama). Cubre el orden de trabajo, la seguridad, las mediciones previas, las conexiones de cada lado, las pruebas y los problemas más frecuentes.</w:t>
       </w:r>
     </w:p>
     <w:p>
@@ -118,7 +118,7 @@
           <w:sz w:val="21"/>
           <w:szCs w:val="21"/>
         </w:rPr>
-        <w:t xml:space="preserve">, aunque la misma combinación se repita: entre dos agujeros seguidos de la misma columna hay papel. Una fila con 25 repeticiones son 25 activaciones separadas, no una sola larga. Cuánto dura cada activación lo define el firmware (sección 10).</w:t>
+        <w:t xml:space="preserve">, aunque la misma bobina se repita: entre dos agujeros seguidos de la misma columna hay papel. Una fila con 25 repeticiones son 25 activaciones separadas, no una sola larga. Cuánto dura cada activación lo define el firmware (sección 10).</w:t>
       </w:r>
     </w:p>
     <w:p>
@@ -6468,6 +6468,22 @@
               <w:t xml:space="preserve">con el ESP32 apagado o reiniciándose, los cuatro canales se leen como agujero, así que no hay que tejer con el Nivel 2 apagado. La conexión en paralelo no tiene este problema, porque con el ESP32 apagado la máquina vuelve a depender del lector.</w:t>
             </w:r>
           </w:p>
+          <w:p>
+            <w:pPr>
+              <w:spacing w:after="0" w:line="280"/>
+            </w:pPr>
+            <w:r>
+              <w:rPr>
+                <w:rFonts w:ascii="IBM Plex Sans" w:cs="IBM Plex Sans" w:eastAsia="IBM Plex Sans" w:hAnsi="IBM Plex Sans"/>
+                <w:b/>
+                <w:bCs/>
+                <w:color w:val="9C5C0A"/>
+                <w:sz w:val="21"/>
+                <w:szCs w:val="21"/>
+              </w:rPr>
+              <w:t xml:space="preserve">Otra opción es sacar el lector y conectar el relé en su lugar, directo a los bornes de la plaqueta. Ahí la conexión depende de quién pone la tensión de la señal: si la pone la plaqueta, el relé va entre los 2 bornes de señal (caso 1); si la ponía el lector, el relé va entre el + y la señal (caso 2A, el agujero es +V) o entre la señal y el − (caso 2B, el agujero es 0 V), con una resistencia de 10 kΩ ½ W que deja la señal en «papel» con el relé abierto. El paso a paso de la medición y los diagramas de los tres casos están en esp32/documentacion/PASO_A_PASO_RELES_LCA110.md y en diagramas/hardware (diagrama_bloque_D_caso1, caso2A y caso2B).</w:t>
+            </w:r>
+          </w:p>
         </w:tc>
       </w:tr>
     </w:tbl>
@@ -6871,6 +6887,19 @@
           <w:szCs w:val="21"/>
         </w:rPr>
         <w:t xml:space="preserve">El relé casi no se desgasta: lo que suele fallar en una fábrica es todo lo que lo rodea. Para que dure:</w:t>
+      </w:r>
+    </w:p>
+    <w:p>
+      <w:pPr>
+        <w:spacing w:after="120" w:line="290"/>
+      </w:pPr>
+      <w:r>
+        <w:rPr>
+          <w:rFonts w:ascii="IBM Plex Sans" w:cs="IBM Plex Sans" w:eastAsia="IBM Plex Sans" w:hAnsi="IBM Plex Sans"/>
+          <w:sz w:val="21"/>
+          <w:szCs w:val="21"/>
+        </w:rPr>
+        <w:t xml:space="preserve">Estado al 10/10/2026: el circuito se probó en protoboard con el ESP32 y funcionó. Se está haciendo la plaqueta para la prueba definitiva, con tiras de pines para enchufar el ESP32, los módulos y los cables sin soldarlos.</w:t>
       </w:r>
     </w:p>
     <w:p>

--- a/documentacion_proyecto/Guia_Conexion_Reles_LCA110.docx
+++ b/documentacion_proyecto/Guia_Conexion_Reles_LCA110.docx
@@ -100,7 +100,7 @@
           <w:sz w:val="21"/>
           <w:szCs w:val="21"/>
         </w:rPr>
-        <w:t xml:space="preserve">Como con el papel, </w:t>
+        <w:t xml:space="preserve">Con el firmware tal como viene, </w:t>
       </w:r>
       <w:r>
         <w:rPr>
@@ -110,15 +110,15 @@
           <w:sz w:val="21"/>
           <w:szCs w:val="21"/>
         </w:rPr>
-        <w:t xml:space="preserve">en cada pasada el relé se cierra y se suelta</w:t>
-      </w:r>
-      <w:r>
-        <w:rPr>
-          <w:rFonts w:ascii="IBM Plex Sans" w:cs="IBM Plex Sans" w:eastAsia="IBM Plex Sans" w:hAnsi="IBM Plex Sans"/>
-          <w:sz w:val="21"/>
-          <w:szCs w:val="21"/>
-        </w:rPr>
-        <w:t xml:space="preserve">, aunque la misma bobina se repita: entre dos agujeros seguidos de la misma columna hay papel. Una fila con 25 repeticiones son 25 activaciones separadas, no una sola larga. Cuánto dura cada activación lo define el firmware (sección 10).</w:t>
+        <w:t xml:space="preserve">el relé queda cerrado mientras la misma bobina se repite</w:t>
+      </w:r>
+      <w:r>
+        <w:rPr>
+          <w:rFonts w:ascii="IBM Plex Sans" w:cs="IBM Plex Sans" w:eastAsia="IBM Plex Sans" w:hAnsi="IBM Plex Sans"/>
+          <w:sz w:val="21"/>
+          <w:szCs w:val="21"/>
+        </w:rPr>
+        <w:t xml:space="preserve">: una fila con 25 repeticiones es una sola activación larga, y el relé cambia recién cuando cambia la bobina. Con el papel, en cambio, la señal se suelta entre dos pasadas (entre dos agujeros seguidos de la misma columna hay papel); si la máquina lo necesitara, el firmware también puede soltarla en cada pasada (sección 10).</w:t>
       </w:r>
     </w:p>
     <w:p>
@@ -4588,7 +4588,7 @@
           <w:sz w:val="21"/>
           <w:szCs w:val="21"/>
         </w:rPr>
-        <w:t xml:space="preserve">El multímetro confirma que el relé conmuta, pero no alcanza a mostrar lo que hace el firmware: el relé se cierra y se suelta unas cinco veces por segundo. Para verlo se usa un LED del lado de la salida, con su propia pila:</w:t>
+        <w:t xml:space="preserve">El multímetro confirma que el relé conmuta, pero no alcanza a mostrar lo que hace el firmware: el relé cambia al ritmo de las pasadas, cinco por segundo. Para verlo se usa un LED del lado de la salida, con su propia pila:</w:t>
       </w:r>
     </w:p>
     <w:p>
@@ -4774,15 +4774,15 @@
           <w:sz w:val="21"/>
           <w:szCs w:val="21"/>
         </w:rPr>
-        <w:t xml:space="preserve">el LED parpadea unas cinco veces por segundo durante 5 segundos</w:t>
-      </w:r>
-      <w:r>
-        <w:rPr>
-          <w:rFonts w:ascii="IBM Plex Sans" w:cs="IBM Plex Sans" w:eastAsia="IBM Plex Sans" w:hAnsi="IBM Plex Sans"/>
-          <w:sz w:val="21"/>
-          <w:szCs w:val="21"/>
-        </w:rPr>
-        <w:t xml:space="preserve"> (una vez por pasada) y después </w:t>
+        <w:t xml:space="preserve">el LED queda encendido fijo 5 segundos</w:t>
+      </w:r>
+      <w:r>
+        <w:rPr>
+          <w:rFonts w:ascii="IBM Plex Sans" w:cs="IBM Plex Sans" w:eastAsia="IBM Plex Sans" w:hAnsi="IBM Plex Sans"/>
+          <w:sz w:val="21"/>
+          <w:szCs w:val="21"/>
+        </w:rPr>
+        <w:t xml:space="preserve"> (las 25 pasadas de la fila 1, sin apagarse entre una y otra) y después </w:t>
       </w:r>
       <w:r>
         <w:rPr>
@@ -4800,7 +4800,7 @@
           <w:sz w:val="21"/>
           <w:szCs w:val="21"/>
         </w:rPr>
-        <w:t xml:space="preserve">, y así sucesivamente. Si en vez de parpadear queda encendido fijo, la placa tiene un firmware viejo: cargá el actual.</w:t>
+        <w:t xml:space="preserve"> (las 25 de la fila 2), y así sucesivamente. Si PORCENTAJE_SELECCION no está en 0, el LED parpadea cinco veces por segundo durante esos 5 segundos (se suelta en cada pasada): también está bien, es la otra forma de trabajar.</w:t>
       </w:r>
     </w:p>
     <w:p>
@@ -6732,7 +6732,7 @@
           <w:sz w:val="21"/>
           <w:szCs w:val="21"/>
         </w:rPr>
-        <w:t xml:space="preserve"> (hoy 50 %) dice qué parte de cada pasada queda cerrado el relé, y se adapta solo a la velocidad. </w:t>
+        <w:t xml:space="preserve"> viene en 0: el relé queda cerrado mientras la misma bobina se repite (por ejemplo, 120 pasadas seguidas de la bobina 1) y cambia recién cuando cambia la bobina. Si se pone entre 1 y 90, el relé se suelta en cada pasada, como hace el papel, y queda cerrado ese porcentaje de la pasada, adaptándose solo a la velocidad. </w:t>
       </w:r>
       <w:r>
         <w:rPr>
@@ -6768,7 +6768,7 @@
           <w:sz w:val="21"/>
           <w:szCs w:val="21"/>
         </w:rPr>
-        <w:t xml:space="preserve">Estimá el porcentaje con una regla sobre la cinta de papel:</w:t>
+        <w:t xml:space="preserve">Si la máquina necesitara que la señal se suelte en cada pasada, estimá el porcentaje con una regla sobre la cinta de papel:</w:t>
       </w:r>
       <w:r>
         <w:rPr>
@@ -6822,7 +6822,7 @@
           <w:sz w:val="21"/>
           <w:szCs w:val="21"/>
         </w:rPr>
-        <w:t xml:space="preserve">Si alguna pasada no toma la selección, subí el porcentaje de a 10 (hasta 90). Si el dibujo sale corrido una pasada, ajustá </w:t>
+        <w:t xml:space="preserve">Si con 0 alguna pasada no toma la selección, cargá el porcentaje medido (por ejemplo 50) y, si sigue pasando, subilo de a 10 (hasta 90). Si el dibujo sale corrido una pasada, ajustá </w:t>
       </w:r>
       <w:r>
         <w:rPr>
@@ -7847,7 +7847,7 @@
                 <w:sz w:val="19"/>
                 <w:szCs w:val="19"/>
               </w:rPr>
-              <w:t xml:space="preserve">Firmware viejo, que sostenía la selección en vez de soltarla en cada pasada</w:t>
+              <w:t xml:space="preserve">La máquina necesita que la señal se suelte entre pasadas, como con el papel</w:t>
             </w:r>
           </w:p>
         </w:tc>
@@ -7880,7 +7880,7 @@
                 <w:sz w:val="19"/>
                 <w:szCs w:val="19"/>
               </w:rPr>
-              <w:t xml:space="preserve">Cargar el firmware actual; el LED de la prueba en la mesa tiene que parpadear</w:t>
+              <w:t xml:space="preserve">Poner PORCENTAJE_SELECCION en 50 (o el valor medido con la regla); el LED de la prueba en la mesa pasa a parpadear</w:t>
             </w:r>
           </w:p>
         </w:tc>
@@ -7952,7 +7952,7 @@
                 <w:sz w:val="19"/>
                 <w:szCs w:val="19"/>
               </w:rPr>
-              <w:t xml:space="preserve">La selección dura poco para la máquina</w:t>
+              <w:t xml:space="preserve">Con un porcentaje, la selección dura poco para la máquina</w:t>
             </w:r>
           </w:p>
         </w:tc>
@@ -7985,7 +7985,7 @@
                 <w:sz w:val="19"/>
                 <w:szCs w:val="19"/>
               </w:rPr>
-              <w:t xml:space="preserve">Subir PORCENTAJE_SELECCION de a 10, hasta 90</w:t>
+              <w:t xml:space="preserve">Subir PORCENTAJE_SELECCION de a 10, hasta 90 (o volver a 0, que la mantiene)</w:t>
             </w:r>
           </w:p>
         </w:tc>
@@ -8143,7 +8143,7 @@
           <w:sz w:val="21"/>
           <w:szCs w:val="21"/>
         </w:rPr>
-        <w:t xml:space="preserve">Cada relé probado en la mesa antes de colocarlo, y la prueba con el firmware y el LED hecha (el LED parpadea en cada pasada).</w:t>
+        <w:t xml:space="preserve">Cada relé probado en la mesa antes de colocarlo, y la prueba con el firmware y el LED hecha (el LED queda encendido mientras la bobina se repite).</w:t>
       </w:r>
     </w:p>
     <w:p>

--- a/documentacion_proyecto/Guia_Conexion_Reles_LCA110.docx
+++ b/documentacion_proyecto/Guia_Conexion_Reles_LCA110.docx
@@ -7289,7 +7289,7 @@
                 <w:sz w:val="19"/>
                 <w:szCs w:val="19"/>
               </w:rPr>
-              <w:t xml:space="preserve">Una bobina queda siempre activa</w:t>
+              <w:t xml:space="preserve">Una bobina queda activa aunque el dibujo no la pida</w:t>
             </w:r>
           </w:p>
         </w:tc>

--- a/documentacion_proyecto/Guia_Conexion_Reles_LCA110.docx
+++ b/documentacion_proyecto/Guia_Conexion_Reles_LCA110.docx
@@ -2664,27 +2664,27 @@
               <w:bottom w:val="single" w:color="CDD8E0" w:sz="4"/>
               <w:right w:val="single" w:color="CDD8E0" w:sz="4"/>
             </w:tcBorders>
-            <w:shd w:fill="FFFFFF" w:color="auto" w:val="clear"/>
-            <w:tcMar>
-              <w:top w:type="dxa" w:w="70"/>
-              <w:left w:type="dxa" w:w="110"/>
-              <w:bottom w:type="dxa" w:w="70"/>
-              <w:right w:type="dxa" w:w="110"/>
-            </w:tcMar>
-          </w:tcPr>
-          <w:p>
-            <w:pPr>
-              <w:keepNext/>
-              <w:keepLines/>
-              <w:spacing w:after="0" w:line="260"/>
-            </w:pPr>
-            <w:r>
-              <w:rPr>
-                <w:rFonts w:ascii="IBM Plex Sans" w:cs="IBM Plex Sans" w:eastAsia="IBM Plex Sans" w:hAnsi="IBM Plex Sans"/>
-                <w:sz w:val="19"/>
-                <w:szCs w:val="19"/>
-              </w:rPr>
-              <w:t xml:space="preserve">Bornera de 2 o 3 vías</w:t>
+            <w:shd w:fill="EDF1F5" w:color="auto" w:val="clear"/>
+            <w:tcMar>
+              <w:top w:type="dxa" w:w="70"/>
+              <w:left w:type="dxa" w:w="110"/>
+              <w:bottom w:type="dxa" w:w="70"/>
+              <w:right w:type="dxa" w:w="110"/>
+            </w:tcMar>
+          </w:tcPr>
+          <w:p>
+            <w:pPr>
+              <w:keepNext/>
+              <w:keepLines/>
+              <w:spacing w:after="0" w:line="260"/>
+            </w:pPr>
+            <w:r>
+              <w:rPr>
+                <w:rFonts w:ascii="IBM Plex Sans" w:cs="IBM Plex Sans" w:eastAsia="IBM Plex Sans" w:hAnsi="IBM Plex Sans"/>
+                <w:sz w:val="19"/>
+                <w:szCs w:val="19"/>
+              </w:rPr>
+              <w:t xml:space="preserve">Resistencia de 10 kΩ, 1/2 W</w:t>
             </w:r>
           </w:p>
         </w:tc>
@@ -2697,7 +2697,7 @@
               <w:bottom w:val="single" w:color="CDD8E0" w:sz="4"/>
               <w:right w:val="single" w:color="CDD8E0" w:sz="4"/>
             </w:tcBorders>
-            <w:shd w:fill="FFFFFF" w:color="auto" w:val="clear"/>
+            <w:shd w:fill="EDF1F5" w:color="auto" w:val="clear"/>
             <w:tcMar>
               <w:top w:type="dxa" w:w="70"/>
               <w:left w:type="dxa" w:w="110"/>
@@ -2730,27 +2730,27 @@
               <w:bottom w:val="single" w:color="CDD8E0" w:sz="4"/>
               <w:right w:val="single" w:color="CDD8E0" w:sz="4"/>
             </w:tcBorders>
-            <w:shd w:fill="FFFFFF" w:color="auto" w:val="clear"/>
-            <w:tcMar>
-              <w:top w:type="dxa" w:w="70"/>
-              <w:left w:type="dxa" w:w="110"/>
-              <w:bottom w:type="dxa" w:w="70"/>
-              <w:right w:type="dxa" w:w="110"/>
-            </w:tcMar>
-          </w:tcPr>
-          <w:p>
-            <w:pPr>
-              <w:keepNext/>
-              <w:keepLines/>
-              <w:spacing w:after="0" w:line="260"/>
-            </w:pPr>
-            <w:r>
-              <w:rPr>
-                <w:rFonts w:ascii="IBM Plex Sans" w:cs="IBM Plex Sans" w:eastAsia="IBM Plex Sans" w:hAnsi="IBM Plex Sans"/>
-                <w:sz w:val="19"/>
-                <w:szCs w:val="19"/>
-              </w:rPr>
-              <w:t xml:space="preserve">Conexión desmontable hacia cada lector. Con 3 vías se usan los bornes de los extremos y el del medio queda libre</w:t>
+            <w:shd w:fill="EDF1F5" w:color="auto" w:val="clear"/>
+            <w:tcMar>
+              <w:top w:type="dxa" w:w="70"/>
+              <w:left w:type="dxa" w:w="110"/>
+              <w:bottom w:type="dxa" w:w="70"/>
+              <w:right w:type="dxa" w:w="110"/>
+            </w:tcMar>
+          </w:tcPr>
+          <w:p>
+            <w:pPr>
+              <w:keepNext/>
+              <w:keepLines/>
+              <w:spacing w:after="0" w:line="260"/>
+            </w:pPr>
+            <w:r>
+              <w:rPr>
+                <w:rFonts w:ascii="IBM Plex Sans" w:cs="IBM Plex Sans" w:eastAsia="IBM Plex Sans" w:hAnsi="IBM Plex Sans"/>
+                <w:sz w:val="19"/>
+                <w:szCs w:val="19"/>
+              </w:rPr>
+              <w:t xml:space="preserve">Lado del telar: deja la señal en 0 V (papel) con el relé abierto</w:t>
             </w:r>
           </w:p>
         </w:tc>
@@ -2789,7 +2789,7 @@
                 <w:sz w:val="19"/>
                 <w:szCs w:val="19"/>
               </w:rPr>
-              <w:t xml:space="preserve">LED, resistencia y pila</w:t>
+              <w:t xml:space="preserve">Resistencia de protección: 220 Ω 1 W (lector de hasta 15 V) o 470 Ω 2 W (de 15 a 30 V)</w:t>
             </w:r>
           </w:p>
         </w:tc>
@@ -2822,7 +2822,7 @@
                 <w:sz w:val="19"/>
                 <w:szCs w:val="19"/>
               </w:rPr>
-              <w:t xml:space="preserve">1 de cada</w:t>
+              <w:t xml:space="preserve">4</w:t>
             </w:r>
           </w:p>
         </w:tc>
@@ -2855,7 +2855,7 @@
                 <w:sz w:val="19"/>
                 <w:szCs w:val="19"/>
               </w:rPr>
-              <w:t xml:space="preserve">Prueba en la mesa con el firmware (sección 6). Con pila de 9 V, resistencia de 680 Ω; con dos pilas AA, de 100 Ω</w:t>
+              <w:t xml:space="preserve">Lado del telar, en serie con el relé: limita la corriente ante un error de cableado</w:t>
             </w:r>
           </w:p>
         </w:tc>
@@ -2894,7 +2894,7 @@
                 <w:sz w:val="19"/>
                 <w:szCs w:val="19"/>
               </w:rPr>
-              <w:t xml:space="preserve">Cable, cinta para marcar y termocontraíble</w:t>
+              <w:t xml:space="preserve">Bornera de 4 vías</w:t>
             </w:r>
           </w:p>
         </w:tc>
@@ -2927,7 +2927,7 @@
                 <w:sz w:val="19"/>
                 <w:szCs w:val="19"/>
               </w:rPr>
-              <w:t xml:space="preserve">A medida</w:t>
+              <w:t xml:space="preserve">8</w:t>
             </w:r>
           </w:p>
         </w:tc>
@@ -2960,7 +2960,7 @@
                 <w:sz w:val="19"/>
                 <w:szCs w:val="19"/>
               </w:rPr>
-              <w:t xml:space="preserve">Conexiones del lado del telar</w:t>
+              <w:t xml:space="preserve">Por canal: una para el conector del lector en la plaqueta y otra para dejar aislados y rotulados los 4 cables del lector</w:t>
             </w:r>
           </w:p>
         </w:tc>
@@ -2989,6 +2989,216 @@
           </w:tcPr>
           <w:p>
             <w:pPr>
+              <w:keepNext/>
+              <w:keepLines/>
+              <w:spacing w:after="0" w:line="260"/>
+            </w:pPr>
+            <w:r>
+              <w:rPr>
+                <w:rFonts w:ascii="IBM Plex Sans" w:cs="IBM Plex Sans" w:eastAsia="IBM Plex Sans" w:hAnsi="IBM Plex Sans"/>
+                <w:sz w:val="19"/>
+                <w:szCs w:val="19"/>
+              </w:rPr>
+              <w:t xml:space="preserve">LED, resistencia y pila</w:t>
+            </w:r>
+          </w:p>
+        </w:tc>
+        <w:tc>
+          <w:tcPr>
+            <w:tcW w:type="dxa" w:w="1500"/>
+            <w:tcBorders>
+              <w:top w:val="single" w:color="CDD8E0" w:sz="4"/>
+              <w:left w:val="single" w:color="CDD8E0" w:sz="4"/>
+              <w:bottom w:val="single" w:color="CDD8E0" w:sz="4"/>
+              <w:right w:val="single" w:color="CDD8E0" w:sz="4"/>
+            </w:tcBorders>
+            <w:shd w:fill="EDF1F5" w:color="auto" w:val="clear"/>
+            <w:tcMar>
+              <w:top w:type="dxa" w:w="70"/>
+              <w:left w:type="dxa" w:w="110"/>
+              <w:bottom w:type="dxa" w:w="70"/>
+              <w:right w:type="dxa" w:w="110"/>
+            </w:tcMar>
+          </w:tcPr>
+          <w:p>
+            <w:pPr>
+              <w:keepNext/>
+              <w:keepLines/>
+              <w:spacing w:after="0" w:line="260"/>
+            </w:pPr>
+            <w:r>
+              <w:rPr>
+                <w:rFonts w:ascii="IBM Plex Sans" w:cs="IBM Plex Sans" w:eastAsia="IBM Plex Sans" w:hAnsi="IBM Plex Sans"/>
+                <w:sz w:val="19"/>
+                <w:szCs w:val="19"/>
+              </w:rPr>
+              <w:t xml:space="preserve">1 de cada</w:t>
+            </w:r>
+          </w:p>
+        </w:tc>
+        <w:tc>
+          <w:tcPr>
+            <w:tcW w:type="dxa" w:w="4838"/>
+            <w:tcBorders>
+              <w:top w:val="single" w:color="CDD8E0" w:sz="4"/>
+              <w:left w:val="single" w:color="CDD8E0" w:sz="4"/>
+              <w:bottom w:val="single" w:color="CDD8E0" w:sz="4"/>
+              <w:right w:val="single" w:color="CDD8E0" w:sz="4"/>
+            </w:tcBorders>
+            <w:shd w:fill="EDF1F5" w:color="auto" w:val="clear"/>
+            <w:tcMar>
+              <w:top w:type="dxa" w:w="70"/>
+              <w:left w:type="dxa" w:w="110"/>
+              <w:bottom w:type="dxa" w:w="70"/>
+              <w:right w:type="dxa" w:w="110"/>
+            </w:tcMar>
+          </w:tcPr>
+          <w:p>
+            <w:pPr>
+              <w:keepNext/>
+              <w:keepLines/>
+              <w:spacing w:after="0" w:line="260"/>
+            </w:pPr>
+            <w:r>
+              <w:rPr>
+                <w:rFonts w:ascii="IBM Plex Sans" w:cs="IBM Plex Sans" w:eastAsia="IBM Plex Sans" w:hAnsi="IBM Plex Sans"/>
+                <w:sz w:val="19"/>
+                <w:szCs w:val="19"/>
+              </w:rPr>
+              <w:t xml:space="preserve">Prueba en la mesa con el firmware (sección 6). Con pila de 9 V, resistencia de 680 Ω; con dos pilas AA, de 100 Ω</w:t>
+            </w:r>
+          </w:p>
+        </w:tc>
+      </w:tr>
+      <w:tr>
+        <w:trPr>
+          <w:cantSplit/>
+          <w:tblHeader w:val="off"/>
+        </w:trPr>
+        <w:tc>
+          <w:tcPr>
+            <w:tcW w:type="dxa" w:w="3300"/>
+            <w:tcBorders>
+              <w:top w:val="single" w:color="CDD8E0" w:sz="4"/>
+              <w:left w:val="single" w:color="CDD8E0" w:sz="4"/>
+              <w:bottom w:val="single" w:color="CDD8E0" w:sz="4"/>
+              <w:right w:val="single" w:color="CDD8E0" w:sz="4"/>
+            </w:tcBorders>
+            <w:shd w:fill="FFFFFF" w:color="auto" w:val="clear"/>
+            <w:tcMar>
+              <w:top w:type="dxa" w:w="70"/>
+              <w:left w:type="dxa" w:w="110"/>
+              <w:bottom w:type="dxa" w:w="70"/>
+              <w:right w:type="dxa" w:w="110"/>
+            </w:tcMar>
+          </w:tcPr>
+          <w:p>
+            <w:pPr>
+              <w:keepNext/>
+              <w:keepLines/>
+              <w:spacing w:after="0" w:line="260"/>
+            </w:pPr>
+            <w:r>
+              <w:rPr>
+                <w:rFonts w:ascii="IBM Plex Sans" w:cs="IBM Plex Sans" w:eastAsia="IBM Plex Sans" w:hAnsi="IBM Plex Sans"/>
+                <w:sz w:val="19"/>
+                <w:szCs w:val="19"/>
+              </w:rPr>
+              <w:t xml:space="preserve">Cable, cinta para marcar y termocontraíble</w:t>
+            </w:r>
+          </w:p>
+        </w:tc>
+        <w:tc>
+          <w:tcPr>
+            <w:tcW w:type="dxa" w:w="1500"/>
+            <w:tcBorders>
+              <w:top w:val="single" w:color="CDD8E0" w:sz="4"/>
+              <w:left w:val="single" w:color="CDD8E0" w:sz="4"/>
+              <w:bottom w:val="single" w:color="CDD8E0" w:sz="4"/>
+              <w:right w:val="single" w:color="CDD8E0" w:sz="4"/>
+            </w:tcBorders>
+            <w:shd w:fill="FFFFFF" w:color="auto" w:val="clear"/>
+            <w:tcMar>
+              <w:top w:type="dxa" w:w="70"/>
+              <w:left w:type="dxa" w:w="110"/>
+              <w:bottom w:type="dxa" w:w="70"/>
+              <w:right w:type="dxa" w:w="110"/>
+            </w:tcMar>
+          </w:tcPr>
+          <w:p>
+            <w:pPr>
+              <w:keepNext/>
+              <w:keepLines/>
+              <w:spacing w:after="0" w:line="260"/>
+            </w:pPr>
+            <w:r>
+              <w:rPr>
+                <w:rFonts w:ascii="IBM Plex Sans" w:cs="IBM Plex Sans" w:eastAsia="IBM Plex Sans" w:hAnsi="IBM Plex Sans"/>
+                <w:sz w:val="19"/>
+                <w:szCs w:val="19"/>
+              </w:rPr>
+              <w:t xml:space="preserve">A medida</w:t>
+            </w:r>
+          </w:p>
+        </w:tc>
+        <w:tc>
+          <w:tcPr>
+            <w:tcW w:type="dxa" w:w="4838"/>
+            <w:tcBorders>
+              <w:top w:val="single" w:color="CDD8E0" w:sz="4"/>
+              <w:left w:val="single" w:color="CDD8E0" w:sz="4"/>
+              <w:bottom w:val="single" w:color="CDD8E0" w:sz="4"/>
+              <w:right w:val="single" w:color="CDD8E0" w:sz="4"/>
+            </w:tcBorders>
+            <w:shd w:fill="FFFFFF" w:color="auto" w:val="clear"/>
+            <w:tcMar>
+              <w:top w:type="dxa" w:w="70"/>
+              <w:left w:type="dxa" w:w="110"/>
+              <w:bottom w:type="dxa" w:w="70"/>
+              <w:right w:type="dxa" w:w="110"/>
+            </w:tcMar>
+          </w:tcPr>
+          <w:p>
+            <w:pPr>
+              <w:keepNext/>
+              <w:keepLines/>
+              <w:spacing w:after="0" w:line="260"/>
+            </w:pPr>
+            <w:r>
+              <w:rPr>
+                <w:rFonts w:ascii="IBM Plex Sans" w:cs="IBM Plex Sans" w:eastAsia="IBM Plex Sans" w:hAnsi="IBM Plex Sans"/>
+                <w:sz w:val="19"/>
+                <w:szCs w:val="19"/>
+              </w:rPr>
+              <w:t xml:space="preserve">Conexiones del lado del telar</w:t>
+            </w:r>
+          </w:p>
+        </w:tc>
+      </w:tr>
+      <w:tr>
+        <w:trPr>
+          <w:cantSplit/>
+          <w:tblHeader w:val="off"/>
+        </w:trPr>
+        <w:tc>
+          <w:tcPr>
+            <w:tcW w:type="dxa" w:w="3300"/>
+            <w:tcBorders>
+              <w:top w:val="single" w:color="CDD8E0" w:sz="4"/>
+              <w:left w:val="single" w:color="CDD8E0" w:sz="4"/>
+              <w:bottom w:val="single" w:color="CDD8E0" w:sz="4"/>
+              <w:right w:val="single" w:color="CDD8E0" w:sz="4"/>
+            </w:tcBorders>
+            <w:shd w:fill="EDF1F5" w:color="auto" w:val="clear"/>
+            <w:tcMar>
+              <w:top w:type="dxa" w:w="70"/>
+              <w:left w:type="dxa" w:w="110"/>
+              <w:bottom w:type="dxa" w:w="70"/>
+              <w:right w:type="dxa" w:w="110"/>
+            </w:tcMar>
+          </w:tcPr>
+          <w:p>
+            <w:pPr>
               <w:keepNext w:val="false"/>
               <w:keepLines/>
               <w:spacing w:after="0" w:line="260"/>
@@ -3115,15 +3325,7 @@
           <w:sz w:val="21"/>
           <w:szCs w:val="21"/>
         </w:rPr>
-        <w:t xml:space="preserve">Medir un lector óptico</w:t>
-      </w:r>
-      <w:r>
-        <w:rPr>
-          <w:rFonts w:ascii="IBM Plex Sans" w:cs="IBM Plex Sans" w:eastAsia="IBM Plex Sans" w:hAnsi="IBM Plex Sans"/>
-          <w:sz w:val="21"/>
-          <w:szCs w:val="21"/>
-        </w:rPr>
-        <w:t xml:space="preserve"> en la máquina (sección 5). Decide si el relé va en paralelo o en serie.</w:t>
+        <w:t xml:space="preserve">Medir un lector óptico en la máquina (sección 5). Confirma la conexión final: con agujero, la señal del lector va a +V.</w:t>
       </w:r>
     </w:p>
     <w:p>
@@ -3199,15 +3401,7 @@
           <w:sz w:val="21"/>
           <w:szCs w:val="21"/>
         </w:rPr>
-        <w:t xml:space="preserve">Conectarlo a un lector</w:t>
-      </w:r>
-      <w:r>
-        <w:rPr>
-          <w:rFonts w:ascii="IBM Plex Sans" w:cs="IBM Plex Sans" w:eastAsia="IBM Plex Sans" w:hAnsi="IBM Plex Sans"/>
-          <w:sz w:val="21"/>
-          <w:szCs w:val="21"/>
-        </w:rPr>
-        <w:t xml:space="preserve"> con el telar apagado (sección 8) y ajustar la configuración del firmware.</w:t>
+        <w:t xml:space="preserve">Conectarlo en el lugar de un lector, con el telar apagado (sección 8), y revisar la configuración del firmware.</w:t>
       </w:r>
     </w:p>
     <w:p>
@@ -3399,25 +3593,7 @@
           <w:sz w:val="21"/>
           <w:szCs w:val="21"/>
         </w:rPr>
-        <w:t xml:space="preserve">Antes de cortar un cable (caso en serie), </w:t>
-      </w:r>
-      <w:r>
-        <w:rPr>
-          <w:rFonts w:ascii="IBM Plex Sans" w:cs="IBM Plex Sans" w:eastAsia="IBM Plex Sans" w:hAnsi="IBM Plex Sans"/>
-          <w:b/>
-          <w:bCs/>
-          <w:sz w:val="21"/>
-          <w:szCs w:val="21"/>
-        </w:rPr>
-        <w:t xml:space="preserve">marcalo con cinta</w:t>
-      </w:r>
-      <w:r>
-        <w:rPr>
-          <w:rFonts w:ascii="IBM Plex Sans" w:cs="IBM Plex Sans" w:eastAsia="IBM Plex Sans" w:hAnsi="IBM Plex Sans"/>
-          <w:sz w:val="21"/>
-          <w:szCs w:val="21"/>
-        </w:rPr>
-        <w:t xml:space="preserve"> de los dos lados. Así se puede volver al estado original.</w:t>
+        <w:t xml:space="preserve">Antes de desconectar los cables de un lector, marcalos con cinta en las dos puntas y aislalos en su bornera. Así se puede volver al estado original.</w:t>
       </w:r>
     </w:p>
     <w:p>
@@ -3571,25 +3747,7 @@
           <w:sz w:val="21"/>
           <w:szCs w:val="21"/>
         </w:rPr>
-        <w:t xml:space="preserve">No superes 120 mA en la salida. Por eso el relé va en el circuito del lector, </w:t>
-      </w:r>
-      <w:r>
-        <w:rPr>
-          <w:rFonts w:ascii="IBM Plex Sans" w:cs="IBM Plex Sans" w:eastAsia="IBM Plex Sans" w:hAnsi="IBM Plex Sans"/>
-          <w:b/>
-          <w:bCs/>
-          <w:sz w:val="21"/>
-          <w:szCs w:val="21"/>
-        </w:rPr>
-        <w:t xml:space="preserve">nunca en la alimentación de las bobinas</w:t>
-      </w:r>
-      <w:r>
-        <w:rPr>
-          <w:rFonts w:ascii="IBM Plex Sans" w:cs="IBM Plex Sans" w:eastAsia="IBM Plex Sans" w:hAnsi="IBM Plex Sans"/>
-          <w:sz w:val="21"/>
-          <w:szCs w:val="21"/>
-        </w:rPr>
-        <w:t xml:space="preserve">.</w:t>
+        <w:t xml:space="preserve">No superes 120 mA en la salida. Por eso el relé va en el circuito del lector, nunca en la alimentación de las bobinas, y lleva en serie una resistencia de protección que limita la corriente aun con un error de cableado.</w:t>
       </w:r>
     </w:p>
     <w:p>
@@ -3611,7 +3769,7 @@
           <w:sz w:val="21"/>
           <w:szCs w:val="21"/>
         </w:rPr>
-        <w:t xml:space="preserve">Se hacen sobre un lector óptico, con el telar encendido y en marcha lenta. Anotá cada resultado: el paso 8 depende de ellos.</w:t>
+        <w:t xml:space="preserve">Se hacen sobre un lector óptico, con el telar encendido pero sin tejer: la cinta se mueve a mano, o se pone un papel delante del lector. Anotá cada resultado: la sección 8 depende de ellos.</w:t>
       </w:r>
     </w:p>
     <w:tbl>
@@ -3816,7 +3974,7 @@
                 <w:sz w:val="19"/>
                 <w:szCs w:val="19"/>
               </w:rPr>
-              <w:t xml:space="preserve">Tensión en la salida del lector</w:t>
+              <w:t xml:space="preserve">Alimentación del lector</w:t>
             </w:r>
           </w:p>
         </w:tc>
@@ -3849,7 +4007,7 @@
                 <w:sz w:val="19"/>
                 <w:szCs w:val="19"/>
               </w:rPr>
-              <w:t xml:space="preserve">Multímetro en continua y en alterna entre los dos cables de salida</w:t>
+              <w:t xml:space="preserve">Multímetro en continua entre el + y el − de su conector</w:t>
             </w:r>
           </w:p>
         </w:tc>
@@ -3882,7 +4040,7 @@
                 <w:sz w:val="19"/>
                 <w:szCs w:val="19"/>
               </w:rPr>
-              <w:t xml:space="preserve">Menos de 24 V</w:t>
+              <w:t xml:space="preserve">Menos de 30 V</w:t>
             </w:r>
           </w:p>
         </w:tc>
@@ -3915,7 +4073,7 @@
                 <w:sz w:val="19"/>
                 <w:szCs w:val="19"/>
               </w:rPr>
-              <w:t xml:space="preserve">Que el relé la soporta (hasta 350 V)</w:t>
+              <w:t xml:space="preserve">La resistencia de protección: 220 Ω 1 W hasta 15 V, 470 Ω 2 W de 15 a 30 V</w:t>
             </w:r>
           </w:p>
         </w:tc>
@@ -3987,7 +4145,7 @@
                 <w:sz w:val="19"/>
                 <w:szCs w:val="19"/>
               </w:rPr>
-              <w:t xml:space="preserve">Medir con papel tapando y con un agujero frente al lector</w:t>
+              <w:t xml:space="preserve">Señal contra el −, con papel delante del lector y con un agujero</w:t>
             </w:r>
           </w:p>
         </w:tc>
@@ -4020,7 +4178,7 @@
                 <w:sz w:val="19"/>
                 <w:szCs w:val="19"/>
               </w:rPr>
-              <w:t xml:space="preserve">Cambia entre dos valores</w:t>
+              <w:t xml:space="preserve">Papel: unos 0 V · agujero: cerca de +V</w:t>
             </w:r>
           </w:p>
         </w:tc>
@@ -4053,7 +4211,7 @@
                 <w:sz w:val="19"/>
                 <w:szCs w:val="19"/>
               </w:rPr>
-              <w:t xml:space="preserve">Paralelo o serie (sección 8)</w:t>
+              <w:t xml:space="preserve">Que es la conexión final, caso 2A (sección 8)</w:t>
             </w:r>
           </w:p>
         </w:tc>
@@ -4092,7 +4250,7 @@
                 <w:sz w:val="19"/>
                 <w:szCs w:val="19"/>
               </w:rPr>
-              <w:t xml:space="preserve">Corriente del circuito</w:t>
+              <w:t xml:space="preserve">Corriente con el relé cerrado</w:t>
             </w:r>
           </w:p>
         </w:tc>
@@ -4125,7 +4283,7 @@
                 <w:sz w:val="19"/>
                 <w:szCs w:val="19"/>
               </w:rPr>
-              <w:t xml:space="preserve">Multímetro en mA intercalado en un cable, con el agujero presente</w:t>
+              <w:t xml:space="preserve">Lector desconectado y la 10 kΩ ½ W puesta: multímetro en mA en serie con la resistencia de protección, en el lugar del relé</w:t>
             </w:r>
           </w:p>
         </w:tc>
@@ -4158,7 +4316,7 @@
                 <w:sz w:val="19"/>
                 <w:szCs w:val="19"/>
               </w:rPr>
-              <w:t xml:space="preserve">De 5 a 20 mA</w:t>
+              <w:t xml:space="preserve">Menos de 20 mA</w:t>
             </w:r>
           </w:p>
         </w:tc>
@@ -4389,15 +4547,7 @@
                 <w:sz w:val="21"/>
                 <w:szCs w:val="21"/>
               </w:rPr>
-              <w:t xml:space="preserve">Cuidado al medir corriente. </w:t>
-            </w:r>
-            <w:r>
-              <w:rPr>
-                <w:rFonts w:ascii="IBM Plex Sans" w:cs="IBM Plex Sans" w:eastAsia="IBM Plex Sans" w:hAnsi="IBM Plex Sans"/>
-                <w:sz w:val="20"/>
-                <w:szCs w:val="20"/>
-              </w:rPr>
-              <w:t xml:space="preserve">El multímetro en mA se intercala en el cable, nunca se conecta entre los dos cables: así haría un cortocircuito. Si la corriente medida superara los 100 mA, no sigas: consultá antes de conectar el relé.</w:t>
+              <w:t xml:space="preserve">Cuidado al medir corriente. El multímetro en mA nunca se conecta directo entre el + y el −: así haría un cortocircuito. Va siempre en serie con la resistencia de protección, en el lugar del relé. Si la corriente medida superara los 100 mA, no sigas: consultá antes de conectar el relé.</w:t>
             </w:r>
           </w:p>
         </w:tc>
@@ -5608,7 +5758,7 @@
       <w:r>
         <w:drawing>
           <wp:inline distT="0" distB="0" distL="0" distR="0">
-            <wp:extent cx="5715000" cy="3733800"/>
+            <wp:extent cx="5715000" cy="4637314"/>
             <wp:effectExtent t="0" r="0" b="0" l="0"/>
             <wp:docPr id="2" name="Un canal completo: lado del ESP32, relé y lado del telar, con los casos en paralelo y en serie." descr="Un canal completo: lado del ESP32, relé y lado del telar, con los casos en paralelo y en serie." title="Un canal completo: lado del ESP32, relé y lado del telar, con los casos en paralelo y en serie."/>
             <wp:cNvGraphicFramePr>
@@ -5633,7 +5783,7 @@
                   <pic:spPr bwMode="auto">
                     <a:xfrm>
                       <a:off x="0" y="0"/>
-                      <a:ext cx="5715000" cy="3733800"/>
+                      <a:ext cx="5715000" cy="4637314"/>
                     </a:xfrm>
                     <a:prstGeom prst="rect">
                       <a:avLst/>
@@ -5660,7 +5810,7 @@
           <w:sz w:val="18"/>
           <w:szCs w:val="18"/>
         </w:rPr>
-        <w:t xml:space="preserve">Un canal completo: lado del ESP32, relé y lado del telar, con los casos en paralelo y en serie.</w:t>
+        <w:t xml:space="preserve">La conexión final de un canal: lado del ESP32, relé y lado del telar, con el relé en el lugar del lector y la resistencia de protección.</w:t>
       </w:r>
     </w:p>
     <w:p>
@@ -5794,579 +5944,74 @@
           <w:sz w:val="21"/>
           <w:szCs w:val="21"/>
         </w:rPr>
-        <w:t xml:space="preserve">Con el telar </w:t>
-      </w:r>
-      <w:r>
-        <w:rPr>
-          <w:rFonts w:ascii="IBM Plex Sans" w:cs="IBM Plex Sans" w:eastAsia="IBM Plex Sans" w:hAnsi="IBM Plex Sans"/>
-          <w:b/>
-          <w:bCs/>
-          <w:sz w:val="21"/>
-          <w:szCs w:val="21"/>
-        </w:rPr>
-        <w:t xml:space="preserve">apagado</w:t>
-      </w:r>
-      <w:r>
-        <w:rPr>
-          <w:rFonts w:ascii="IBM Plex Sans" w:cs="IBM Plex Sans" w:eastAsia="IBM Plex Sans" w:hAnsi="IBM Plex Sans"/>
-          <w:sz w:val="21"/>
-          <w:szCs w:val="21"/>
-        </w:rPr>
-        <w:t xml:space="preserve">. Las patas 4 y 6 no tienen polaridad: da igual cuál va a cada lado. Cómo se conectan depende de la medición de la sección 5:</w:t>
-      </w:r>
-    </w:p>
-    <w:tbl>
-      <w:tblPr>
-        <w:tblW w:type="dxa" w:w="9638"/>
-        <w:tblBorders>
-          <w:top w:val="single" w:color="auto" w:sz="4"/>
-          <w:left w:val="single" w:color="auto" w:sz="4"/>
-          <w:bottom w:val="single" w:color="auto" w:sz="4"/>
-          <w:right w:val="single" w:color="auto" w:sz="4"/>
-          <w:insideH w:val="single" w:color="auto" w:sz="4"/>
-          <w:insideV w:val="single" w:color="auto" w:sz="4"/>
-        </w:tblBorders>
-      </w:tblPr>
-      <w:tblGrid>
-        <w:gridCol w:w="2000"/>
-        <w:gridCol w:w="3819"/>
-        <w:gridCol w:w="3819"/>
-      </w:tblGrid>
-      <w:tr>
-        <w:trPr>
-          <w:cantSplit/>
-          <w:tblHeader/>
-        </w:trPr>
-        <w:tc>
-          <w:tcPr>
-            <w:tcW w:type="dxa" w:w="2000"/>
-            <w:tcBorders>
-              <w:top w:val="single" w:color="CDD8E0" w:sz="4"/>
-              <w:left w:val="single" w:color="CDD8E0" w:sz="4"/>
-              <w:bottom w:val="single" w:color="CDD8E0" w:sz="4"/>
-              <w:right w:val="single" w:color="CDD8E0" w:sz="4"/>
-            </w:tcBorders>
-            <w:shd w:fill="1E3A5F" w:color="auto" w:val="clear"/>
-            <w:tcMar>
-              <w:top w:type="dxa" w:w="70"/>
-              <w:left w:type="dxa" w:w="110"/>
-              <w:bottom w:type="dxa" w:w="70"/>
-              <w:right w:type="dxa" w:w="110"/>
-            </w:tcMar>
-          </w:tcPr>
-          <w:p>
-            <w:pPr>
-              <w:keepNext/>
-              <w:keepLines/>
-              <w:spacing w:after="0" w:line="260"/>
-            </w:pPr>
-            <w:r>
-              <w:rPr>
-                <w:rFonts w:ascii="IBM Plex Sans" w:cs="IBM Plex Sans" w:eastAsia="IBM Plex Sans" w:hAnsi="IBM Plex Sans"/>
-                <w:b/>
-                <w:bCs/>
-                <w:color w:val="FFFFFF"/>
-                <w:sz w:val="19"/>
-                <w:szCs w:val="19"/>
-              </w:rPr>
-              <w:t xml:space="preserve"/>
-            </w:r>
-          </w:p>
-        </w:tc>
-        <w:tc>
-          <w:tcPr>
-            <w:tcW w:type="dxa" w:w="3819"/>
-            <w:tcBorders>
-              <w:top w:val="single" w:color="CDD8E0" w:sz="4"/>
-              <w:left w:val="single" w:color="CDD8E0" w:sz="4"/>
-              <w:bottom w:val="single" w:color="CDD8E0" w:sz="4"/>
-              <w:right w:val="single" w:color="CDD8E0" w:sz="4"/>
-            </w:tcBorders>
-            <w:shd w:fill="1E3A5F" w:color="auto" w:val="clear"/>
-            <w:tcMar>
-              <w:top w:type="dxa" w:w="70"/>
-              <w:left w:type="dxa" w:w="110"/>
-              <w:bottom w:type="dxa" w:w="70"/>
-              <w:right w:type="dxa" w:w="110"/>
-            </w:tcMar>
-          </w:tcPr>
-          <w:p>
-            <w:pPr>
-              <w:keepNext/>
-              <w:keepLines/>
-              <w:spacing w:after="0" w:line="260"/>
-            </w:pPr>
-            <w:r>
-              <w:rPr>
-                <w:rFonts w:ascii="IBM Plex Sans" w:cs="IBM Plex Sans" w:eastAsia="IBM Plex Sans" w:hAnsi="IBM Plex Sans"/>
-                <w:b/>
-                <w:bCs/>
-                <w:color w:val="FFFFFF"/>
-                <w:sz w:val="19"/>
-                <w:szCs w:val="19"/>
-              </w:rPr>
-              <w:t xml:space="preserve">El agujero CIERRA el circuito</w:t>
-            </w:r>
-          </w:p>
-        </w:tc>
-        <w:tc>
-          <w:tcPr>
-            <w:tcW w:type="dxa" w:w="3819"/>
-            <w:tcBorders>
-              <w:top w:val="single" w:color="CDD8E0" w:sz="4"/>
-              <w:left w:val="single" w:color="CDD8E0" w:sz="4"/>
-              <w:bottom w:val="single" w:color="CDD8E0" w:sz="4"/>
-              <w:right w:val="single" w:color="CDD8E0" w:sz="4"/>
-            </w:tcBorders>
-            <w:shd w:fill="1E3A5F" w:color="auto" w:val="clear"/>
-            <w:tcMar>
-              <w:top w:type="dxa" w:w="70"/>
-              <w:left w:type="dxa" w:w="110"/>
-              <w:bottom w:type="dxa" w:w="70"/>
-              <w:right w:type="dxa" w:w="110"/>
-            </w:tcMar>
-          </w:tcPr>
-          <w:p>
-            <w:pPr>
-              <w:keepNext/>
-              <w:keepLines/>
-              <w:spacing w:after="0" w:line="260"/>
-            </w:pPr>
-            <w:r>
-              <w:rPr>
-                <w:rFonts w:ascii="IBM Plex Sans" w:cs="IBM Plex Sans" w:eastAsia="IBM Plex Sans" w:hAnsi="IBM Plex Sans"/>
-                <w:b/>
-                <w:bCs/>
-                <w:color w:val="FFFFFF"/>
-                <w:sz w:val="19"/>
-                <w:szCs w:val="19"/>
-              </w:rPr>
-              <w:t xml:space="preserve">El agujero ABRE el circuito</w:t>
-            </w:r>
-          </w:p>
-        </w:tc>
-      </w:tr>
-      <w:tr>
-        <w:trPr>
-          <w:cantSplit/>
-          <w:tblHeader w:val="off"/>
-        </w:trPr>
-        <w:tc>
-          <w:tcPr>
-            <w:tcW w:type="dxa" w:w="2000"/>
-            <w:tcBorders>
-              <w:top w:val="single" w:color="CDD8E0" w:sz="4"/>
-              <w:left w:val="single" w:color="CDD8E0" w:sz="4"/>
-              <w:bottom w:val="single" w:color="CDD8E0" w:sz="4"/>
-              <w:right w:val="single" w:color="CDD8E0" w:sz="4"/>
-            </w:tcBorders>
-            <w:shd w:fill="FFFFFF" w:color="auto" w:val="clear"/>
-            <w:tcMar>
-              <w:top w:type="dxa" w:w="70"/>
-              <w:left w:type="dxa" w:w="110"/>
-              <w:bottom w:type="dxa" w:w="70"/>
-              <w:right w:type="dxa" w:w="110"/>
-            </w:tcMar>
-          </w:tcPr>
-          <w:p>
-            <w:pPr>
-              <w:keepNext/>
-              <w:keepLines/>
-              <w:spacing w:after="0" w:line="260"/>
-            </w:pPr>
-            <w:r>
-              <w:rPr>
-                <w:rFonts w:ascii="IBM Plex Sans" w:cs="IBM Plex Sans" w:eastAsia="IBM Plex Sans" w:hAnsi="IBM Plex Sans"/>
-                <w:sz w:val="19"/>
-                <w:szCs w:val="19"/>
-              </w:rPr>
-              <w:t xml:space="preserve">Cómo va el relé</w:t>
-            </w:r>
-          </w:p>
-        </w:tc>
-        <w:tc>
-          <w:tcPr>
-            <w:tcW w:type="dxa" w:w="3819"/>
-            <w:tcBorders>
-              <w:top w:val="single" w:color="CDD8E0" w:sz="4"/>
-              <w:left w:val="single" w:color="CDD8E0" w:sz="4"/>
-              <w:bottom w:val="single" w:color="CDD8E0" w:sz="4"/>
-              <w:right w:val="single" w:color="CDD8E0" w:sz="4"/>
-            </w:tcBorders>
-            <w:shd w:fill="FFFFFF" w:color="auto" w:val="clear"/>
-            <w:tcMar>
-              <w:top w:type="dxa" w:w="70"/>
-              <w:left w:type="dxa" w:w="110"/>
-              <w:bottom w:type="dxa" w:w="70"/>
-              <w:right w:type="dxa" w:w="110"/>
-            </w:tcMar>
-          </w:tcPr>
-          <w:p>
-            <w:pPr>
-              <w:keepNext/>
-              <w:keepLines/>
-              <w:spacing w:after="0" w:line="260"/>
-            </w:pPr>
-            <w:r>
-              <w:rPr>
-                <w:rFonts w:ascii="IBM Plex Sans" w:cs="IBM Plex Sans" w:eastAsia="IBM Plex Sans" w:hAnsi="IBM Plex Sans"/>
-                <w:sz w:val="19"/>
-                <w:szCs w:val="19"/>
-              </w:rPr>
-              <w:t xml:space="preserve">En paralelo con el lector</w:t>
-            </w:r>
-          </w:p>
-        </w:tc>
-        <w:tc>
-          <w:tcPr>
-            <w:tcW w:type="dxa" w:w="3819"/>
-            <w:tcBorders>
-              <w:top w:val="single" w:color="CDD8E0" w:sz="4"/>
-              <w:left w:val="single" w:color="CDD8E0" w:sz="4"/>
-              <w:bottom w:val="single" w:color="CDD8E0" w:sz="4"/>
-              <w:right w:val="single" w:color="CDD8E0" w:sz="4"/>
-            </w:tcBorders>
-            <w:shd w:fill="FFFFFF" w:color="auto" w:val="clear"/>
-            <w:tcMar>
-              <w:top w:type="dxa" w:w="70"/>
-              <w:left w:type="dxa" w:w="110"/>
-              <w:bottom w:type="dxa" w:w="70"/>
-              <w:right w:type="dxa" w:w="110"/>
-            </w:tcMar>
-          </w:tcPr>
-          <w:p>
-            <w:pPr>
-              <w:keepNext/>
-              <w:keepLines/>
-              <w:spacing w:after="0" w:line="260"/>
-            </w:pPr>
-            <w:r>
-              <w:rPr>
-                <w:rFonts w:ascii="IBM Plex Sans" w:cs="IBM Plex Sans" w:eastAsia="IBM Plex Sans" w:hAnsi="IBM Plex Sans"/>
-                <w:sz w:val="19"/>
-                <w:szCs w:val="19"/>
-              </w:rPr>
-              <w:t xml:space="preserve">En serie, intercalado en un cable</w:t>
-            </w:r>
-          </w:p>
-        </w:tc>
-      </w:tr>
-      <w:tr>
-        <w:trPr>
-          <w:cantSplit/>
-          <w:tblHeader w:val="off"/>
-        </w:trPr>
-        <w:tc>
-          <w:tcPr>
-            <w:tcW w:type="dxa" w:w="2000"/>
-            <w:tcBorders>
-              <w:top w:val="single" w:color="CDD8E0" w:sz="4"/>
-              <w:left w:val="single" w:color="CDD8E0" w:sz="4"/>
-              <w:bottom w:val="single" w:color="CDD8E0" w:sz="4"/>
-              <w:right w:val="single" w:color="CDD8E0" w:sz="4"/>
-            </w:tcBorders>
-            <w:shd w:fill="EDF1F5" w:color="auto" w:val="clear"/>
-            <w:tcMar>
-              <w:top w:type="dxa" w:w="70"/>
-              <w:left w:type="dxa" w:w="110"/>
-              <w:bottom w:type="dxa" w:w="70"/>
-              <w:right w:type="dxa" w:w="110"/>
-            </w:tcMar>
-          </w:tcPr>
-          <w:p>
-            <w:pPr>
-              <w:keepNext/>
-              <w:keepLines/>
-              <w:spacing w:after="0" w:line="260"/>
-            </w:pPr>
-            <w:r>
-              <w:rPr>
-                <w:rFonts w:ascii="IBM Plex Sans" w:cs="IBM Plex Sans" w:eastAsia="IBM Plex Sans" w:hAnsi="IBM Plex Sans"/>
-                <w:sz w:val="19"/>
-                <w:szCs w:val="19"/>
-              </w:rPr>
-              <w:t xml:space="preserve">Conexión</w:t>
-            </w:r>
-          </w:p>
-        </w:tc>
-        <w:tc>
-          <w:tcPr>
-            <w:tcW w:type="dxa" w:w="3819"/>
-            <w:tcBorders>
-              <w:top w:val="single" w:color="CDD8E0" w:sz="4"/>
-              <w:left w:val="single" w:color="CDD8E0" w:sz="4"/>
-              <w:bottom w:val="single" w:color="CDD8E0" w:sz="4"/>
-              <w:right w:val="single" w:color="CDD8E0" w:sz="4"/>
-            </w:tcBorders>
-            <w:shd w:fill="EDF1F5" w:color="auto" w:val="clear"/>
-            <w:tcMar>
-              <w:top w:type="dxa" w:w="70"/>
-              <w:left w:type="dxa" w:w="110"/>
-              <w:bottom w:type="dxa" w:w="70"/>
-              <w:right w:type="dxa" w:w="110"/>
-            </w:tcMar>
-          </w:tcPr>
-          <w:p>
-            <w:pPr>
-              <w:keepNext/>
-              <w:keepLines/>
-              <w:spacing w:after="0" w:line="260"/>
-            </w:pPr>
-            <w:r>
-              <w:rPr>
-                <w:rFonts w:ascii="IBM Plex Sans" w:cs="IBM Plex Sans" w:eastAsia="IBM Plex Sans" w:hAnsi="IBM Plex Sans"/>
-                <w:sz w:val="19"/>
-                <w:szCs w:val="19"/>
-              </w:rPr>
-              <w:t xml:space="preserve">Patas 4 y 6 a los dos cables de salida del lector, sin cortar nada</w:t>
-            </w:r>
-          </w:p>
-        </w:tc>
-        <w:tc>
-          <w:tcPr>
-            <w:tcW w:type="dxa" w:w="3819"/>
-            <w:tcBorders>
-              <w:top w:val="single" w:color="CDD8E0" w:sz="4"/>
-              <w:left w:val="single" w:color="CDD8E0" w:sz="4"/>
-              <w:bottom w:val="single" w:color="CDD8E0" w:sz="4"/>
-              <w:right w:val="single" w:color="CDD8E0" w:sz="4"/>
-            </w:tcBorders>
-            <w:shd w:fill="EDF1F5" w:color="auto" w:val="clear"/>
-            <w:tcMar>
-              <w:top w:type="dxa" w:w="70"/>
-              <w:left w:type="dxa" w:w="110"/>
-              <w:bottom w:type="dxa" w:w="70"/>
-              <w:right w:type="dxa" w:w="110"/>
-            </w:tcMar>
-          </w:tcPr>
-          <w:p>
-            <w:pPr>
-              <w:keepNext/>
-              <w:keepLines/>
-              <w:spacing w:after="0" w:line="260"/>
-            </w:pPr>
-            <w:r>
-              <w:rPr>
-                <w:rFonts w:ascii="IBM Plex Sans" w:cs="IBM Plex Sans" w:eastAsia="IBM Plex Sans" w:hAnsi="IBM Plex Sans"/>
-                <w:sz w:val="19"/>
-                <w:szCs w:val="19"/>
-              </w:rPr>
-              <w:t xml:space="preserve">Marcar un cable, cortarlo y conectar la pata 4 a un extremo y la 6 al otro</w:t>
-            </w:r>
-          </w:p>
-        </w:tc>
-      </w:tr>
-      <w:tr>
-        <w:trPr>
-          <w:cantSplit/>
-          <w:tblHeader w:val="off"/>
-        </w:trPr>
-        <w:tc>
-          <w:tcPr>
-            <w:tcW w:type="dxa" w:w="2000"/>
-            <w:tcBorders>
-              <w:top w:val="single" w:color="CDD8E0" w:sz="4"/>
-              <w:left w:val="single" w:color="CDD8E0" w:sz="4"/>
-              <w:bottom w:val="single" w:color="CDD8E0" w:sz="4"/>
-              <w:right w:val="single" w:color="CDD8E0" w:sz="4"/>
-            </w:tcBorders>
-            <w:shd w:fill="FFFFFF" w:color="auto" w:val="clear"/>
-            <w:tcMar>
-              <w:top w:type="dxa" w:w="70"/>
-              <w:left w:type="dxa" w:w="110"/>
-              <w:bottom w:type="dxa" w:w="70"/>
-              <w:right w:type="dxa" w:w="110"/>
-            </w:tcMar>
-          </w:tcPr>
-          <w:p>
-            <w:pPr>
-              <w:keepNext/>
-              <w:keepLines/>
-              <w:spacing w:after="0" w:line="260"/>
-            </w:pPr>
-            <w:r>
-              <w:rPr>
-                <w:rFonts w:ascii="IBM Plex Sans" w:cs="IBM Plex Sans" w:eastAsia="IBM Plex Sans" w:hAnsi="IBM Plex Sans"/>
-                <w:sz w:val="19"/>
-                <w:szCs w:val="19"/>
-              </w:rPr>
-              <w:t xml:space="preserve">Firmware</w:t>
-            </w:r>
-          </w:p>
-        </w:tc>
-        <w:tc>
-          <w:tcPr>
-            <w:tcW w:type="dxa" w:w="3819"/>
-            <w:tcBorders>
-              <w:top w:val="single" w:color="CDD8E0" w:sz="4"/>
-              <w:left w:val="single" w:color="CDD8E0" w:sz="4"/>
-              <w:bottom w:val="single" w:color="CDD8E0" w:sz="4"/>
-              <w:right w:val="single" w:color="CDD8E0" w:sz="4"/>
-            </w:tcBorders>
-            <w:shd w:fill="FFFFFF" w:color="auto" w:val="clear"/>
-            <w:tcMar>
-              <w:top w:type="dxa" w:w="70"/>
-              <w:left w:type="dxa" w:w="110"/>
-              <w:bottom w:type="dxa" w:w="70"/>
-              <w:right w:type="dxa" w:w="110"/>
-            </w:tcMar>
-          </w:tcPr>
-          <w:p>
-            <w:pPr>
-              <w:keepNext/>
-              <w:keepLines/>
-              <w:spacing w:after="0" w:line="260"/>
-            </w:pPr>
-            <w:r>
-              <w:rPr>
-                <w:rFonts w:ascii="IBM Plex Sans" w:cs="IBM Plex Sans" w:eastAsia="IBM Plex Sans" w:hAnsi="IBM Plex Sans"/>
-                <w:sz w:val="19"/>
-                <w:szCs w:val="19"/>
-              </w:rPr>
-              <w:t xml:space="preserve">CANAL_ACTIVO_EN_ALTO = true (como viene)</w:t>
-            </w:r>
-          </w:p>
-        </w:tc>
-        <w:tc>
-          <w:tcPr>
-            <w:tcW w:type="dxa" w:w="3819"/>
-            <w:tcBorders>
-              <w:top w:val="single" w:color="CDD8E0" w:sz="4"/>
-              <w:left w:val="single" w:color="CDD8E0" w:sz="4"/>
-              <w:bottom w:val="single" w:color="CDD8E0" w:sz="4"/>
-              <w:right w:val="single" w:color="CDD8E0" w:sz="4"/>
-            </w:tcBorders>
-            <w:shd w:fill="FFFFFF" w:color="auto" w:val="clear"/>
-            <w:tcMar>
-              <w:top w:type="dxa" w:w="70"/>
-              <w:left w:type="dxa" w:w="110"/>
-              <w:bottom w:type="dxa" w:w="70"/>
-              <w:right w:type="dxa" w:w="110"/>
-            </w:tcMar>
-          </w:tcPr>
-          <w:p>
-            <w:pPr>
-              <w:keepNext/>
-              <w:keepLines/>
-              <w:spacing w:after="0" w:line="260"/>
-            </w:pPr>
-            <w:r>
-              <w:rPr>
-                <w:rFonts w:ascii="IBM Plex Sans" w:cs="IBM Plex Sans" w:eastAsia="IBM Plex Sans" w:hAnsi="IBM Plex Sans"/>
-                <w:sz w:val="19"/>
-                <w:szCs w:val="19"/>
-              </w:rPr>
-              <w:t xml:space="preserve">Cambiar a CANAL_ACTIVO_EN_ALTO = false en control_trama_esp32/config.h</w:t>
-            </w:r>
-          </w:p>
-        </w:tc>
-      </w:tr>
-      <w:tr>
-        <w:trPr>
-          <w:cantSplit/>
-          <w:tblHeader w:val="off"/>
-        </w:trPr>
-        <w:tc>
-          <w:tcPr>
-            <w:tcW w:type="dxa" w:w="2000"/>
-            <w:tcBorders>
-              <w:top w:val="single" w:color="CDD8E0" w:sz="4"/>
-              <w:left w:val="single" w:color="CDD8E0" w:sz="4"/>
-              <w:bottom w:val="single" w:color="CDD8E0" w:sz="4"/>
-              <w:right w:val="single" w:color="CDD8E0" w:sz="4"/>
-            </w:tcBorders>
-            <w:shd w:fill="EDF1F5" w:color="auto" w:val="clear"/>
-            <w:tcMar>
-              <w:top w:type="dxa" w:w="70"/>
-              <w:left w:type="dxa" w:w="110"/>
-              <w:bottom w:type="dxa" w:w="70"/>
-              <w:right w:type="dxa" w:w="110"/>
-            </w:tcMar>
-          </w:tcPr>
-          <w:p>
-            <w:pPr>
-              <w:keepNext w:val="false"/>
-              <w:keepLines/>
-              <w:spacing w:after="0" w:line="260"/>
-            </w:pPr>
-            <w:r>
-              <w:rPr>
-                <w:rFonts w:ascii="IBM Plex Sans" w:cs="IBM Plex Sans" w:eastAsia="IBM Plex Sans" w:hAnsi="IBM Plex Sans"/>
-                <w:sz w:val="19"/>
-                <w:szCs w:val="19"/>
-              </w:rPr>
-              <w:t xml:space="preserve">Con el ESP32 apagado</w:t>
-            </w:r>
-          </w:p>
-        </w:tc>
-        <w:tc>
-          <w:tcPr>
-            <w:tcW w:type="dxa" w:w="3819"/>
-            <w:tcBorders>
-              <w:top w:val="single" w:color="CDD8E0" w:sz="4"/>
-              <w:left w:val="single" w:color="CDD8E0" w:sz="4"/>
-              <w:bottom w:val="single" w:color="CDD8E0" w:sz="4"/>
-              <w:right w:val="single" w:color="CDD8E0" w:sz="4"/>
-            </w:tcBorders>
-            <w:shd w:fill="EDF1F5" w:color="auto" w:val="clear"/>
-            <w:tcMar>
-              <w:top w:type="dxa" w:w="70"/>
-              <w:left w:type="dxa" w:w="110"/>
-              <w:bottom w:type="dxa" w:w="70"/>
-              <w:right w:type="dxa" w:w="110"/>
-            </w:tcMar>
-          </w:tcPr>
-          <w:p>
-            <w:pPr>
-              <w:keepNext w:val="false"/>
-              <w:keepLines/>
-              <w:spacing w:after="0" w:line="260"/>
-            </w:pPr>
-            <w:r>
-              <w:rPr>
-                <w:rFonts w:ascii="IBM Plex Sans" w:cs="IBM Plex Sans" w:eastAsia="IBM Plex Sans" w:hAnsi="IBM Plex Sans"/>
-                <w:sz w:val="19"/>
-                <w:szCs w:val="19"/>
-              </w:rPr>
-              <w:t xml:space="preserve">Los relés quedan abiertos y manda el lector</w:t>
-            </w:r>
-          </w:p>
-        </w:tc>
-        <w:tc>
-          <w:tcPr>
-            <w:tcW w:type="dxa" w:w="3819"/>
-            <w:tcBorders>
-              <w:top w:val="single" w:color="CDD8E0" w:sz="4"/>
-              <w:left w:val="single" w:color="CDD8E0" w:sz="4"/>
-              <w:bottom w:val="single" w:color="CDD8E0" w:sz="4"/>
-              <w:right w:val="single" w:color="CDD8E0" w:sz="4"/>
-            </w:tcBorders>
-            <w:shd w:fill="EDF1F5" w:color="auto" w:val="clear"/>
-            <w:tcMar>
-              <w:top w:type="dxa" w:w="70"/>
-              <w:left w:type="dxa" w:w="110"/>
-              <w:bottom w:type="dxa" w:w="70"/>
-              <w:right w:type="dxa" w:w="110"/>
-            </w:tcMar>
-          </w:tcPr>
-          <w:p>
-            <w:pPr>
-              <w:keepNext w:val="false"/>
-              <w:keepLines/>
-              <w:spacing w:after="0" w:line="260"/>
-            </w:pPr>
-            <w:r>
-              <w:rPr>
-                <w:rFonts w:ascii="IBM Plex Sans" w:cs="IBM Plex Sans" w:eastAsia="IBM Plex Sans" w:hAnsi="IBM Plex Sans"/>
-                <w:sz w:val="19"/>
-                <w:szCs w:val="19"/>
-              </w:rPr>
-              <w:t xml:space="preserve">Los relés quedan abiertos: todos los canales se leen como agujero</w:t>
-            </w:r>
-          </w:p>
-        </w:tc>
-      </w:tr>
-    </w:tbl>
+        <w:t xml:space="preserve">Con el telar apagado y desenchufado. La conexión final, la más segura, pone el relé en el lugar del lector: con agujero el lector da la señal (+V) que activa la bobina, y ahora esa señal la da el relé cuando el ESP32 lo pide. Se hace en el conector del lector en la plaqueta, con bornera, en cada canal (diagramas/hardware/conexion_final_rele.png). Las patas 4 y 6 no tienen polaridad.</w:t>
+      </w:r>
+    </w:p>
+    <w:p>
+      <w:pPr>
+        <w:spacing w:after="120" w:line="290"/>
+      </w:pPr>
+      <w:r>
+        <w:rPr>
+          <w:rFonts w:ascii="IBM Plex Sans" w:cs="IBM Plex Sans" w:eastAsia="IBM Plex Sans" w:hAnsi="IBM Plex Sans"/>
+          <w:sz w:val="21"/>
+          <w:szCs w:val="21"/>
+        </w:rPr>
+        <w:t xml:space="preserve">1. Desconectá los 4 cables del lector de la plaqueta, marcalos en las dos puntas y aislalos en su bornera, para poder volver a conectarlo.</w:t>
+      </w:r>
+    </w:p>
+    <w:p>
+      <w:pPr>
+        <w:spacing w:after="120" w:line="290"/>
+      </w:pPr>
+      <w:r>
+        <w:rPr>
+          <w:rFonts w:ascii="IBM Plex Sans" w:cs="IBM Plex Sans" w:eastAsia="IBM Plex Sans" w:hAnsi="IBM Plex Sans"/>
+          <w:sz w:val="21"/>
+          <w:szCs w:val="21"/>
+        </w:rPr>
+        <w:t xml:space="preserve">2. Del + del conector, la resistencia de protección a la pata 4 del relé: 220 Ω 1 W si el lector se alimenta con hasta 15 V, 470 Ω 2 W de 15 a 30 V. Con más de 30 V, consultá.</w:t>
+      </w:r>
+    </w:p>
+    <w:p>
+      <w:pPr>
+        <w:spacing w:after="120" w:line="290"/>
+      </w:pPr>
+      <w:r>
+        <w:rPr>
+          <w:rFonts w:ascii="IBM Plex Sans" w:cs="IBM Plex Sans" w:eastAsia="IBM Plex Sans" w:hAnsi="IBM Plex Sans"/>
+          <w:sz w:val="21"/>
+          <w:szCs w:val="21"/>
+        </w:rPr>
+        <w:t xml:space="preserve">3. La pata 6 del relé a la señal del conector.</w:t>
+      </w:r>
+    </w:p>
+    <w:p>
+      <w:pPr>
+        <w:spacing w:after="120" w:line="290"/>
+      </w:pPr>
+      <w:r>
+        <w:rPr>
+          <w:rFonts w:ascii="IBM Plex Sans" w:cs="IBM Plex Sans" w:eastAsia="IBM Plex Sans" w:hAnsi="IBM Plex Sans"/>
+          <w:sz w:val="21"/>
+          <w:szCs w:val="21"/>
+        </w:rPr>
+        <w:t xml:space="preserve">4. Una resistencia de 10 kΩ ½ W de la señal al − del conector: deja la señal en 0 V (papel) con el relé abierto. La referencia, unida al − de ese mismo conector.</w:t>
+      </w:r>
+    </w:p>
+    <w:p>
+      <w:pPr>
+        <w:spacing w:after="120" w:line="290"/>
+      </w:pPr>
+      <w:r>
+        <w:rPr>
+          <w:rFonts w:ascii="IBM Plex Sans" w:cs="IBM Plex Sans" w:eastAsia="IBM Plex Sans" w:hAnsi="IBM Plex Sans"/>
+          <w:sz w:val="21"/>
+          <w:szCs w:val="21"/>
+        </w:rPr>
+        <w:t xml:space="preserve">5. En control_trama_esp32/config.h, CANAL_ACTIVO_EN_ALTO en true, como viene: relé cerrado = agujero.</w:t>
+      </w:r>
+    </w:p>
     <w:p>
       <w:pPr>
         <w:spacing w:after="60"/>
@@ -6382,25 +6027,7 @@
           <w:sz w:val="21"/>
           <w:szCs w:val="21"/>
         </w:rPr>
-        <w:t xml:space="preserve">Con una bornera de </w:t>
-      </w:r>
-      <w:r>
-        <w:rPr>
-          <w:rFonts w:ascii="IBM Plex Sans" w:cs="IBM Plex Sans" w:eastAsia="IBM Plex Sans" w:hAnsi="IBM Plex Sans"/>
-          <w:b/>
-          <w:bCs/>
-          <w:sz w:val="21"/>
-          <w:szCs w:val="21"/>
-        </w:rPr>
-        <w:t xml:space="preserve">3 vías</w:t>
-      </w:r>
-      <w:r>
-        <w:rPr>
-          <w:rFonts w:ascii="IBM Plex Sans" w:cs="IBM Plex Sans" w:eastAsia="IBM Plex Sans" w:hAnsi="IBM Plex Sans"/>
-          <w:sz w:val="21"/>
-          <w:szCs w:val="21"/>
-        </w:rPr>
-        <w:t xml:space="preserve">, usá los bornes de los extremos y dejá el del medio libre: los dos tornillos quedan más separados. Nunca uses ese borne libre para algo del lado del ESP32.</w:t>
+        <w:t xml:space="preserve">En la bornera del conector, el + (con la resistencia de protección) y el − van en los extremos y la señal en el medio. Las señales de los canales nunca se unen entre sí, y ningún borne del lado del telar se usa para algo del lado del ESP32.</w:t>
       </w:r>
     </w:p>
     <w:p>
@@ -6446,42 +6073,28 @@
           </w:tcPr>
           <w:p>
             <w:pPr>
-              <w:spacing w:after="0" w:line="280"/>
-            </w:pPr>
-            <w:r>
-              <w:rPr>
-                <w:rFonts w:ascii="IBM Plex Sans" w:cs="IBM Plex Sans" w:eastAsia="IBM Plex Sans" w:hAnsi="IBM Plex Sans"/>
-                <w:b/>
-                <w:bCs/>
-                <w:color w:val="9C5C0A"/>
+              <w:spacing w:after="120" w:line="290"/>
+            </w:pPr>
+            <w:r>
+              <w:rPr>
+                <w:rFonts w:ascii="IBM Plex Sans" w:cs="IBM Plex Sans" w:eastAsia="IBM Plex Sans" w:hAnsi="IBM Plex Sans"/>
                 <w:sz w:val="21"/>
                 <w:szCs w:val="21"/>
               </w:rPr>
-              <w:t xml:space="preserve">Si va en serie: </w:t>
-            </w:r>
-            <w:r>
-              <w:rPr>
-                <w:rFonts w:ascii="IBM Plex Sans" w:cs="IBM Plex Sans" w:eastAsia="IBM Plex Sans" w:hAnsi="IBM Plex Sans"/>
-                <w:sz w:val="20"/>
-                <w:szCs w:val="20"/>
-              </w:rPr>
-              <w:t xml:space="preserve">con el ESP32 apagado o reiniciándose, los cuatro canales se leen como agujero, así que no hay que tejer con el Nivel 2 apagado. La conexión en paralelo no tiene este problema, porque con el ESP32 apagado la máquina vuelve a depender del lector.</w:t>
-            </w:r>
-          </w:p>
-          <w:p>
-            <w:pPr>
-              <w:spacing w:after="0" w:line="280"/>
-            </w:pPr>
-            <w:r>
-              <w:rPr>
-                <w:rFonts w:ascii="IBM Plex Sans" w:cs="IBM Plex Sans" w:eastAsia="IBM Plex Sans" w:hAnsi="IBM Plex Sans"/>
-                <w:b/>
-                <w:bCs/>
-                <w:color w:val="9C5C0A"/>
+              <w:t xml:space="preserve">Qué pasa en cada situación. Si el ESP32 pide la bobina, el relé se cierra, la señal queda en +V y la bobina se activa. Si no la pide, o el ESP32 está apagado, arrancando o sin red, el relé queda abierto y la resistencia de 10 kΩ deja la señal en 0 V, como con papel: la bobina queda en reposo. Si por un error de cableado la señal o la pata 4 tocaran el −, la resistencia de protección limita la corriente a unos 50 mA y no se daña nada.</w:t>
+            </w:r>
+          </w:p>
+          <w:p>
+            <w:pPr>
+              <w:spacing w:after="120" w:line="290"/>
+            </w:pPr>
+            <w:r>
+              <w:rPr>
+                <w:rFonts w:ascii="IBM Plex Sans" w:cs="IBM Plex Sans" w:eastAsia="IBM Plex Sans" w:hAnsi="IBM Plex Sans"/>
                 <w:sz w:val="21"/>
                 <w:szCs w:val="21"/>
               </w:rPr>
-              <w:t xml:space="preserve">Otra opción es sacar el lector y conectar el relé en su lugar, directo a los bornes de la plaqueta. Ahí la conexión depende de quién pone la tensión de la señal: si la pone la plaqueta, el relé va entre los 2 bornes de señal (caso 1); si la ponía el lector, el relé va entre el + y la señal (caso 2A, el agujero es +V) o entre la señal y el − (caso 2B, el agujero es 0 V), con una resistencia de 10 kΩ ½ W que deja la señal en «papel» con el relé abierto. El paso a paso de la medición y los diagramas de los tres casos están en esp32/documentacion/PASO_A_PASO_RELES_LCA110.md y en diagramas/hardware (diagrama_bloque_D_caso1, caso2A y caso2B).</w:t>
+              <w:t xml:space="preserve">Por qué es la más segura: el relé solo toca la señal del lector (pocos mA), nunca las bobinas ni su alimentación; el ESP32 y el telar quedan aislados; el LCA110 es normalmente abierto, así que sin orden la plaqueta ve papel; la corriente queda limitada aun con un error de cableado; no depende de la cinta de papel ni pelea con la salida del lector, que se desconecta; y es reversible. Las conexiones en paralelo o en serie con el lector, que se evaluaron primero, quedan descartadas. Si la medición de la sección 5 diera otra cosa (con agujero la señal va a 0 V, o la tensión la pone la plaqueta), es la variante 2B o el caso 1: el paso a paso está en esp32/documentacion/PASO_A_PASO_RELES_LCA110.md y los diagramas en diagramas/hardware.</w:t>
             </w:r>
           </w:p>
         </w:tc>
@@ -6511,43 +6124,7 @@
           <w:sz w:val="21"/>
           <w:szCs w:val="21"/>
         </w:rPr>
-        <w:t xml:space="preserve">El relé actúa </w:t>
-      </w:r>
-      <w:r>
-        <w:rPr>
-          <w:rFonts w:ascii="IBM Plex Sans" w:cs="IBM Plex Sans" w:eastAsia="IBM Plex Sans" w:hAnsi="IBM Plex Sans"/>
-          <w:b/>
-          <w:bCs/>
-          <w:sz w:val="21"/>
-          <w:szCs w:val="21"/>
-        </w:rPr>
-        <w:t xml:space="preserve">junto con</w:t>
-      </w:r>
-      <w:r>
-        <w:rPr>
-          <w:rFonts w:ascii="IBM Plex Sans" w:cs="IBM Plex Sans" w:eastAsia="IBM Plex Sans" w:hAnsi="IBM Plex Sans"/>
-          <w:sz w:val="21"/>
-          <w:szCs w:val="21"/>
-        </w:rPr>
-        <w:t xml:space="preserve"> el lector, no en su lugar. Para que el dibujo lo decida el ESP32, el lector tiene que ver siempre </w:t>
-      </w:r>
-      <w:r>
-        <w:rPr>
-          <w:rFonts w:ascii="IBM Plex Sans" w:cs="IBM Plex Sans" w:eastAsia="IBM Plex Sans" w:hAnsi="IBM Plex Sans"/>
-          <w:b/>
-          <w:bCs/>
-          <w:sz w:val="21"/>
-          <w:szCs w:val="21"/>
-        </w:rPr>
-        <w:t xml:space="preserve">cinta sin agujero</w:t>
-      </w:r>
-      <w:r>
-        <w:rPr>
-          <w:rFonts w:ascii="IBM Plex Sans" w:cs="IBM Plex Sans" w:eastAsia="IBM Plex Sans" w:hAnsi="IBM Plex Sans"/>
-          <w:sz w:val="21"/>
-          <w:szCs w:val="21"/>
-        </w:rPr>
-        <w:t xml:space="preserve">: dejá colocada una cinta sin perforar, o tapá el lector. Sin cinta, el lector ve luz todo el tiempo, que equivale a un agujero en cada pasada, y el ESP32 no podría controlar ese canal.</w:t>
+        <w:t xml:space="preserve">Con la conexión final el lector queda desconectado y la cinta de papel ya no interviene: el dibujo lo decide el ESP32. Para volver a tejer con la cinta (por ejemplo, si se saca el sistema), se vuelven a conectar los cables del lector en su bornera.</w:t>
       </w:r>
     </w:p>
     <w:p>
@@ -6642,7 +6219,7 @@
           <w:sz w:val="21"/>
           <w:szCs w:val="21"/>
         </w:rPr>
-        <w:t xml:space="preserve">Con el telar en marcha lenta, verificá que la bobina 1 responda a lo que marca el dibujo, y no a la cinta.</w:t>
+        <w:t xml:space="preserve">Con el telar en marcha lenta, verificá que la bobina 1 responda a lo que marca el dibujo.</w:t>
       </w:r>
     </w:p>
     <w:p>
@@ -6678,7 +6255,7 @@
           <w:sz w:val="21"/>
           <w:szCs w:val="21"/>
         </w:rPr>
-        <w:t xml:space="preserve">Apagá el ESP32 y fijate qué hace la máquina: tiene que coincidir con la última fila de la tabla de la sección 8.</w:t>
+        <w:t xml:space="preserve">Apagá el ESP32: la bobina 1 tiene que quedar en reposo (relé abierto = papel).</w:t>
       </w:r>
     </w:p>
     <w:p>
@@ -6732,7 +6309,7 @@
           <w:sz w:val="21"/>
           <w:szCs w:val="21"/>
         </w:rPr>
-        <w:t xml:space="preserve"> viene en 0: el relé queda cerrado mientras la misma bobina se repite (por ejemplo, 120 pasadas seguidas de la bobina 1) y cambia recién cuando cambia la bobina. Si se pone entre 1 y 90, el relé se suelta en cada pasada, como hace el papel, y queda cerrado ese porcentaje de la pasada, adaptándose solo a la velocidad. </w:t>
+        <w:t xml:space="preserve"> viene en 0: el relé queda cerrado mientras la misma bobina se repite (por ejemplo, 120 pasadas seguidas de la bobina 1) y cambia recién cuando cambia la bobina. Así lo confirmaron en la planta: el relé del telar queda activo y la aguja va y vuelve igual en cada pasada. Si se pone entre 1 y 90, el relé se suelta en cada pasada, como hace el papel, y queda cerrado ese porcentaje de la pasada, adaptándose solo a la velocidad. </w:t>
       </w:r>
       <w:r>
         <w:rPr>
@@ -7322,7 +6899,7 @@
                 <w:sz w:val="19"/>
                 <w:szCs w:val="19"/>
               </w:rPr>
-              <w:t xml:space="preserve">Relé dañado, o cinta con agujeros en ese lector</w:t>
+              <w:t xml:space="preserve">Relé dañado, o la señal unida al + por un error de cableado</w:t>
             </w:r>
           </w:p>
         </w:tc>
@@ -7355,7 +6932,7 @@
                 <w:sz w:val="19"/>
                 <w:szCs w:val="19"/>
               </w:rPr>
-              <w:t xml:space="preserve">Probar el relé en la mesa; revisar la cinta</w:t>
+              <w:t xml:space="preserve">Probar el relé en la mesa; revisar la conexión con la sección 8</w:t>
             </w:r>
           </w:p>
         </w:tc>
@@ -7427,7 +7004,7 @@
                 <w:sz w:val="19"/>
                 <w:szCs w:val="19"/>
               </w:rPr>
-              <w:t xml:space="preserve">Configuración de paralelo y serie cruzada</w:t>
+              <w:t xml:space="preserve">CANAL_ACTIVO_EN_ALTO en false, o el lector era del caso 2B</w:t>
             </w:r>
           </w:p>
         </w:tc>
@@ -7460,7 +7037,7 @@
                 <w:sz w:val="19"/>
                 <w:szCs w:val="19"/>
               </w:rPr>
-              <w:t xml:space="preserve">Revisar CANAL_ACTIVO_EN_ALTO según la sección 8</w:t>
+              <w:t xml:space="preserve">Dejarlo en true y repetir la medición de la sección 5</w:t>
             </w:r>
           </w:p>
         </w:tc>
@@ -7479,27 +7056,27 @@
               <w:bottom w:val="single" w:color="CDD8E0" w:sz="4"/>
               <w:right w:val="single" w:color="CDD8E0" w:sz="4"/>
             </w:tcBorders>
-            <w:shd w:fill="EDF1F5" w:color="auto" w:val="clear"/>
-            <w:tcMar>
-              <w:top w:type="dxa" w:w="70"/>
-              <w:left w:type="dxa" w:w="110"/>
-              <w:bottom w:type="dxa" w:w="70"/>
-              <w:right w:type="dxa" w:w="110"/>
-            </w:tcMar>
-          </w:tcPr>
-          <w:p>
-            <w:pPr>
-              <w:keepNext/>
-              <w:keepLines/>
-              <w:spacing w:after="0" w:line="260"/>
-            </w:pPr>
-            <w:r>
-              <w:rPr>
-                <w:rFonts w:ascii="IBM Plex Sans" w:cs="IBM Plex Sans" w:eastAsia="IBM Plex Sans" w:hAnsi="IBM Plex Sans"/>
-                <w:sz w:val="19"/>
-                <w:szCs w:val="19"/>
-              </w:rPr>
-              <w:t xml:space="preserve">La bobina que responde no es la del dibujo</w:t>
+            <w:shd w:fill="FFFFFF" w:color="auto" w:val="clear"/>
+            <w:tcMar>
+              <w:top w:type="dxa" w:w="70"/>
+              <w:left w:type="dxa" w:w="110"/>
+              <w:bottom w:type="dxa" w:w="70"/>
+              <w:right w:type="dxa" w:w="110"/>
+            </w:tcMar>
+          </w:tcPr>
+          <w:p>
+            <w:pPr>
+              <w:keepNext/>
+              <w:keepLines/>
+              <w:spacing w:after="0" w:line="260"/>
+            </w:pPr>
+            <w:r>
+              <w:rPr>
+                <w:rFonts w:ascii="IBM Plex Sans" w:cs="IBM Plex Sans" w:eastAsia="IBM Plex Sans" w:hAnsi="IBM Plex Sans"/>
+                <w:sz w:val="19"/>
+                <w:szCs w:val="19"/>
+              </w:rPr>
+              <w:t xml:space="preserve">La resistencia de protección se calienta</w:t>
             </w:r>
           </w:p>
         </w:tc>
@@ -7512,27 +7089,27 @@
               <w:bottom w:val="single" w:color="CDD8E0" w:sz="4"/>
               <w:right w:val="single" w:color="CDD8E0" w:sz="4"/>
             </w:tcBorders>
-            <w:shd w:fill="EDF1F5" w:color="auto" w:val="clear"/>
-            <w:tcMar>
-              <w:top w:type="dxa" w:w="70"/>
-              <w:left w:type="dxa" w:w="110"/>
-              <w:bottom w:type="dxa" w:w="70"/>
-              <w:right w:type="dxa" w:w="110"/>
-            </w:tcMar>
-          </w:tcPr>
-          <w:p>
-            <w:pPr>
-              <w:keepNext/>
-              <w:keepLines/>
-              <w:spacing w:after="0" w:line="260"/>
-            </w:pPr>
-            <w:r>
-              <w:rPr>
-                <w:rFonts w:ascii="IBM Plex Sans" w:cs="IBM Plex Sans" w:eastAsia="IBM Plex Sans" w:hAnsi="IBM Plex Sans"/>
-                <w:sz w:val="19"/>
-                <w:szCs w:val="19"/>
-              </w:rPr>
-              <w:t xml:space="preserve">Canales conectados en otro orden</w:t>
+            <w:shd w:fill="FFFFFF" w:color="auto" w:val="clear"/>
+            <w:tcMar>
+              <w:top w:type="dxa" w:w="70"/>
+              <w:left w:type="dxa" w:w="110"/>
+              <w:bottom w:type="dxa" w:w="70"/>
+              <w:right w:type="dxa" w:w="110"/>
+            </w:tcMar>
+          </w:tcPr>
+          <w:p>
+            <w:pPr>
+              <w:keepNext/>
+              <w:keepLines/>
+              <w:spacing w:after="0" w:line="260"/>
+            </w:pPr>
+            <w:r>
+              <w:rPr>
+                <w:rFonts w:ascii="IBM Plex Sans" w:cs="IBM Plex Sans" w:eastAsia="IBM Plex Sans" w:hAnsi="IBM Plex Sans"/>
+                <w:sz w:val="19"/>
+                <w:szCs w:val="19"/>
+              </w:rPr>
+              <w:t xml:space="preserve">Un cortocircuito en ese canal: la señal o la pata 4 tocan el −</w:t>
             </w:r>
           </w:p>
         </w:tc>
@@ -7545,27 +7122,27 @@
               <w:bottom w:val="single" w:color="CDD8E0" w:sz="4"/>
               <w:right w:val="single" w:color="CDD8E0" w:sz="4"/>
             </w:tcBorders>
-            <w:shd w:fill="EDF1F5" w:color="auto" w:val="clear"/>
-            <w:tcMar>
-              <w:top w:type="dxa" w:w="70"/>
-              <w:left w:type="dxa" w:w="110"/>
-              <w:bottom w:type="dxa" w:w="70"/>
-              <w:right w:type="dxa" w:w="110"/>
-            </w:tcMar>
-          </w:tcPr>
-          <w:p>
-            <w:pPr>
-              <w:keepNext/>
-              <w:keepLines/>
-              <w:spacing w:after="0" w:line="260"/>
-            </w:pPr>
-            <w:r>
-              <w:rPr>
-                <w:rFonts w:ascii="IBM Plex Sans" w:cs="IBM Plex Sans" w:eastAsia="IBM Plex Sans" w:hAnsi="IBM Plex Sans"/>
-                <w:sz w:val="19"/>
-                <w:szCs w:val="19"/>
-              </w:rPr>
-              <w:t xml:space="preserve">Corregir según la tabla de la sección 7</w:t>
+            <w:shd w:fill="FFFFFF" w:color="auto" w:val="clear"/>
+            <w:tcMar>
+              <w:top w:type="dxa" w:w="70"/>
+              <w:left w:type="dxa" w:w="110"/>
+              <w:bottom w:type="dxa" w:w="70"/>
+              <w:right w:type="dxa" w:w="110"/>
+            </w:tcMar>
+          </w:tcPr>
+          <w:p>
+            <w:pPr>
+              <w:keepNext/>
+              <w:keepLines/>
+              <w:spacing w:after="0" w:line="260"/>
+            </w:pPr>
+            <w:r>
+              <w:rPr>
+                <w:rFonts w:ascii="IBM Plex Sans" w:cs="IBM Plex Sans" w:eastAsia="IBM Plex Sans" w:hAnsi="IBM Plex Sans"/>
+                <w:sz w:val="19"/>
+                <w:szCs w:val="19"/>
+              </w:rPr>
+              <w:t xml:space="preserve">Apagar el telar y revisar el cableado del canal</w:t>
             </w:r>
           </w:p>
         </w:tc>
@@ -7584,27 +7161,27 @@
               <w:bottom w:val="single" w:color="CDD8E0" w:sz="4"/>
               <w:right w:val="single" w:color="CDD8E0" w:sz="4"/>
             </w:tcBorders>
-            <w:shd w:fill="FFFFFF" w:color="auto" w:val="clear"/>
-            <w:tcMar>
-              <w:top w:type="dxa" w:w="70"/>
-              <w:left w:type="dxa" w:w="110"/>
-              <w:bottom w:type="dxa" w:w="70"/>
-              <w:right w:type="dxa" w:w="110"/>
-            </w:tcMar>
-          </w:tcPr>
-          <w:p>
-            <w:pPr>
-              <w:keepNext/>
-              <w:keepLines/>
-              <w:spacing w:after="0" w:line="260"/>
-            </w:pPr>
-            <w:r>
-              <w:rPr>
-                <w:rFonts w:ascii="IBM Plex Sans" w:cs="IBM Plex Sans" w:eastAsia="IBM Plex Sans" w:hAnsi="IBM Plex Sans"/>
-                <w:sz w:val="19"/>
-                <w:szCs w:val="19"/>
-              </w:rPr>
-              <w:t xml:space="preserve">Al encender el ESP32 un relé se activa solo</w:t>
+            <w:shd w:fill="EDF1F5" w:color="auto" w:val="clear"/>
+            <w:tcMar>
+              <w:top w:type="dxa" w:w="70"/>
+              <w:left w:type="dxa" w:w="110"/>
+              <w:bottom w:type="dxa" w:w="70"/>
+              <w:right w:type="dxa" w:w="110"/>
+            </w:tcMar>
+          </w:tcPr>
+          <w:p>
+            <w:pPr>
+              <w:keepNext/>
+              <w:keepLines/>
+              <w:spacing w:after="0" w:line="260"/>
+            </w:pPr>
+            <w:r>
+              <w:rPr>
+                <w:rFonts w:ascii="IBM Plex Sans" w:cs="IBM Plex Sans" w:eastAsia="IBM Plex Sans" w:hAnsi="IBM Plex Sans"/>
+                <w:sz w:val="19"/>
+                <w:szCs w:val="19"/>
+              </w:rPr>
+              <w:t xml:space="preserve">La bobina que responde no es la del dibujo</w:t>
             </w:r>
           </w:p>
         </w:tc>
@@ -7617,27 +7194,27 @@
               <w:bottom w:val="single" w:color="CDD8E0" w:sz="4"/>
               <w:right w:val="single" w:color="CDD8E0" w:sz="4"/>
             </w:tcBorders>
-            <w:shd w:fill="FFFFFF" w:color="auto" w:val="clear"/>
-            <w:tcMar>
-              <w:top w:type="dxa" w:w="70"/>
-              <w:left w:type="dxa" w:w="110"/>
-              <w:bottom w:type="dxa" w:w="70"/>
-              <w:right w:type="dxa" w:w="110"/>
-            </w:tcMar>
-          </w:tcPr>
-          <w:p>
-            <w:pPr>
-              <w:keepNext/>
-              <w:keepLines/>
-              <w:spacing w:after="0" w:line="260"/>
-            </w:pPr>
-            <w:r>
-              <w:rPr>
-                <w:rFonts w:ascii="IBM Plex Sans" w:cs="IBM Plex Sans" w:eastAsia="IBM Plex Sans" w:hAnsi="IBM Plex Sans"/>
-                <w:sz w:val="19"/>
-                <w:szCs w:val="19"/>
-              </w:rPr>
-              <w:t xml:space="preserve">Falta la resistencia de 10 kΩ</w:t>
+            <w:shd w:fill="EDF1F5" w:color="auto" w:val="clear"/>
+            <w:tcMar>
+              <w:top w:type="dxa" w:w="70"/>
+              <w:left w:type="dxa" w:w="110"/>
+              <w:bottom w:type="dxa" w:w="70"/>
+              <w:right w:type="dxa" w:w="110"/>
+            </w:tcMar>
+          </w:tcPr>
+          <w:p>
+            <w:pPr>
+              <w:keepNext/>
+              <w:keepLines/>
+              <w:spacing w:after="0" w:line="260"/>
+            </w:pPr>
+            <w:r>
+              <w:rPr>
+                <w:rFonts w:ascii="IBM Plex Sans" w:cs="IBM Plex Sans" w:eastAsia="IBM Plex Sans" w:hAnsi="IBM Plex Sans"/>
+                <w:sz w:val="19"/>
+                <w:szCs w:val="19"/>
+              </w:rPr>
+              <w:t xml:space="preserve">Canales conectados en otro orden</w:t>
             </w:r>
           </w:p>
         </w:tc>
@@ -7650,27 +7227,27 @@
               <w:bottom w:val="single" w:color="CDD8E0" w:sz="4"/>
               <w:right w:val="single" w:color="CDD8E0" w:sz="4"/>
             </w:tcBorders>
-            <w:shd w:fill="FFFFFF" w:color="auto" w:val="clear"/>
-            <w:tcMar>
-              <w:top w:type="dxa" w:w="70"/>
-              <w:left w:type="dxa" w:w="110"/>
-              <w:bottom w:type="dxa" w:w="70"/>
-              <w:right w:type="dxa" w:w="110"/>
-            </w:tcMar>
-          </w:tcPr>
-          <w:p>
-            <w:pPr>
-              <w:keepNext/>
-              <w:keepLines/>
-              <w:spacing w:after="0" w:line="260"/>
-            </w:pPr>
-            <w:r>
-              <w:rPr>
-                <w:rFonts w:ascii="IBM Plex Sans" w:cs="IBM Plex Sans" w:eastAsia="IBM Plex Sans" w:hAnsi="IBM Plex Sans"/>
-                <w:sz w:val="19"/>
-                <w:szCs w:val="19"/>
-              </w:rPr>
-              <w:t xml:space="preserve">Colocarla entre el pin y GND</w:t>
+            <w:shd w:fill="EDF1F5" w:color="auto" w:val="clear"/>
+            <w:tcMar>
+              <w:top w:type="dxa" w:w="70"/>
+              <w:left w:type="dxa" w:w="110"/>
+              <w:bottom w:type="dxa" w:w="70"/>
+              <w:right w:type="dxa" w:w="110"/>
+            </w:tcMar>
+          </w:tcPr>
+          <w:p>
+            <w:pPr>
+              <w:keepNext/>
+              <w:keepLines/>
+              <w:spacing w:after="0" w:line="260"/>
+            </w:pPr>
+            <w:r>
+              <w:rPr>
+                <w:rFonts w:ascii="IBM Plex Sans" w:cs="IBM Plex Sans" w:eastAsia="IBM Plex Sans" w:hAnsi="IBM Plex Sans"/>
+                <w:sz w:val="19"/>
+                <w:szCs w:val="19"/>
+              </w:rPr>
+              <w:t xml:space="preserve">Corregir según la tabla de la sección 7</w:t>
             </w:r>
           </w:p>
         </w:tc>
@@ -7689,27 +7266,27 @@
               <w:bottom w:val="single" w:color="CDD8E0" w:sz="4"/>
               <w:right w:val="single" w:color="CDD8E0" w:sz="4"/>
             </w:tcBorders>
-            <w:shd w:fill="EDF1F5" w:color="auto" w:val="clear"/>
-            <w:tcMar>
-              <w:top w:type="dxa" w:w="70"/>
-              <w:left w:type="dxa" w:w="110"/>
-              <w:bottom w:type="dxa" w:w="70"/>
-              <w:right w:type="dxa" w:w="110"/>
-            </w:tcMar>
-          </w:tcPr>
-          <w:p>
-            <w:pPr>
-              <w:keepNext/>
-              <w:keepLines/>
-              <w:spacing w:after="0" w:line="260"/>
-            </w:pPr>
-            <w:r>
-              <w:rPr>
-                <w:rFonts w:ascii="IBM Plex Sans" w:cs="IBM Plex Sans" w:eastAsia="IBM Plex Sans" w:hAnsi="IBM Plex Sans"/>
-                <w:sz w:val="19"/>
-                <w:szCs w:val="19"/>
-              </w:rPr>
-              <w:t xml:space="preserve">Funciona a veces</w:t>
+            <w:shd w:fill="FFFFFF" w:color="auto" w:val="clear"/>
+            <w:tcMar>
+              <w:top w:type="dxa" w:w="70"/>
+              <w:left w:type="dxa" w:w="110"/>
+              <w:bottom w:type="dxa" w:w="70"/>
+              <w:right w:type="dxa" w:w="110"/>
+            </w:tcMar>
+          </w:tcPr>
+          <w:p>
+            <w:pPr>
+              <w:keepNext/>
+              <w:keepLines/>
+              <w:spacing w:after="0" w:line="260"/>
+            </w:pPr>
+            <w:r>
+              <w:rPr>
+                <w:rFonts w:ascii="IBM Plex Sans" w:cs="IBM Plex Sans" w:eastAsia="IBM Plex Sans" w:hAnsi="IBM Plex Sans"/>
+                <w:sz w:val="19"/>
+                <w:szCs w:val="19"/>
+              </w:rPr>
+              <w:t xml:space="preserve">Al encender el ESP32 un relé se activa solo</w:t>
             </w:r>
           </w:p>
         </w:tc>
@@ -7722,27 +7299,27 @@
               <w:bottom w:val="single" w:color="CDD8E0" w:sz="4"/>
               <w:right w:val="single" w:color="CDD8E0" w:sz="4"/>
             </w:tcBorders>
-            <w:shd w:fill="EDF1F5" w:color="auto" w:val="clear"/>
-            <w:tcMar>
-              <w:top w:type="dxa" w:w="70"/>
-              <w:left w:type="dxa" w:w="110"/>
-              <w:bottom w:type="dxa" w:w="70"/>
-              <w:right w:type="dxa" w:w="110"/>
-            </w:tcMar>
-          </w:tcPr>
-          <w:p>
-            <w:pPr>
-              <w:keepNext/>
-              <w:keepLines/>
-              <w:spacing w:after="0" w:line="260"/>
-            </w:pPr>
-            <w:r>
-              <w:rPr>
-                <w:rFonts w:ascii="IBM Plex Sans" w:cs="IBM Plex Sans" w:eastAsia="IBM Plex Sans" w:hAnsi="IBM Plex Sans"/>
-                <w:sz w:val="19"/>
-                <w:szCs w:val="19"/>
-              </w:rPr>
-              <w:t xml:space="preserve">Soldadura fría o LED con poca corriente</w:t>
+            <w:shd w:fill="FFFFFF" w:color="auto" w:val="clear"/>
+            <w:tcMar>
+              <w:top w:type="dxa" w:w="70"/>
+              <w:left w:type="dxa" w:w="110"/>
+              <w:bottom w:type="dxa" w:w="70"/>
+              <w:right w:type="dxa" w:w="110"/>
+            </w:tcMar>
+          </w:tcPr>
+          <w:p>
+            <w:pPr>
+              <w:keepNext/>
+              <w:keepLines/>
+              <w:spacing w:after="0" w:line="260"/>
+            </w:pPr>
+            <w:r>
+              <w:rPr>
+                <w:rFonts w:ascii="IBM Plex Sans" w:cs="IBM Plex Sans" w:eastAsia="IBM Plex Sans" w:hAnsi="IBM Plex Sans"/>
+                <w:sz w:val="19"/>
+                <w:szCs w:val="19"/>
+              </w:rPr>
+              <w:t xml:space="preserve">Falta la resistencia de 10 kΩ</w:t>
             </w:r>
           </w:p>
         </w:tc>
@@ -7755,27 +7332,27 @@
               <w:bottom w:val="single" w:color="CDD8E0" w:sz="4"/>
               <w:right w:val="single" w:color="CDD8E0" w:sz="4"/>
             </w:tcBorders>
-            <w:shd w:fill="EDF1F5" w:color="auto" w:val="clear"/>
-            <w:tcMar>
-              <w:top w:type="dxa" w:w="70"/>
-              <w:left w:type="dxa" w:w="110"/>
-              <w:bottom w:type="dxa" w:w="70"/>
-              <w:right w:type="dxa" w:w="110"/>
-            </w:tcMar>
-          </w:tcPr>
-          <w:p>
-            <w:pPr>
-              <w:keepNext/>
-              <w:keepLines/>
-              <w:spacing w:after="0" w:line="260"/>
-            </w:pPr>
-            <w:r>
-              <w:rPr>
-                <w:rFonts w:ascii="IBM Plex Sans" w:cs="IBM Plex Sans" w:eastAsia="IBM Plex Sans" w:hAnsi="IBM Plex Sans"/>
-                <w:sz w:val="19"/>
-                <w:szCs w:val="19"/>
-              </w:rPr>
-              <w:t xml:space="preserve">Resoldar; si sigue, bajar la resistencia a 220 Ω</w:t>
+            <w:shd w:fill="FFFFFF" w:color="auto" w:val="clear"/>
+            <w:tcMar>
+              <w:top w:type="dxa" w:w="70"/>
+              <w:left w:type="dxa" w:w="110"/>
+              <w:bottom w:type="dxa" w:w="70"/>
+              <w:right w:type="dxa" w:w="110"/>
+            </w:tcMar>
+          </w:tcPr>
+          <w:p>
+            <w:pPr>
+              <w:keepNext/>
+              <w:keepLines/>
+              <w:spacing w:after="0" w:line="260"/>
+            </w:pPr>
+            <w:r>
+              <w:rPr>
+                <w:rFonts w:ascii="IBM Plex Sans" w:cs="IBM Plex Sans" w:eastAsia="IBM Plex Sans" w:hAnsi="IBM Plex Sans"/>
+                <w:sz w:val="19"/>
+                <w:szCs w:val="19"/>
+              </w:rPr>
+              <w:t xml:space="preserve">Colocarla entre el pin y GND</w:t>
             </w:r>
           </w:p>
         </w:tc>
@@ -7794,27 +7371,27 @@
               <w:bottom w:val="single" w:color="CDD8E0" w:sz="4"/>
               <w:right w:val="single" w:color="CDD8E0" w:sz="4"/>
             </w:tcBorders>
-            <w:shd w:fill="FFFFFF" w:color="auto" w:val="clear"/>
-            <w:tcMar>
-              <w:top w:type="dxa" w:w="70"/>
-              <w:left w:type="dxa" w:w="110"/>
-              <w:bottom w:type="dxa" w:w="70"/>
-              <w:right w:type="dxa" w:w="110"/>
-            </w:tcMar>
-          </w:tcPr>
-          <w:p>
-            <w:pPr>
-              <w:keepNext/>
-              <w:keepLines/>
-              <w:spacing w:after="0" w:line="260"/>
-            </w:pPr>
-            <w:r>
-              <w:rPr>
-                <w:rFonts w:ascii="IBM Plex Sans" w:cs="IBM Plex Sans" w:eastAsia="IBM Plex Sans" w:hAnsi="IBM Plex Sans"/>
-                <w:sz w:val="19"/>
-                <w:szCs w:val="19"/>
-              </w:rPr>
-              <w:t xml:space="preserve">En una fila repetida solo toma la primera pasada</w:t>
+            <w:shd w:fill="EDF1F5" w:color="auto" w:val="clear"/>
+            <w:tcMar>
+              <w:top w:type="dxa" w:w="70"/>
+              <w:left w:type="dxa" w:w="110"/>
+              <w:bottom w:type="dxa" w:w="70"/>
+              <w:right w:type="dxa" w:w="110"/>
+            </w:tcMar>
+          </w:tcPr>
+          <w:p>
+            <w:pPr>
+              <w:keepNext/>
+              <w:keepLines/>
+              <w:spacing w:after="0" w:line="260"/>
+            </w:pPr>
+            <w:r>
+              <w:rPr>
+                <w:rFonts w:ascii="IBM Plex Sans" w:cs="IBM Plex Sans" w:eastAsia="IBM Plex Sans" w:hAnsi="IBM Plex Sans"/>
+                <w:sz w:val="19"/>
+                <w:szCs w:val="19"/>
+              </w:rPr>
+              <w:t xml:space="preserve">Funciona a veces</w:t>
             </w:r>
           </w:p>
         </w:tc>
@@ -7827,27 +7404,27 @@
               <w:bottom w:val="single" w:color="CDD8E0" w:sz="4"/>
               <w:right w:val="single" w:color="CDD8E0" w:sz="4"/>
             </w:tcBorders>
-            <w:shd w:fill="FFFFFF" w:color="auto" w:val="clear"/>
-            <w:tcMar>
-              <w:top w:type="dxa" w:w="70"/>
-              <w:left w:type="dxa" w:w="110"/>
-              <w:bottom w:type="dxa" w:w="70"/>
-              <w:right w:type="dxa" w:w="110"/>
-            </w:tcMar>
-          </w:tcPr>
-          <w:p>
-            <w:pPr>
-              <w:keepNext/>
-              <w:keepLines/>
-              <w:spacing w:after="0" w:line="260"/>
-            </w:pPr>
-            <w:r>
-              <w:rPr>
-                <w:rFonts w:ascii="IBM Plex Sans" w:cs="IBM Plex Sans" w:eastAsia="IBM Plex Sans" w:hAnsi="IBM Plex Sans"/>
-                <w:sz w:val="19"/>
-                <w:szCs w:val="19"/>
-              </w:rPr>
-              <w:t xml:space="preserve">La máquina necesita que la señal se suelte entre pasadas, como con el papel</w:t>
+            <w:shd w:fill="EDF1F5" w:color="auto" w:val="clear"/>
+            <w:tcMar>
+              <w:top w:type="dxa" w:w="70"/>
+              <w:left w:type="dxa" w:w="110"/>
+              <w:bottom w:type="dxa" w:w="70"/>
+              <w:right w:type="dxa" w:w="110"/>
+            </w:tcMar>
+          </w:tcPr>
+          <w:p>
+            <w:pPr>
+              <w:keepNext/>
+              <w:keepLines/>
+              <w:spacing w:after="0" w:line="260"/>
+            </w:pPr>
+            <w:r>
+              <w:rPr>
+                <w:rFonts w:ascii="IBM Plex Sans" w:cs="IBM Plex Sans" w:eastAsia="IBM Plex Sans" w:hAnsi="IBM Plex Sans"/>
+                <w:sz w:val="19"/>
+                <w:szCs w:val="19"/>
+              </w:rPr>
+              <w:t xml:space="preserve">Soldadura fría o LED con poca corriente</w:t>
             </w:r>
           </w:p>
         </w:tc>
@@ -7860,27 +7437,27 @@
               <w:bottom w:val="single" w:color="CDD8E0" w:sz="4"/>
               <w:right w:val="single" w:color="CDD8E0" w:sz="4"/>
             </w:tcBorders>
-            <w:shd w:fill="FFFFFF" w:color="auto" w:val="clear"/>
-            <w:tcMar>
-              <w:top w:type="dxa" w:w="70"/>
-              <w:left w:type="dxa" w:w="110"/>
-              <w:bottom w:type="dxa" w:w="70"/>
-              <w:right w:type="dxa" w:w="110"/>
-            </w:tcMar>
-          </w:tcPr>
-          <w:p>
-            <w:pPr>
-              <w:keepNext/>
-              <w:keepLines/>
-              <w:spacing w:after="0" w:line="260"/>
-            </w:pPr>
-            <w:r>
-              <w:rPr>
-                <w:rFonts w:ascii="IBM Plex Sans" w:cs="IBM Plex Sans" w:eastAsia="IBM Plex Sans" w:hAnsi="IBM Plex Sans"/>
-                <w:sz w:val="19"/>
-                <w:szCs w:val="19"/>
-              </w:rPr>
-              <w:t xml:space="preserve">Poner PORCENTAJE_SELECCION en 50 (o el valor medido con la regla); el LED de la prueba en la mesa pasa a parpadear</w:t>
+            <w:shd w:fill="EDF1F5" w:color="auto" w:val="clear"/>
+            <w:tcMar>
+              <w:top w:type="dxa" w:w="70"/>
+              <w:left w:type="dxa" w:w="110"/>
+              <w:bottom w:type="dxa" w:w="70"/>
+              <w:right w:type="dxa" w:w="110"/>
+            </w:tcMar>
+          </w:tcPr>
+          <w:p>
+            <w:pPr>
+              <w:keepNext/>
+              <w:keepLines/>
+              <w:spacing w:after="0" w:line="260"/>
+            </w:pPr>
+            <w:r>
+              <w:rPr>
+                <w:rFonts w:ascii="IBM Plex Sans" w:cs="IBM Plex Sans" w:eastAsia="IBM Plex Sans" w:hAnsi="IBM Plex Sans"/>
+                <w:sz w:val="19"/>
+                <w:szCs w:val="19"/>
+              </w:rPr>
+              <w:t xml:space="preserve">Resoldar; si sigue, bajar la resistencia a 220 Ω</w:t>
             </w:r>
           </w:p>
         </w:tc>
@@ -7899,27 +7476,27 @@
               <w:bottom w:val="single" w:color="CDD8E0" w:sz="4"/>
               <w:right w:val="single" w:color="CDD8E0" w:sz="4"/>
             </w:tcBorders>
-            <w:shd w:fill="EDF1F5" w:color="auto" w:val="clear"/>
-            <w:tcMar>
-              <w:top w:type="dxa" w:w="70"/>
-              <w:left w:type="dxa" w:w="110"/>
-              <w:bottom w:type="dxa" w:w="70"/>
-              <w:right w:type="dxa" w:w="110"/>
-            </w:tcMar>
-          </w:tcPr>
-          <w:p>
-            <w:pPr>
-              <w:keepNext/>
-              <w:keepLines/>
-              <w:spacing w:after="0" w:line="260"/>
-            </w:pPr>
-            <w:r>
-              <w:rPr>
-                <w:rFonts w:ascii="IBM Plex Sans" w:cs="IBM Plex Sans" w:eastAsia="IBM Plex Sans" w:hAnsi="IBM Plex Sans"/>
-                <w:sz w:val="19"/>
-                <w:szCs w:val="19"/>
-              </w:rPr>
-              <w:t xml:space="preserve">Algunas pasadas no toman la selección</w:t>
+            <w:shd w:fill="FFFFFF" w:color="auto" w:val="clear"/>
+            <w:tcMar>
+              <w:top w:type="dxa" w:w="70"/>
+              <w:left w:type="dxa" w:w="110"/>
+              <w:bottom w:type="dxa" w:w="70"/>
+              <w:right w:type="dxa" w:w="110"/>
+            </w:tcMar>
+          </w:tcPr>
+          <w:p>
+            <w:pPr>
+              <w:keepNext/>
+              <w:keepLines/>
+              <w:spacing w:after="0" w:line="260"/>
+            </w:pPr>
+            <w:r>
+              <w:rPr>
+                <w:rFonts w:ascii="IBM Plex Sans" w:cs="IBM Plex Sans" w:eastAsia="IBM Plex Sans" w:hAnsi="IBM Plex Sans"/>
+                <w:sz w:val="19"/>
+                <w:szCs w:val="19"/>
+              </w:rPr>
+              <w:t xml:space="preserve">En una fila repetida solo toma la primera pasada</w:t>
             </w:r>
           </w:p>
         </w:tc>
@@ -7932,27 +7509,27 @@
               <w:bottom w:val="single" w:color="CDD8E0" w:sz="4"/>
               <w:right w:val="single" w:color="CDD8E0" w:sz="4"/>
             </w:tcBorders>
-            <w:shd w:fill="EDF1F5" w:color="auto" w:val="clear"/>
-            <w:tcMar>
-              <w:top w:type="dxa" w:w="70"/>
-              <w:left w:type="dxa" w:w="110"/>
-              <w:bottom w:type="dxa" w:w="70"/>
-              <w:right w:type="dxa" w:w="110"/>
-            </w:tcMar>
-          </w:tcPr>
-          <w:p>
-            <w:pPr>
-              <w:keepNext/>
-              <w:keepLines/>
-              <w:spacing w:after="0" w:line="260"/>
-            </w:pPr>
-            <w:r>
-              <w:rPr>
-                <w:rFonts w:ascii="IBM Plex Sans" w:cs="IBM Plex Sans" w:eastAsia="IBM Plex Sans" w:hAnsi="IBM Plex Sans"/>
-                <w:sz w:val="19"/>
-                <w:szCs w:val="19"/>
-              </w:rPr>
-              <w:t xml:space="preserve">Con un porcentaje, la selección dura poco para la máquina</w:t>
+            <w:shd w:fill="FFFFFF" w:color="auto" w:val="clear"/>
+            <w:tcMar>
+              <w:top w:type="dxa" w:w="70"/>
+              <w:left w:type="dxa" w:w="110"/>
+              <w:bottom w:type="dxa" w:w="70"/>
+              <w:right w:type="dxa" w:w="110"/>
+            </w:tcMar>
+          </w:tcPr>
+          <w:p>
+            <w:pPr>
+              <w:keepNext/>
+              <w:keepLines/>
+              <w:spacing w:after="0" w:line="260"/>
+            </w:pPr>
+            <w:r>
+              <w:rPr>
+                <w:rFonts w:ascii="IBM Plex Sans" w:cs="IBM Plex Sans" w:eastAsia="IBM Plex Sans" w:hAnsi="IBM Plex Sans"/>
+                <w:sz w:val="19"/>
+                <w:szCs w:val="19"/>
+              </w:rPr>
+              <w:t xml:space="preserve">La máquina necesita que la señal se suelte entre pasadas, como con el papel</w:t>
             </w:r>
           </w:p>
         </w:tc>
@@ -7965,27 +7542,27 @@
               <w:bottom w:val="single" w:color="CDD8E0" w:sz="4"/>
               <w:right w:val="single" w:color="CDD8E0" w:sz="4"/>
             </w:tcBorders>
-            <w:shd w:fill="EDF1F5" w:color="auto" w:val="clear"/>
-            <w:tcMar>
-              <w:top w:type="dxa" w:w="70"/>
-              <w:left w:type="dxa" w:w="110"/>
-              <w:bottom w:type="dxa" w:w="70"/>
-              <w:right w:type="dxa" w:w="110"/>
-            </w:tcMar>
-          </w:tcPr>
-          <w:p>
-            <w:pPr>
-              <w:keepNext/>
-              <w:keepLines/>
-              <w:spacing w:after="0" w:line="260"/>
-            </w:pPr>
-            <w:r>
-              <w:rPr>
-                <w:rFonts w:ascii="IBM Plex Sans" w:cs="IBM Plex Sans" w:eastAsia="IBM Plex Sans" w:hAnsi="IBM Plex Sans"/>
-                <w:sz w:val="19"/>
-                <w:szCs w:val="19"/>
-              </w:rPr>
-              <w:t xml:space="preserve">Subir PORCENTAJE_SELECCION de a 10, hasta 90 (o volver a 0, que la mantiene)</w:t>
+            <w:shd w:fill="FFFFFF" w:color="auto" w:val="clear"/>
+            <w:tcMar>
+              <w:top w:type="dxa" w:w="70"/>
+              <w:left w:type="dxa" w:w="110"/>
+              <w:bottom w:type="dxa" w:w="70"/>
+              <w:right w:type="dxa" w:w="110"/>
+            </w:tcMar>
+          </w:tcPr>
+          <w:p>
+            <w:pPr>
+              <w:keepNext/>
+              <w:keepLines/>
+              <w:spacing w:after="0" w:line="260"/>
+            </w:pPr>
+            <w:r>
+              <w:rPr>
+                <w:rFonts w:ascii="IBM Plex Sans" w:cs="IBM Plex Sans" w:eastAsia="IBM Plex Sans" w:hAnsi="IBM Plex Sans"/>
+                <w:sz w:val="19"/>
+                <w:szCs w:val="19"/>
+              </w:rPr>
+              <w:t xml:space="preserve">Poner PORCENTAJE_SELECCION en 50 (o el valor medido con la regla); el LED de la prueba en la mesa pasa a parpadear</w:t>
             </w:r>
           </w:p>
         </w:tc>
@@ -8004,6 +7581,111 @@
               <w:bottom w:val="single" w:color="CDD8E0" w:sz="4"/>
               <w:right w:val="single" w:color="CDD8E0" w:sz="4"/>
             </w:tcBorders>
+            <w:shd w:fill="EDF1F5" w:color="auto" w:val="clear"/>
+            <w:tcMar>
+              <w:top w:type="dxa" w:w="70"/>
+              <w:left w:type="dxa" w:w="110"/>
+              <w:bottom w:type="dxa" w:w="70"/>
+              <w:right w:type="dxa" w:w="110"/>
+            </w:tcMar>
+          </w:tcPr>
+          <w:p>
+            <w:pPr>
+              <w:keepNext/>
+              <w:keepLines/>
+              <w:spacing w:after="0" w:line="260"/>
+            </w:pPr>
+            <w:r>
+              <w:rPr>
+                <w:rFonts w:ascii="IBM Plex Sans" w:cs="IBM Plex Sans" w:eastAsia="IBM Plex Sans" w:hAnsi="IBM Plex Sans"/>
+                <w:sz w:val="19"/>
+                <w:szCs w:val="19"/>
+              </w:rPr>
+              <w:t xml:space="preserve">Algunas pasadas no toman la selección</w:t>
+            </w:r>
+          </w:p>
+        </w:tc>
+        <w:tc>
+          <w:tcPr>
+            <w:tcW w:type="dxa" w:w="3300"/>
+            <w:tcBorders>
+              <w:top w:val="single" w:color="CDD8E0" w:sz="4"/>
+              <w:left w:val="single" w:color="CDD8E0" w:sz="4"/>
+              <w:bottom w:val="single" w:color="CDD8E0" w:sz="4"/>
+              <w:right w:val="single" w:color="CDD8E0" w:sz="4"/>
+            </w:tcBorders>
+            <w:shd w:fill="EDF1F5" w:color="auto" w:val="clear"/>
+            <w:tcMar>
+              <w:top w:type="dxa" w:w="70"/>
+              <w:left w:type="dxa" w:w="110"/>
+              <w:bottom w:type="dxa" w:w="70"/>
+              <w:right w:type="dxa" w:w="110"/>
+            </w:tcMar>
+          </w:tcPr>
+          <w:p>
+            <w:pPr>
+              <w:keepNext/>
+              <w:keepLines/>
+              <w:spacing w:after="0" w:line="260"/>
+            </w:pPr>
+            <w:r>
+              <w:rPr>
+                <w:rFonts w:ascii="IBM Plex Sans" w:cs="IBM Plex Sans" w:eastAsia="IBM Plex Sans" w:hAnsi="IBM Plex Sans"/>
+                <w:sz w:val="19"/>
+                <w:szCs w:val="19"/>
+              </w:rPr>
+              <w:t xml:space="preserve">Con un porcentaje, la selección dura poco para la máquina</w:t>
+            </w:r>
+          </w:p>
+        </w:tc>
+        <w:tc>
+          <w:tcPr>
+            <w:tcW w:type="dxa" w:w="3638"/>
+            <w:tcBorders>
+              <w:top w:val="single" w:color="CDD8E0" w:sz="4"/>
+              <w:left w:val="single" w:color="CDD8E0" w:sz="4"/>
+              <w:bottom w:val="single" w:color="CDD8E0" w:sz="4"/>
+              <w:right w:val="single" w:color="CDD8E0" w:sz="4"/>
+            </w:tcBorders>
+            <w:shd w:fill="EDF1F5" w:color="auto" w:val="clear"/>
+            <w:tcMar>
+              <w:top w:type="dxa" w:w="70"/>
+              <w:left w:type="dxa" w:w="110"/>
+              <w:bottom w:type="dxa" w:w="70"/>
+              <w:right w:type="dxa" w:w="110"/>
+            </w:tcMar>
+          </w:tcPr>
+          <w:p>
+            <w:pPr>
+              <w:keepNext/>
+              <w:keepLines/>
+              <w:spacing w:after="0" w:line="260"/>
+            </w:pPr>
+            <w:r>
+              <w:rPr>
+                <w:rFonts w:ascii="IBM Plex Sans" w:cs="IBM Plex Sans" w:eastAsia="IBM Plex Sans" w:hAnsi="IBM Plex Sans"/>
+                <w:sz w:val="19"/>
+                <w:szCs w:val="19"/>
+              </w:rPr>
+              <w:t xml:space="preserve">Subir PORCENTAJE_SELECCION de a 10, hasta 90 (o volver a 0, que la mantiene)</w:t>
+            </w:r>
+          </w:p>
+        </w:tc>
+      </w:tr>
+      <w:tr>
+        <w:trPr>
+          <w:cantSplit/>
+          <w:tblHeader w:val="off"/>
+        </w:trPr>
+        <w:tc>
+          <w:tcPr>
+            <w:tcW w:type="dxa" w:w="2700"/>
+            <w:tcBorders>
+              <w:top w:val="single" w:color="CDD8E0" w:sz="4"/>
+              <w:left w:val="single" w:color="CDD8E0" w:sz="4"/>
+              <w:bottom w:val="single" w:color="CDD8E0" w:sz="4"/>
+              <w:right w:val="single" w:color="CDD8E0" w:sz="4"/>
+            </w:tcBorders>
             <w:shd w:fill="FFFFFF" w:color="auto" w:val="clear"/>
             <w:tcMar>
               <w:top w:type="dxa" w:w="70"/>
@@ -8125,7 +7807,7 @@
           <w:sz w:val="21"/>
           <w:szCs w:val="21"/>
         </w:rPr>
-        <w:t xml:space="preserve">Mediciones de la sección 5 anotadas; corriente del lector menor a 120 mA.</w:t>
+        <w:t xml:space="preserve">Mediciones de la sección 5 anotadas; corriente con el relé cerrado menor a 20 mA (nunca más de 100).</w:t>
       </w:r>
     </w:p>
     <w:p>
@@ -8233,7 +7915,7 @@
           <w:sz w:val="21"/>
           <w:szCs w:val="21"/>
         </w:rPr>
-        <w:t xml:space="preserve">CANAL_ACTIVO_EN_ALTO según paralelo o serie, MODO_BANCO en false y PORCENTAJE_SELECCION ajustado con la prueba de tejido.</w:t>
+        <w:t xml:space="preserve">CANAL_ACTIVO_EN_ALTO en true, MODO_BANCO en false y PORCENTAJE_SELECCION confirmado con la prueba de tejido (0 si la máquina toma la selección mantenida).</w:t>
       </w:r>
     </w:p>
     <w:p>
@@ -8251,7 +7933,7 @@
           <w:sz w:val="21"/>
           <w:szCs w:val="21"/>
         </w:rPr>
-        <w:t xml:space="preserve">Cinta sin perforar colocada, o lectores tapados.</w:t>
+        <w:t xml:space="preserve">En cada canal, la resistencia de protección y la de 10 kΩ ½ W; los cables de cada lector marcados y aislados en su bornera.</w:t>
       </w:r>
     </w:p>
     <w:p>

--- a/documentacion_proyecto/Guia_Conexion_Reles_LCA110.docx
+++ b/documentacion_proyecto/Guia_Conexion_Reles_LCA110.docx
@@ -2789,7 +2789,7 @@
                 <w:sz w:val="19"/>
                 <w:szCs w:val="19"/>
               </w:rPr>
-              <w:t xml:space="preserve">Resistencia de protección: 220 Ω 1 W (lector de hasta 15 V) o 470 Ω 2 W (de 15 a 30 V)</w:t>
+              <w:t xml:space="preserve">Resistencia de protección: 220 Ω 2 W (lector de hasta 15 V) o 470 Ω 3 W (de 15 a 30 V)</w:t>
             </w:r>
           </w:p>
         </w:tc>
@@ -4073,7 +4073,7 @@
                 <w:sz w:val="19"/>
                 <w:szCs w:val="19"/>
               </w:rPr>
-              <w:t xml:space="preserve">La resistencia de protección: 220 Ω 1 W hasta 15 V, 470 Ω 2 W de 15 a 30 V</w:t>
+              <w:t xml:space="preserve">La resistencia de protección: 220 Ω 2 W hasta 15 V, 470 Ω 3 W de 15 a 30 V</w:t>
             </w:r>
           </w:p>
         </w:tc>
@@ -5970,7 +5970,7 @@
           <w:sz w:val="21"/>
           <w:szCs w:val="21"/>
         </w:rPr>
-        <w:t xml:space="preserve">2. Del + del conector, la resistencia de protección a la pata 4 del relé: 220 Ω 1 W si el lector se alimenta con hasta 15 V, 470 Ω 2 W de 15 a 30 V. Con más de 30 V, consultá.</w:t>
+        <w:t xml:space="preserve">2. Del + del conector, la resistencia de protección a la pata 4 del relé: 220 Ω 2 W si el lector se alimenta con hasta 15 V, 470 Ω 3 W de 15 a 30 V. Con más de 30 V, consultá.</w:t>
       </w:r>
     </w:p>
     <w:p>
@@ -6014,11 +6014,6 @@
     </w:p>
     <w:p>
       <w:pPr>
-        <w:spacing w:after="60"/>
-      </w:pPr>
-    </w:p>
-    <w:p>
-      <w:pPr>
         <w:spacing w:after="120" w:line="290"/>
       </w:pPr>
       <w:r>
@@ -6029,11 +6024,6 @@
         </w:rPr>
         <w:t xml:space="preserve">En la bornera del conector, el + (con la resistencia de protección) y el − van en los extremos y la señal en el medio. Las señales de los canales nunca se unen entre sí, y ningún borne del lado del telar se usa para algo del lado del ESP32.</w:t>
       </w:r>
-    </w:p>
-    <w:p>
-      <w:pPr>
-        <w:spacing w:after="60"/>
-      </w:pPr>
     </w:p>
     <w:tbl>
       <w:tblPr>
@@ -6100,11 +6090,6 @@
         </w:tc>
       </w:tr>
     </w:tbl>
-    <w:p>
-      <w:pPr>
-        <w:spacing w:after="60"/>
-      </w:pPr>
-    </w:p>
     <w:p>
       <w:pPr>
         <w:pStyle w:val="Heading1"/>
@@ -7457,7 +7442,7 @@
                 <w:sz w:val="19"/>
                 <w:szCs w:val="19"/>
               </w:rPr>
-              <w:t xml:space="preserve">Resoldar; si sigue, bajar la resistencia a 220 Ω</w:t>
+              <w:t xml:space="preserve">Resoldar; si sigue, bajar la de 330 Ω del LED a 220 Ω</w:t>
             </w:r>
           </w:p>
         </w:tc>
@@ -7778,11 +7763,6 @@
         </w:tc>
       </w:tr>
     </w:tbl>
-    <w:p>
-      <w:pPr>
-        <w:spacing w:after="60"/>
-      </w:pPr>
-    </w:p>
     <w:p>
       <w:pPr>
         <w:pStyle w:val="Heading1"/>

--- a/documentacion_proyecto/Guia_Conexion_Reles_LCA110.docx
+++ b/documentacion_proyecto/Guia_Conexion_Reles_LCA110.docx
@@ -56,7 +56,7 @@
           <w:sz w:val="21"/>
           <w:szCs w:val="21"/>
         </w:rPr>
-        <w:t xml:space="preserve">Esta guía explica cómo conectar los cuatro relés de estado sólido LCA110 que le permiten al ESP32 del Nivel 2 elegir, pasada por pasada, qué bobinas de selección se activan. Cubre el orden de trabajo, la seguridad, las mediciones previas, las conexiones de cada lado, las pruebas y los problemas más frecuentes.</w:t>
+        <w:t xml:space="preserve">Esta guía explica cómo conectar los cuatro relés de estado sólido LCA110 que le permiten al ESP32 del Nivel 2 elegir, pasada por pasada, qué bobina de selección se activa (una por pasada, porque en cada pasada entra una sola trama). Cubre el orden de trabajo, la seguridad, las mediciones previas, las conexiones de cada lado, las pruebas y los problemas más frecuentes.</w:t>
       </w:r>
     </w:p>
     <w:p>
@@ -100,7 +100,7 @@
           <w:sz w:val="21"/>
           <w:szCs w:val="21"/>
         </w:rPr>
-        <w:t xml:space="preserve">Como con el papel, </w:t>
+        <w:t xml:space="preserve">Con el firmware tal como viene, </w:t>
       </w:r>
       <w:r>
         <w:rPr>
@@ -110,15 +110,15 @@
           <w:sz w:val="21"/>
           <w:szCs w:val="21"/>
         </w:rPr>
-        <w:t xml:space="preserve">en cada pasada el relé se cierra y se suelta</w:t>
-      </w:r>
-      <w:r>
-        <w:rPr>
-          <w:rFonts w:ascii="IBM Plex Sans" w:cs="IBM Plex Sans" w:eastAsia="IBM Plex Sans" w:hAnsi="IBM Plex Sans"/>
-          <w:sz w:val="21"/>
-          <w:szCs w:val="21"/>
-        </w:rPr>
-        <w:t xml:space="preserve">, aunque la misma combinación se repita: entre dos agujeros seguidos de la misma columna hay papel. Una fila con 25 repeticiones son 25 activaciones separadas, no una sola larga. Cuánto dura cada activación lo define el firmware (sección 10).</w:t>
+        <w:t xml:space="preserve">el relé queda cerrado mientras la misma bobina se repite</w:t>
+      </w:r>
+      <w:r>
+        <w:rPr>
+          <w:rFonts w:ascii="IBM Plex Sans" w:cs="IBM Plex Sans" w:eastAsia="IBM Plex Sans" w:hAnsi="IBM Plex Sans"/>
+          <w:sz w:val="21"/>
+          <w:szCs w:val="21"/>
+        </w:rPr>
+        <w:t xml:space="preserve">: una fila con 25 repeticiones es una sola activación larga, y el relé cambia recién cuando cambia la bobina. Con el papel, en cambio, la señal se suelta entre dos pasadas (entre dos agujeros seguidos de la misma columna hay papel); si la máquina lo necesitara, el firmware también puede soltarla en cada pasada (sección 10).</w:t>
       </w:r>
     </w:p>
     <w:p>
@@ -2664,27 +2664,27 @@
               <w:bottom w:val="single" w:color="CDD8E0" w:sz="4"/>
               <w:right w:val="single" w:color="CDD8E0" w:sz="4"/>
             </w:tcBorders>
-            <w:shd w:fill="FFFFFF" w:color="auto" w:val="clear"/>
-            <w:tcMar>
-              <w:top w:type="dxa" w:w="70"/>
-              <w:left w:type="dxa" w:w="110"/>
-              <w:bottom w:type="dxa" w:w="70"/>
-              <w:right w:type="dxa" w:w="110"/>
-            </w:tcMar>
-          </w:tcPr>
-          <w:p>
-            <w:pPr>
-              <w:keepNext/>
-              <w:keepLines/>
-              <w:spacing w:after="0" w:line="260"/>
-            </w:pPr>
-            <w:r>
-              <w:rPr>
-                <w:rFonts w:ascii="IBM Plex Sans" w:cs="IBM Plex Sans" w:eastAsia="IBM Plex Sans" w:hAnsi="IBM Plex Sans"/>
-                <w:sz w:val="19"/>
-                <w:szCs w:val="19"/>
-              </w:rPr>
-              <w:t xml:space="preserve">Bornera de 2 o 3 vías</w:t>
+            <w:shd w:fill="EDF1F5" w:color="auto" w:val="clear"/>
+            <w:tcMar>
+              <w:top w:type="dxa" w:w="70"/>
+              <w:left w:type="dxa" w:w="110"/>
+              <w:bottom w:type="dxa" w:w="70"/>
+              <w:right w:type="dxa" w:w="110"/>
+            </w:tcMar>
+          </w:tcPr>
+          <w:p>
+            <w:pPr>
+              <w:keepNext/>
+              <w:keepLines/>
+              <w:spacing w:after="0" w:line="260"/>
+            </w:pPr>
+            <w:r>
+              <w:rPr>
+                <w:rFonts w:ascii="IBM Plex Sans" w:cs="IBM Plex Sans" w:eastAsia="IBM Plex Sans" w:hAnsi="IBM Plex Sans"/>
+                <w:sz w:val="19"/>
+                <w:szCs w:val="19"/>
+              </w:rPr>
+              <w:t xml:space="preserve">Resistencia de 10 kΩ, 1/2 W</w:t>
             </w:r>
           </w:p>
         </w:tc>
@@ -2697,7 +2697,7 @@
               <w:bottom w:val="single" w:color="CDD8E0" w:sz="4"/>
               <w:right w:val="single" w:color="CDD8E0" w:sz="4"/>
             </w:tcBorders>
-            <w:shd w:fill="FFFFFF" w:color="auto" w:val="clear"/>
+            <w:shd w:fill="EDF1F5" w:color="auto" w:val="clear"/>
             <w:tcMar>
               <w:top w:type="dxa" w:w="70"/>
               <w:left w:type="dxa" w:w="110"/>
@@ -2730,27 +2730,27 @@
               <w:bottom w:val="single" w:color="CDD8E0" w:sz="4"/>
               <w:right w:val="single" w:color="CDD8E0" w:sz="4"/>
             </w:tcBorders>
-            <w:shd w:fill="FFFFFF" w:color="auto" w:val="clear"/>
-            <w:tcMar>
-              <w:top w:type="dxa" w:w="70"/>
-              <w:left w:type="dxa" w:w="110"/>
-              <w:bottom w:type="dxa" w:w="70"/>
-              <w:right w:type="dxa" w:w="110"/>
-            </w:tcMar>
-          </w:tcPr>
-          <w:p>
-            <w:pPr>
-              <w:keepNext/>
-              <w:keepLines/>
-              <w:spacing w:after="0" w:line="260"/>
-            </w:pPr>
-            <w:r>
-              <w:rPr>
-                <w:rFonts w:ascii="IBM Plex Sans" w:cs="IBM Plex Sans" w:eastAsia="IBM Plex Sans" w:hAnsi="IBM Plex Sans"/>
-                <w:sz w:val="19"/>
-                <w:szCs w:val="19"/>
-              </w:rPr>
-              <w:t xml:space="preserve">Conexión desmontable hacia cada lector. Con 3 vías se usan los bornes de los extremos y el del medio queda libre</w:t>
+            <w:shd w:fill="EDF1F5" w:color="auto" w:val="clear"/>
+            <w:tcMar>
+              <w:top w:type="dxa" w:w="70"/>
+              <w:left w:type="dxa" w:w="110"/>
+              <w:bottom w:type="dxa" w:w="70"/>
+              <w:right w:type="dxa" w:w="110"/>
+            </w:tcMar>
+          </w:tcPr>
+          <w:p>
+            <w:pPr>
+              <w:keepNext/>
+              <w:keepLines/>
+              <w:spacing w:after="0" w:line="260"/>
+            </w:pPr>
+            <w:r>
+              <w:rPr>
+                <w:rFonts w:ascii="IBM Plex Sans" w:cs="IBM Plex Sans" w:eastAsia="IBM Plex Sans" w:hAnsi="IBM Plex Sans"/>
+                <w:sz w:val="19"/>
+                <w:szCs w:val="19"/>
+              </w:rPr>
+              <w:t xml:space="preserve">Lado del telar: deja la señal en 0 V (papel) con el relé abierto</w:t>
             </w:r>
           </w:p>
         </w:tc>
@@ -2789,7 +2789,7 @@
                 <w:sz w:val="19"/>
                 <w:szCs w:val="19"/>
               </w:rPr>
-              <w:t xml:space="preserve">LED, resistencia y pila</w:t>
+              <w:t xml:space="preserve">Resistencia de protección: 220 Ω 2 W (lector de hasta 15 V) o 470 Ω 3 W (de 15 a 30 V)</w:t>
             </w:r>
           </w:p>
         </w:tc>
@@ -2822,7 +2822,7 @@
                 <w:sz w:val="19"/>
                 <w:szCs w:val="19"/>
               </w:rPr>
-              <w:t xml:space="preserve">1 de cada</w:t>
+              <w:t xml:space="preserve">4</w:t>
             </w:r>
           </w:p>
         </w:tc>
@@ -2855,7 +2855,7 @@
                 <w:sz w:val="19"/>
                 <w:szCs w:val="19"/>
               </w:rPr>
-              <w:t xml:space="preserve">Prueba en la mesa con el firmware (sección 6). Con pila de 9 V, resistencia de 680 Ω; con dos pilas AA, de 100 Ω</w:t>
+              <w:t xml:space="preserve">Lado del telar, en serie con el relé: limita la corriente ante un error de cableado</w:t>
             </w:r>
           </w:p>
         </w:tc>
@@ -2894,7 +2894,7 @@
                 <w:sz w:val="19"/>
                 <w:szCs w:val="19"/>
               </w:rPr>
-              <w:t xml:space="preserve">Cable, cinta para marcar y termocontraíble</w:t>
+              <w:t xml:space="preserve">Bornera de 4 vías</w:t>
             </w:r>
           </w:p>
         </w:tc>
@@ -2927,7 +2927,7 @@
                 <w:sz w:val="19"/>
                 <w:szCs w:val="19"/>
               </w:rPr>
-              <w:t xml:space="preserve">A medida</w:t>
+              <w:t xml:space="preserve">8</w:t>
             </w:r>
           </w:p>
         </w:tc>
@@ -2960,7 +2960,7 @@
                 <w:sz w:val="19"/>
                 <w:szCs w:val="19"/>
               </w:rPr>
-              <w:t xml:space="preserve">Conexiones del lado del telar</w:t>
+              <w:t xml:space="preserve">Por canal: una para el conector del lector en la plaqueta y otra para dejar aislados y rotulados los 4 cables del lector</w:t>
             </w:r>
           </w:p>
         </w:tc>
@@ -2989,6 +2989,216 @@
           </w:tcPr>
           <w:p>
             <w:pPr>
+              <w:keepNext/>
+              <w:keepLines/>
+              <w:spacing w:after="0" w:line="260"/>
+            </w:pPr>
+            <w:r>
+              <w:rPr>
+                <w:rFonts w:ascii="IBM Plex Sans" w:cs="IBM Plex Sans" w:eastAsia="IBM Plex Sans" w:hAnsi="IBM Plex Sans"/>
+                <w:sz w:val="19"/>
+                <w:szCs w:val="19"/>
+              </w:rPr>
+              <w:t xml:space="preserve">LED, resistencia y pila</w:t>
+            </w:r>
+          </w:p>
+        </w:tc>
+        <w:tc>
+          <w:tcPr>
+            <w:tcW w:type="dxa" w:w="1500"/>
+            <w:tcBorders>
+              <w:top w:val="single" w:color="CDD8E0" w:sz="4"/>
+              <w:left w:val="single" w:color="CDD8E0" w:sz="4"/>
+              <w:bottom w:val="single" w:color="CDD8E0" w:sz="4"/>
+              <w:right w:val="single" w:color="CDD8E0" w:sz="4"/>
+            </w:tcBorders>
+            <w:shd w:fill="EDF1F5" w:color="auto" w:val="clear"/>
+            <w:tcMar>
+              <w:top w:type="dxa" w:w="70"/>
+              <w:left w:type="dxa" w:w="110"/>
+              <w:bottom w:type="dxa" w:w="70"/>
+              <w:right w:type="dxa" w:w="110"/>
+            </w:tcMar>
+          </w:tcPr>
+          <w:p>
+            <w:pPr>
+              <w:keepNext/>
+              <w:keepLines/>
+              <w:spacing w:after="0" w:line="260"/>
+            </w:pPr>
+            <w:r>
+              <w:rPr>
+                <w:rFonts w:ascii="IBM Plex Sans" w:cs="IBM Plex Sans" w:eastAsia="IBM Plex Sans" w:hAnsi="IBM Plex Sans"/>
+                <w:sz w:val="19"/>
+                <w:szCs w:val="19"/>
+              </w:rPr>
+              <w:t xml:space="preserve">1 de cada</w:t>
+            </w:r>
+          </w:p>
+        </w:tc>
+        <w:tc>
+          <w:tcPr>
+            <w:tcW w:type="dxa" w:w="4838"/>
+            <w:tcBorders>
+              <w:top w:val="single" w:color="CDD8E0" w:sz="4"/>
+              <w:left w:val="single" w:color="CDD8E0" w:sz="4"/>
+              <w:bottom w:val="single" w:color="CDD8E0" w:sz="4"/>
+              <w:right w:val="single" w:color="CDD8E0" w:sz="4"/>
+            </w:tcBorders>
+            <w:shd w:fill="EDF1F5" w:color="auto" w:val="clear"/>
+            <w:tcMar>
+              <w:top w:type="dxa" w:w="70"/>
+              <w:left w:type="dxa" w:w="110"/>
+              <w:bottom w:type="dxa" w:w="70"/>
+              <w:right w:type="dxa" w:w="110"/>
+            </w:tcMar>
+          </w:tcPr>
+          <w:p>
+            <w:pPr>
+              <w:keepNext/>
+              <w:keepLines/>
+              <w:spacing w:after="0" w:line="260"/>
+            </w:pPr>
+            <w:r>
+              <w:rPr>
+                <w:rFonts w:ascii="IBM Plex Sans" w:cs="IBM Plex Sans" w:eastAsia="IBM Plex Sans" w:hAnsi="IBM Plex Sans"/>
+                <w:sz w:val="19"/>
+                <w:szCs w:val="19"/>
+              </w:rPr>
+              <w:t xml:space="preserve">Prueba en la mesa con el firmware (sección 6). Con pila de 9 V, resistencia de 680 Ω; con dos pilas AA, de 100 Ω</w:t>
+            </w:r>
+          </w:p>
+        </w:tc>
+      </w:tr>
+      <w:tr>
+        <w:trPr>
+          <w:cantSplit/>
+          <w:tblHeader w:val="off"/>
+        </w:trPr>
+        <w:tc>
+          <w:tcPr>
+            <w:tcW w:type="dxa" w:w="3300"/>
+            <w:tcBorders>
+              <w:top w:val="single" w:color="CDD8E0" w:sz="4"/>
+              <w:left w:val="single" w:color="CDD8E0" w:sz="4"/>
+              <w:bottom w:val="single" w:color="CDD8E0" w:sz="4"/>
+              <w:right w:val="single" w:color="CDD8E0" w:sz="4"/>
+            </w:tcBorders>
+            <w:shd w:fill="FFFFFF" w:color="auto" w:val="clear"/>
+            <w:tcMar>
+              <w:top w:type="dxa" w:w="70"/>
+              <w:left w:type="dxa" w:w="110"/>
+              <w:bottom w:type="dxa" w:w="70"/>
+              <w:right w:type="dxa" w:w="110"/>
+            </w:tcMar>
+          </w:tcPr>
+          <w:p>
+            <w:pPr>
+              <w:keepNext/>
+              <w:keepLines/>
+              <w:spacing w:after="0" w:line="260"/>
+            </w:pPr>
+            <w:r>
+              <w:rPr>
+                <w:rFonts w:ascii="IBM Plex Sans" w:cs="IBM Plex Sans" w:eastAsia="IBM Plex Sans" w:hAnsi="IBM Plex Sans"/>
+                <w:sz w:val="19"/>
+                <w:szCs w:val="19"/>
+              </w:rPr>
+              <w:t xml:space="preserve">Cable, cinta para marcar y termocontraíble</w:t>
+            </w:r>
+          </w:p>
+        </w:tc>
+        <w:tc>
+          <w:tcPr>
+            <w:tcW w:type="dxa" w:w="1500"/>
+            <w:tcBorders>
+              <w:top w:val="single" w:color="CDD8E0" w:sz="4"/>
+              <w:left w:val="single" w:color="CDD8E0" w:sz="4"/>
+              <w:bottom w:val="single" w:color="CDD8E0" w:sz="4"/>
+              <w:right w:val="single" w:color="CDD8E0" w:sz="4"/>
+            </w:tcBorders>
+            <w:shd w:fill="FFFFFF" w:color="auto" w:val="clear"/>
+            <w:tcMar>
+              <w:top w:type="dxa" w:w="70"/>
+              <w:left w:type="dxa" w:w="110"/>
+              <w:bottom w:type="dxa" w:w="70"/>
+              <w:right w:type="dxa" w:w="110"/>
+            </w:tcMar>
+          </w:tcPr>
+          <w:p>
+            <w:pPr>
+              <w:keepNext/>
+              <w:keepLines/>
+              <w:spacing w:after="0" w:line="260"/>
+            </w:pPr>
+            <w:r>
+              <w:rPr>
+                <w:rFonts w:ascii="IBM Plex Sans" w:cs="IBM Plex Sans" w:eastAsia="IBM Plex Sans" w:hAnsi="IBM Plex Sans"/>
+                <w:sz w:val="19"/>
+                <w:szCs w:val="19"/>
+              </w:rPr>
+              <w:t xml:space="preserve">A medida</w:t>
+            </w:r>
+          </w:p>
+        </w:tc>
+        <w:tc>
+          <w:tcPr>
+            <w:tcW w:type="dxa" w:w="4838"/>
+            <w:tcBorders>
+              <w:top w:val="single" w:color="CDD8E0" w:sz="4"/>
+              <w:left w:val="single" w:color="CDD8E0" w:sz="4"/>
+              <w:bottom w:val="single" w:color="CDD8E0" w:sz="4"/>
+              <w:right w:val="single" w:color="CDD8E0" w:sz="4"/>
+            </w:tcBorders>
+            <w:shd w:fill="FFFFFF" w:color="auto" w:val="clear"/>
+            <w:tcMar>
+              <w:top w:type="dxa" w:w="70"/>
+              <w:left w:type="dxa" w:w="110"/>
+              <w:bottom w:type="dxa" w:w="70"/>
+              <w:right w:type="dxa" w:w="110"/>
+            </w:tcMar>
+          </w:tcPr>
+          <w:p>
+            <w:pPr>
+              <w:keepNext/>
+              <w:keepLines/>
+              <w:spacing w:after="0" w:line="260"/>
+            </w:pPr>
+            <w:r>
+              <w:rPr>
+                <w:rFonts w:ascii="IBM Plex Sans" w:cs="IBM Plex Sans" w:eastAsia="IBM Plex Sans" w:hAnsi="IBM Plex Sans"/>
+                <w:sz w:val="19"/>
+                <w:szCs w:val="19"/>
+              </w:rPr>
+              <w:t xml:space="preserve">Conexiones del lado del telar</w:t>
+            </w:r>
+          </w:p>
+        </w:tc>
+      </w:tr>
+      <w:tr>
+        <w:trPr>
+          <w:cantSplit/>
+          <w:tblHeader w:val="off"/>
+        </w:trPr>
+        <w:tc>
+          <w:tcPr>
+            <w:tcW w:type="dxa" w:w="3300"/>
+            <w:tcBorders>
+              <w:top w:val="single" w:color="CDD8E0" w:sz="4"/>
+              <w:left w:val="single" w:color="CDD8E0" w:sz="4"/>
+              <w:bottom w:val="single" w:color="CDD8E0" w:sz="4"/>
+              <w:right w:val="single" w:color="CDD8E0" w:sz="4"/>
+            </w:tcBorders>
+            <w:shd w:fill="EDF1F5" w:color="auto" w:val="clear"/>
+            <w:tcMar>
+              <w:top w:type="dxa" w:w="70"/>
+              <w:left w:type="dxa" w:w="110"/>
+              <w:bottom w:type="dxa" w:w="70"/>
+              <w:right w:type="dxa" w:w="110"/>
+            </w:tcMar>
+          </w:tcPr>
+          <w:p>
+            <w:pPr>
               <w:keepNext w:val="false"/>
               <w:keepLines/>
               <w:spacing w:after="0" w:line="260"/>
@@ -3115,15 +3325,7 @@
           <w:sz w:val="21"/>
           <w:szCs w:val="21"/>
         </w:rPr>
-        <w:t xml:space="preserve">Medir un lector óptico</w:t>
-      </w:r>
-      <w:r>
-        <w:rPr>
-          <w:rFonts w:ascii="IBM Plex Sans" w:cs="IBM Plex Sans" w:eastAsia="IBM Plex Sans" w:hAnsi="IBM Plex Sans"/>
-          <w:sz w:val="21"/>
-          <w:szCs w:val="21"/>
-        </w:rPr>
-        <w:t xml:space="preserve"> en la máquina (sección 5). Decide si el relé va en paralelo o en serie.</w:t>
+        <w:t xml:space="preserve">Medir un lector óptico en la máquina (sección 5). Confirma la conexión final: con agujero, la señal del lector va a +V.</w:t>
       </w:r>
     </w:p>
     <w:p>
@@ -3199,15 +3401,7 @@
           <w:sz w:val="21"/>
           <w:szCs w:val="21"/>
         </w:rPr>
-        <w:t xml:space="preserve">Conectarlo a un lector</w:t>
-      </w:r>
-      <w:r>
-        <w:rPr>
-          <w:rFonts w:ascii="IBM Plex Sans" w:cs="IBM Plex Sans" w:eastAsia="IBM Plex Sans" w:hAnsi="IBM Plex Sans"/>
-          <w:sz w:val="21"/>
-          <w:szCs w:val="21"/>
-        </w:rPr>
-        <w:t xml:space="preserve"> con el telar apagado (sección 8) y ajustar la configuración del firmware.</w:t>
+        <w:t xml:space="preserve">Conectarlo en el lugar de un lector, con el telar apagado (sección 8), y revisar la configuración del firmware.</w:t>
       </w:r>
     </w:p>
     <w:p>
@@ -3399,25 +3593,7 @@
           <w:sz w:val="21"/>
           <w:szCs w:val="21"/>
         </w:rPr>
-        <w:t xml:space="preserve">Antes de cortar un cable (caso en serie), </w:t>
-      </w:r>
-      <w:r>
-        <w:rPr>
-          <w:rFonts w:ascii="IBM Plex Sans" w:cs="IBM Plex Sans" w:eastAsia="IBM Plex Sans" w:hAnsi="IBM Plex Sans"/>
-          <w:b/>
-          <w:bCs/>
-          <w:sz w:val="21"/>
-          <w:szCs w:val="21"/>
-        </w:rPr>
-        <w:t xml:space="preserve">marcalo con cinta</w:t>
-      </w:r>
-      <w:r>
-        <w:rPr>
-          <w:rFonts w:ascii="IBM Plex Sans" w:cs="IBM Plex Sans" w:eastAsia="IBM Plex Sans" w:hAnsi="IBM Plex Sans"/>
-          <w:sz w:val="21"/>
-          <w:szCs w:val="21"/>
-        </w:rPr>
-        <w:t xml:space="preserve"> de los dos lados. Así se puede volver al estado original.</w:t>
+        <w:t xml:space="preserve">Antes de desconectar los cables de un lector, marcalos con cinta en las dos puntas y aislalos en su bornera. Así se puede volver al estado original.</w:t>
       </w:r>
     </w:p>
     <w:p>
@@ -3571,25 +3747,7 @@
           <w:sz w:val="21"/>
           <w:szCs w:val="21"/>
         </w:rPr>
-        <w:t xml:space="preserve">No superes 120 mA en la salida. Por eso el relé va en el circuito del lector, </w:t>
-      </w:r>
-      <w:r>
-        <w:rPr>
-          <w:rFonts w:ascii="IBM Plex Sans" w:cs="IBM Plex Sans" w:eastAsia="IBM Plex Sans" w:hAnsi="IBM Plex Sans"/>
-          <w:b/>
-          <w:bCs/>
-          <w:sz w:val="21"/>
-          <w:szCs w:val="21"/>
-        </w:rPr>
-        <w:t xml:space="preserve">nunca en la alimentación de las bobinas</w:t>
-      </w:r>
-      <w:r>
-        <w:rPr>
-          <w:rFonts w:ascii="IBM Plex Sans" w:cs="IBM Plex Sans" w:eastAsia="IBM Plex Sans" w:hAnsi="IBM Plex Sans"/>
-          <w:sz w:val="21"/>
-          <w:szCs w:val="21"/>
-        </w:rPr>
-        <w:t xml:space="preserve">.</w:t>
+        <w:t xml:space="preserve">No superes 120 mA en la salida. Por eso el relé va en el circuito del lector, nunca en la alimentación de las bobinas, y lleva en serie una resistencia de protección que limita la corriente aun con un error de cableado.</w:t>
       </w:r>
     </w:p>
     <w:p>
@@ -3611,7 +3769,7 @@
           <w:sz w:val="21"/>
           <w:szCs w:val="21"/>
         </w:rPr>
-        <w:t xml:space="preserve">Se hacen sobre un lector óptico, con el telar encendido y en marcha lenta. Anotá cada resultado: el paso 8 depende de ellos.</w:t>
+        <w:t xml:space="preserve">Se hacen sobre un lector óptico, con el telar encendido pero sin tejer: la cinta se mueve a mano, o se pone un papel delante del lector. Anotá cada resultado: la sección 8 depende de ellos.</w:t>
       </w:r>
     </w:p>
     <w:tbl>
@@ -3816,7 +3974,7 @@
                 <w:sz w:val="19"/>
                 <w:szCs w:val="19"/>
               </w:rPr>
-              <w:t xml:space="preserve">Tensión en la salida del lector</w:t>
+              <w:t xml:space="preserve">Alimentación del lector</w:t>
             </w:r>
           </w:p>
         </w:tc>
@@ -3849,7 +4007,7 @@
                 <w:sz w:val="19"/>
                 <w:szCs w:val="19"/>
               </w:rPr>
-              <w:t xml:space="preserve">Multímetro en continua y en alterna entre los dos cables de salida</w:t>
+              <w:t xml:space="preserve">Multímetro en continua entre el + y el − de su conector</w:t>
             </w:r>
           </w:p>
         </w:tc>
@@ -3882,7 +4040,7 @@
                 <w:sz w:val="19"/>
                 <w:szCs w:val="19"/>
               </w:rPr>
-              <w:t xml:space="preserve">Menos de 24 V</w:t>
+              <w:t xml:space="preserve">Menos de 30 V</w:t>
             </w:r>
           </w:p>
         </w:tc>
@@ -3915,7 +4073,7 @@
                 <w:sz w:val="19"/>
                 <w:szCs w:val="19"/>
               </w:rPr>
-              <w:t xml:space="preserve">Que el relé la soporta (hasta 350 V)</w:t>
+              <w:t xml:space="preserve">La resistencia de protección: 220 Ω 2 W hasta 15 V, 470 Ω 3 W de 15 a 30 V</w:t>
             </w:r>
           </w:p>
         </w:tc>
@@ -3987,7 +4145,7 @@
                 <w:sz w:val="19"/>
                 <w:szCs w:val="19"/>
               </w:rPr>
-              <w:t xml:space="preserve">Medir con papel tapando y con un agujero frente al lector</w:t>
+              <w:t xml:space="preserve">Señal contra el −, con papel delante del lector y con un agujero</w:t>
             </w:r>
           </w:p>
         </w:tc>
@@ -4020,7 +4178,7 @@
                 <w:sz w:val="19"/>
                 <w:szCs w:val="19"/>
               </w:rPr>
-              <w:t xml:space="preserve">Cambia entre dos valores</w:t>
+              <w:t xml:space="preserve">Papel: unos 0 V · agujero: cerca de +V</w:t>
             </w:r>
           </w:p>
         </w:tc>
@@ -4053,7 +4211,7 @@
                 <w:sz w:val="19"/>
                 <w:szCs w:val="19"/>
               </w:rPr>
-              <w:t xml:space="preserve">Paralelo o serie (sección 8)</w:t>
+              <w:t xml:space="preserve">Que es la conexión final, caso 2A (sección 8)</w:t>
             </w:r>
           </w:p>
         </w:tc>
@@ -4092,7 +4250,7 @@
                 <w:sz w:val="19"/>
                 <w:szCs w:val="19"/>
               </w:rPr>
-              <w:t xml:space="preserve">Corriente del circuito</w:t>
+              <w:t xml:space="preserve">Corriente con el relé cerrado</w:t>
             </w:r>
           </w:p>
         </w:tc>
@@ -4125,7 +4283,7 @@
                 <w:sz w:val="19"/>
                 <w:szCs w:val="19"/>
               </w:rPr>
-              <w:t xml:space="preserve">Multímetro en mA intercalado en un cable, con el agujero presente</w:t>
+              <w:t xml:space="preserve">Lector desconectado y la 10 kΩ ½ W puesta: multímetro en mA en serie con la resistencia de protección, en el lugar del relé</w:t>
             </w:r>
           </w:p>
         </w:tc>
@@ -4158,7 +4316,7 @@
                 <w:sz w:val="19"/>
                 <w:szCs w:val="19"/>
               </w:rPr>
-              <w:t xml:space="preserve">De 5 a 20 mA</w:t>
+              <w:t xml:space="preserve">Menos de 20 mA</w:t>
             </w:r>
           </w:p>
         </w:tc>
@@ -4389,15 +4547,7 @@
                 <w:sz w:val="21"/>
                 <w:szCs w:val="21"/>
               </w:rPr>
-              <w:t xml:space="preserve">Cuidado al medir corriente. </w:t>
-            </w:r>
-            <w:r>
-              <w:rPr>
-                <w:rFonts w:ascii="IBM Plex Sans" w:cs="IBM Plex Sans" w:eastAsia="IBM Plex Sans" w:hAnsi="IBM Plex Sans"/>
-                <w:sz w:val="20"/>
-                <w:szCs w:val="20"/>
-              </w:rPr>
-              <w:t xml:space="preserve">El multímetro en mA se intercala en el cable, nunca se conecta entre los dos cables: así haría un cortocircuito. Si la corriente medida superara los 100 mA, no sigas: consultá antes de conectar el relé.</w:t>
+              <w:t xml:space="preserve">Cuidado al medir corriente. El multímetro en mA nunca se conecta directo entre el + y el −: así haría un cortocircuito. Va siempre en serie con la resistencia de protección, en el lugar del relé. Si la corriente medida superara los 100 mA, no sigas: consultá antes de conectar el relé.</w:t>
             </w:r>
           </w:p>
         </w:tc>
@@ -4588,7 +4738,7 @@
           <w:sz w:val="21"/>
           <w:szCs w:val="21"/>
         </w:rPr>
-        <w:t xml:space="preserve">El multímetro confirma que el relé conmuta, pero no alcanza a mostrar lo que hace el firmware: el relé se cierra y se suelta unas cinco veces por segundo. Para verlo se usa un LED del lado de la salida, con su propia pila:</w:t>
+        <w:t xml:space="preserve">El multímetro confirma que el relé conmuta, pero no alcanza a mostrar lo que hace el firmware: el relé cambia al ritmo de las pasadas, cinco por segundo. Para verlo se usa un LED del lado de la salida, con su propia pila:</w:t>
       </w:r>
     </w:p>
     <w:p>
@@ -4774,15 +4924,15 @@
           <w:sz w:val="21"/>
           <w:szCs w:val="21"/>
         </w:rPr>
-        <w:t xml:space="preserve">el LED parpadea unas cinco veces por segundo durante 5 segundos</w:t>
-      </w:r>
-      <w:r>
-        <w:rPr>
-          <w:rFonts w:ascii="IBM Plex Sans" w:cs="IBM Plex Sans" w:eastAsia="IBM Plex Sans" w:hAnsi="IBM Plex Sans"/>
-          <w:sz w:val="21"/>
-          <w:szCs w:val="21"/>
-        </w:rPr>
-        <w:t xml:space="preserve"> (una vez por pasada) y después </w:t>
+        <w:t xml:space="preserve">el LED queda encendido fijo 5 segundos</w:t>
+      </w:r>
+      <w:r>
+        <w:rPr>
+          <w:rFonts w:ascii="IBM Plex Sans" w:cs="IBM Plex Sans" w:eastAsia="IBM Plex Sans" w:hAnsi="IBM Plex Sans"/>
+          <w:sz w:val="21"/>
+          <w:szCs w:val="21"/>
+        </w:rPr>
+        <w:t xml:space="preserve"> (las 25 pasadas de la fila 1, sin apagarse entre una y otra) y después </w:t>
       </w:r>
       <w:r>
         <w:rPr>
@@ -4800,7 +4950,7 @@
           <w:sz w:val="21"/>
           <w:szCs w:val="21"/>
         </w:rPr>
-        <w:t xml:space="preserve">, y así sucesivamente. Si en vez de parpadear queda encendido fijo, la placa tiene un firmware viejo: cargá el actual.</w:t>
+        <w:t xml:space="preserve"> (las 25 de la fila 2), y así sucesivamente. Si PORCENTAJE_SELECCION no está en 0, el LED parpadea cinco veces por segundo durante esos 5 segundos (se suelta en cada pasada): también está bien, es la otra forma de trabajar.</w:t>
       </w:r>
     </w:p>
     <w:p>
@@ -5608,7 +5758,7 @@
       <w:r>
         <w:drawing>
           <wp:inline distT="0" distB="0" distL="0" distR="0">
-            <wp:extent cx="5715000" cy="3733800"/>
+            <wp:extent cx="5715000" cy="4637314"/>
             <wp:effectExtent t="0" r="0" b="0" l="0"/>
             <wp:docPr id="2" name="Un canal completo: lado del ESP32, relé y lado del telar, con los casos en paralelo y en serie." descr="Un canal completo: lado del ESP32, relé y lado del telar, con los casos en paralelo y en serie." title="Un canal completo: lado del ESP32, relé y lado del telar, con los casos en paralelo y en serie."/>
             <wp:cNvGraphicFramePr>
@@ -5633,7 +5783,7 @@
                   <pic:spPr bwMode="auto">
                     <a:xfrm>
                       <a:off x="0" y="0"/>
-                      <a:ext cx="5715000" cy="3733800"/>
+                      <a:ext cx="5715000" cy="4637314"/>
                     </a:xfrm>
                     <a:prstGeom prst="rect">
                       <a:avLst/>
@@ -5660,7 +5810,7 @@
           <w:sz w:val="18"/>
           <w:szCs w:val="18"/>
         </w:rPr>
-        <w:t xml:space="preserve">Un canal completo: lado del ESP32, relé y lado del telar, con los casos en paralelo y en serie.</w:t>
+        <w:t xml:space="preserve">La conexión final de un canal: lado del ESP32, relé y lado del telar, con el relé en el lugar del lector y la resistencia de protección.</w:t>
       </w:r>
     </w:p>
     <w:p>
@@ -5794,583 +5944,8 @@
           <w:sz w:val="21"/>
           <w:szCs w:val="21"/>
         </w:rPr>
-        <w:t xml:space="preserve">Con el telar </w:t>
-      </w:r>
-      <w:r>
-        <w:rPr>
-          <w:rFonts w:ascii="IBM Plex Sans" w:cs="IBM Plex Sans" w:eastAsia="IBM Plex Sans" w:hAnsi="IBM Plex Sans"/>
-          <w:b/>
-          <w:bCs/>
-          <w:sz w:val="21"/>
-          <w:szCs w:val="21"/>
-        </w:rPr>
-        <w:t xml:space="preserve">apagado</w:t>
-      </w:r>
-      <w:r>
-        <w:rPr>
-          <w:rFonts w:ascii="IBM Plex Sans" w:cs="IBM Plex Sans" w:eastAsia="IBM Plex Sans" w:hAnsi="IBM Plex Sans"/>
-          <w:sz w:val="21"/>
-          <w:szCs w:val="21"/>
-        </w:rPr>
-        <w:t xml:space="preserve">. Las patas 4 y 6 no tienen polaridad: da igual cuál va a cada lado. Cómo se conectan depende de la medición de la sección 5:</w:t>
-      </w:r>
-    </w:p>
-    <w:tbl>
-      <w:tblPr>
-        <w:tblW w:type="dxa" w:w="9638"/>
-        <w:tblBorders>
-          <w:top w:val="single" w:color="auto" w:sz="4"/>
-          <w:left w:val="single" w:color="auto" w:sz="4"/>
-          <w:bottom w:val="single" w:color="auto" w:sz="4"/>
-          <w:right w:val="single" w:color="auto" w:sz="4"/>
-          <w:insideH w:val="single" w:color="auto" w:sz="4"/>
-          <w:insideV w:val="single" w:color="auto" w:sz="4"/>
-        </w:tblBorders>
-      </w:tblPr>
-      <w:tblGrid>
-        <w:gridCol w:w="2000"/>
-        <w:gridCol w:w="3819"/>
-        <w:gridCol w:w="3819"/>
-      </w:tblGrid>
-      <w:tr>
-        <w:trPr>
-          <w:cantSplit/>
-          <w:tblHeader/>
-        </w:trPr>
-        <w:tc>
-          <w:tcPr>
-            <w:tcW w:type="dxa" w:w="2000"/>
-            <w:tcBorders>
-              <w:top w:val="single" w:color="CDD8E0" w:sz="4"/>
-              <w:left w:val="single" w:color="CDD8E0" w:sz="4"/>
-              <w:bottom w:val="single" w:color="CDD8E0" w:sz="4"/>
-              <w:right w:val="single" w:color="CDD8E0" w:sz="4"/>
-            </w:tcBorders>
-            <w:shd w:fill="1E3A5F" w:color="auto" w:val="clear"/>
-            <w:tcMar>
-              <w:top w:type="dxa" w:w="70"/>
-              <w:left w:type="dxa" w:w="110"/>
-              <w:bottom w:type="dxa" w:w="70"/>
-              <w:right w:type="dxa" w:w="110"/>
-            </w:tcMar>
-          </w:tcPr>
-          <w:p>
-            <w:pPr>
-              <w:keepNext/>
-              <w:keepLines/>
-              <w:spacing w:after="0" w:line="260"/>
-            </w:pPr>
-            <w:r>
-              <w:rPr>
-                <w:rFonts w:ascii="IBM Plex Sans" w:cs="IBM Plex Sans" w:eastAsia="IBM Plex Sans" w:hAnsi="IBM Plex Sans"/>
-                <w:b/>
-                <w:bCs/>
-                <w:color w:val="FFFFFF"/>
-                <w:sz w:val="19"/>
-                <w:szCs w:val="19"/>
-              </w:rPr>
-              <w:t xml:space="preserve"/>
-            </w:r>
-          </w:p>
-        </w:tc>
-        <w:tc>
-          <w:tcPr>
-            <w:tcW w:type="dxa" w:w="3819"/>
-            <w:tcBorders>
-              <w:top w:val="single" w:color="CDD8E0" w:sz="4"/>
-              <w:left w:val="single" w:color="CDD8E0" w:sz="4"/>
-              <w:bottom w:val="single" w:color="CDD8E0" w:sz="4"/>
-              <w:right w:val="single" w:color="CDD8E0" w:sz="4"/>
-            </w:tcBorders>
-            <w:shd w:fill="1E3A5F" w:color="auto" w:val="clear"/>
-            <w:tcMar>
-              <w:top w:type="dxa" w:w="70"/>
-              <w:left w:type="dxa" w:w="110"/>
-              <w:bottom w:type="dxa" w:w="70"/>
-              <w:right w:type="dxa" w:w="110"/>
-            </w:tcMar>
-          </w:tcPr>
-          <w:p>
-            <w:pPr>
-              <w:keepNext/>
-              <w:keepLines/>
-              <w:spacing w:after="0" w:line="260"/>
-            </w:pPr>
-            <w:r>
-              <w:rPr>
-                <w:rFonts w:ascii="IBM Plex Sans" w:cs="IBM Plex Sans" w:eastAsia="IBM Plex Sans" w:hAnsi="IBM Plex Sans"/>
-                <w:b/>
-                <w:bCs/>
-                <w:color w:val="FFFFFF"/>
-                <w:sz w:val="19"/>
-                <w:szCs w:val="19"/>
-              </w:rPr>
-              <w:t xml:space="preserve">El agujero CIERRA el circuito</w:t>
-            </w:r>
-          </w:p>
-        </w:tc>
-        <w:tc>
-          <w:tcPr>
-            <w:tcW w:type="dxa" w:w="3819"/>
-            <w:tcBorders>
-              <w:top w:val="single" w:color="CDD8E0" w:sz="4"/>
-              <w:left w:val="single" w:color="CDD8E0" w:sz="4"/>
-              <w:bottom w:val="single" w:color="CDD8E0" w:sz="4"/>
-              <w:right w:val="single" w:color="CDD8E0" w:sz="4"/>
-            </w:tcBorders>
-            <w:shd w:fill="1E3A5F" w:color="auto" w:val="clear"/>
-            <w:tcMar>
-              <w:top w:type="dxa" w:w="70"/>
-              <w:left w:type="dxa" w:w="110"/>
-              <w:bottom w:type="dxa" w:w="70"/>
-              <w:right w:type="dxa" w:w="110"/>
-            </w:tcMar>
-          </w:tcPr>
-          <w:p>
-            <w:pPr>
-              <w:keepNext/>
-              <w:keepLines/>
-              <w:spacing w:after="0" w:line="260"/>
-            </w:pPr>
-            <w:r>
-              <w:rPr>
-                <w:rFonts w:ascii="IBM Plex Sans" w:cs="IBM Plex Sans" w:eastAsia="IBM Plex Sans" w:hAnsi="IBM Plex Sans"/>
-                <w:b/>
-                <w:bCs/>
-                <w:color w:val="FFFFFF"/>
-                <w:sz w:val="19"/>
-                <w:szCs w:val="19"/>
-              </w:rPr>
-              <w:t xml:space="preserve">El agujero ABRE el circuito</w:t>
-            </w:r>
-          </w:p>
-        </w:tc>
-      </w:tr>
-      <w:tr>
-        <w:trPr>
-          <w:cantSplit/>
-          <w:tblHeader w:val="off"/>
-        </w:trPr>
-        <w:tc>
-          <w:tcPr>
-            <w:tcW w:type="dxa" w:w="2000"/>
-            <w:tcBorders>
-              <w:top w:val="single" w:color="CDD8E0" w:sz="4"/>
-              <w:left w:val="single" w:color="CDD8E0" w:sz="4"/>
-              <w:bottom w:val="single" w:color="CDD8E0" w:sz="4"/>
-              <w:right w:val="single" w:color="CDD8E0" w:sz="4"/>
-            </w:tcBorders>
-            <w:shd w:fill="FFFFFF" w:color="auto" w:val="clear"/>
-            <w:tcMar>
-              <w:top w:type="dxa" w:w="70"/>
-              <w:left w:type="dxa" w:w="110"/>
-              <w:bottom w:type="dxa" w:w="70"/>
-              <w:right w:type="dxa" w:w="110"/>
-            </w:tcMar>
-          </w:tcPr>
-          <w:p>
-            <w:pPr>
-              <w:keepNext/>
-              <w:keepLines/>
-              <w:spacing w:after="0" w:line="260"/>
-            </w:pPr>
-            <w:r>
-              <w:rPr>
-                <w:rFonts w:ascii="IBM Plex Sans" w:cs="IBM Plex Sans" w:eastAsia="IBM Plex Sans" w:hAnsi="IBM Plex Sans"/>
-                <w:sz w:val="19"/>
-                <w:szCs w:val="19"/>
-              </w:rPr>
-              <w:t xml:space="preserve">Cómo va el relé</w:t>
-            </w:r>
-          </w:p>
-        </w:tc>
-        <w:tc>
-          <w:tcPr>
-            <w:tcW w:type="dxa" w:w="3819"/>
-            <w:tcBorders>
-              <w:top w:val="single" w:color="CDD8E0" w:sz="4"/>
-              <w:left w:val="single" w:color="CDD8E0" w:sz="4"/>
-              <w:bottom w:val="single" w:color="CDD8E0" w:sz="4"/>
-              <w:right w:val="single" w:color="CDD8E0" w:sz="4"/>
-            </w:tcBorders>
-            <w:shd w:fill="FFFFFF" w:color="auto" w:val="clear"/>
-            <w:tcMar>
-              <w:top w:type="dxa" w:w="70"/>
-              <w:left w:type="dxa" w:w="110"/>
-              <w:bottom w:type="dxa" w:w="70"/>
-              <w:right w:type="dxa" w:w="110"/>
-            </w:tcMar>
-          </w:tcPr>
-          <w:p>
-            <w:pPr>
-              <w:keepNext/>
-              <w:keepLines/>
-              <w:spacing w:after="0" w:line="260"/>
-            </w:pPr>
-            <w:r>
-              <w:rPr>
-                <w:rFonts w:ascii="IBM Plex Sans" w:cs="IBM Plex Sans" w:eastAsia="IBM Plex Sans" w:hAnsi="IBM Plex Sans"/>
-                <w:sz w:val="19"/>
-                <w:szCs w:val="19"/>
-              </w:rPr>
-              <w:t xml:space="preserve">En paralelo con el lector</w:t>
-            </w:r>
-          </w:p>
-        </w:tc>
-        <w:tc>
-          <w:tcPr>
-            <w:tcW w:type="dxa" w:w="3819"/>
-            <w:tcBorders>
-              <w:top w:val="single" w:color="CDD8E0" w:sz="4"/>
-              <w:left w:val="single" w:color="CDD8E0" w:sz="4"/>
-              <w:bottom w:val="single" w:color="CDD8E0" w:sz="4"/>
-              <w:right w:val="single" w:color="CDD8E0" w:sz="4"/>
-            </w:tcBorders>
-            <w:shd w:fill="FFFFFF" w:color="auto" w:val="clear"/>
-            <w:tcMar>
-              <w:top w:type="dxa" w:w="70"/>
-              <w:left w:type="dxa" w:w="110"/>
-              <w:bottom w:type="dxa" w:w="70"/>
-              <w:right w:type="dxa" w:w="110"/>
-            </w:tcMar>
-          </w:tcPr>
-          <w:p>
-            <w:pPr>
-              <w:keepNext/>
-              <w:keepLines/>
-              <w:spacing w:after="0" w:line="260"/>
-            </w:pPr>
-            <w:r>
-              <w:rPr>
-                <w:rFonts w:ascii="IBM Plex Sans" w:cs="IBM Plex Sans" w:eastAsia="IBM Plex Sans" w:hAnsi="IBM Plex Sans"/>
-                <w:sz w:val="19"/>
-                <w:szCs w:val="19"/>
-              </w:rPr>
-              <w:t xml:space="preserve">En serie, intercalado en un cable</w:t>
-            </w:r>
-          </w:p>
-        </w:tc>
-      </w:tr>
-      <w:tr>
-        <w:trPr>
-          <w:cantSplit/>
-          <w:tblHeader w:val="off"/>
-        </w:trPr>
-        <w:tc>
-          <w:tcPr>
-            <w:tcW w:type="dxa" w:w="2000"/>
-            <w:tcBorders>
-              <w:top w:val="single" w:color="CDD8E0" w:sz="4"/>
-              <w:left w:val="single" w:color="CDD8E0" w:sz="4"/>
-              <w:bottom w:val="single" w:color="CDD8E0" w:sz="4"/>
-              <w:right w:val="single" w:color="CDD8E0" w:sz="4"/>
-            </w:tcBorders>
-            <w:shd w:fill="EDF1F5" w:color="auto" w:val="clear"/>
-            <w:tcMar>
-              <w:top w:type="dxa" w:w="70"/>
-              <w:left w:type="dxa" w:w="110"/>
-              <w:bottom w:type="dxa" w:w="70"/>
-              <w:right w:type="dxa" w:w="110"/>
-            </w:tcMar>
-          </w:tcPr>
-          <w:p>
-            <w:pPr>
-              <w:keepNext/>
-              <w:keepLines/>
-              <w:spacing w:after="0" w:line="260"/>
-            </w:pPr>
-            <w:r>
-              <w:rPr>
-                <w:rFonts w:ascii="IBM Plex Sans" w:cs="IBM Plex Sans" w:eastAsia="IBM Plex Sans" w:hAnsi="IBM Plex Sans"/>
-                <w:sz w:val="19"/>
-                <w:szCs w:val="19"/>
-              </w:rPr>
-              <w:t xml:space="preserve">Conexión</w:t>
-            </w:r>
-          </w:p>
-        </w:tc>
-        <w:tc>
-          <w:tcPr>
-            <w:tcW w:type="dxa" w:w="3819"/>
-            <w:tcBorders>
-              <w:top w:val="single" w:color="CDD8E0" w:sz="4"/>
-              <w:left w:val="single" w:color="CDD8E0" w:sz="4"/>
-              <w:bottom w:val="single" w:color="CDD8E0" w:sz="4"/>
-              <w:right w:val="single" w:color="CDD8E0" w:sz="4"/>
-            </w:tcBorders>
-            <w:shd w:fill="EDF1F5" w:color="auto" w:val="clear"/>
-            <w:tcMar>
-              <w:top w:type="dxa" w:w="70"/>
-              <w:left w:type="dxa" w:w="110"/>
-              <w:bottom w:type="dxa" w:w="70"/>
-              <w:right w:type="dxa" w:w="110"/>
-            </w:tcMar>
-          </w:tcPr>
-          <w:p>
-            <w:pPr>
-              <w:keepNext/>
-              <w:keepLines/>
-              <w:spacing w:after="0" w:line="260"/>
-            </w:pPr>
-            <w:r>
-              <w:rPr>
-                <w:rFonts w:ascii="IBM Plex Sans" w:cs="IBM Plex Sans" w:eastAsia="IBM Plex Sans" w:hAnsi="IBM Plex Sans"/>
-                <w:sz w:val="19"/>
-                <w:szCs w:val="19"/>
-              </w:rPr>
-              <w:t xml:space="preserve">Patas 4 y 6 a los dos cables de salida del lector, sin cortar nada</w:t>
-            </w:r>
-          </w:p>
-        </w:tc>
-        <w:tc>
-          <w:tcPr>
-            <w:tcW w:type="dxa" w:w="3819"/>
-            <w:tcBorders>
-              <w:top w:val="single" w:color="CDD8E0" w:sz="4"/>
-              <w:left w:val="single" w:color="CDD8E0" w:sz="4"/>
-              <w:bottom w:val="single" w:color="CDD8E0" w:sz="4"/>
-              <w:right w:val="single" w:color="CDD8E0" w:sz="4"/>
-            </w:tcBorders>
-            <w:shd w:fill="EDF1F5" w:color="auto" w:val="clear"/>
-            <w:tcMar>
-              <w:top w:type="dxa" w:w="70"/>
-              <w:left w:type="dxa" w:w="110"/>
-              <w:bottom w:type="dxa" w:w="70"/>
-              <w:right w:type="dxa" w:w="110"/>
-            </w:tcMar>
-          </w:tcPr>
-          <w:p>
-            <w:pPr>
-              <w:keepNext/>
-              <w:keepLines/>
-              <w:spacing w:after="0" w:line="260"/>
-            </w:pPr>
-            <w:r>
-              <w:rPr>
-                <w:rFonts w:ascii="IBM Plex Sans" w:cs="IBM Plex Sans" w:eastAsia="IBM Plex Sans" w:hAnsi="IBM Plex Sans"/>
-                <w:sz w:val="19"/>
-                <w:szCs w:val="19"/>
-              </w:rPr>
-              <w:t xml:space="preserve">Marcar un cable, cortarlo y conectar la pata 4 a un extremo y la 6 al otro</w:t>
-            </w:r>
-          </w:p>
-        </w:tc>
-      </w:tr>
-      <w:tr>
-        <w:trPr>
-          <w:cantSplit/>
-          <w:tblHeader w:val="off"/>
-        </w:trPr>
-        <w:tc>
-          <w:tcPr>
-            <w:tcW w:type="dxa" w:w="2000"/>
-            <w:tcBorders>
-              <w:top w:val="single" w:color="CDD8E0" w:sz="4"/>
-              <w:left w:val="single" w:color="CDD8E0" w:sz="4"/>
-              <w:bottom w:val="single" w:color="CDD8E0" w:sz="4"/>
-              <w:right w:val="single" w:color="CDD8E0" w:sz="4"/>
-            </w:tcBorders>
-            <w:shd w:fill="FFFFFF" w:color="auto" w:val="clear"/>
-            <w:tcMar>
-              <w:top w:type="dxa" w:w="70"/>
-              <w:left w:type="dxa" w:w="110"/>
-              <w:bottom w:type="dxa" w:w="70"/>
-              <w:right w:type="dxa" w:w="110"/>
-            </w:tcMar>
-          </w:tcPr>
-          <w:p>
-            <w:pPr>
-              <w:keepNext/>
-              <w:keepLines/>
-              <w:spacing w:after="0" w:line="260"/>
-            </w:pPr>
-            <w:r>
-              <w:rPr>
-                <w:rFonts w:ascii="IBM Plex Sans" w:cs="IBM Plex Sans" w:eastAsia="IBM Plex Sans" w:hAnsi="IBM Plex Sans"/>
-                <w:sz w:val="19"/>
-                <w:szCs w:val="19"/>
-              </w:rPr>
-              <w:t xml:space="preserve">Firmware</w:t>
-            </w:r>
-          </w:p>
-        </w:tc>
-        <w:tc>
-          <w:tcPr>
-            <w:tcW w:type="dxa" w:w="3819"/>
-            <w:tcBorders>
-              <w:top w:val="single" w:color="CDD8E0" w:sz="4"/>
-              <w:left w:val="single" w:color="CDD8E0" w:sz="4"/>
-              <w:bottom w:val="single" w:color="CDD8E0" w:sz="4"/>
-              <w:right w:val="single" w:color="CDD8E0" w:sz="4"/>
-            </w:tcBorders>
-            <w:shd w:fill="FFFFFF" w:color="auto" w:val="clear"/>
-            <w:tcMar>
-              <w:top w:type="dxa" w:w="70"/>
-              <w:left w:type="dxa" w:w="110"/>
-              <w:bottom w:type="dxa" w:w="70"/>
-              <w:right w:type="dxa" w:w="110"/>
-            </w:tcMar>
-          </w:tcPr>
-          <w:p>
-            <w:pPr>
-              <w:keepNext/>
-              <w:keepLines/>
-              <w:spacing w:after="0" w:line="260"/>
-            </w:pPr>
-            <w:r>
-              <w:rPr>
-                <w:rFonts w:ascii="IBM Plex Sans" w:cs="IBM Plex Sans" w:eastAsia="IBM Plex Sans" w:hAnsi="IBM Plex Sans"/>
-                <w:sz w:val="19"/>
-                <w:szCs w:val="19"/>
-              </w:rPr>
-              <w:t xml:space="preserve">CANAL_ACTIVO_EN_ALTO = true (como viene)</w:t>
-            </w:r>
-          </w:p>
-        </w:tc>
-        <w:tc>
-          <w:tcPr>
-            <w:tcW w:type="dxa" w:w="3819"/>
-            <w:tcBorders>
-              <w:top w:val="single" w:color="CDD8E0" w:sz="4"/>
-              <w:left w:val="single" w:color="CDD8E0" w:sz="4"/>
-              <w:bottom w:val="single" w:color="CDD8E0" w:sz="4"/>
-              <w:right w:val="single" w:color="CDD8E0" w:sz="4"/>
-            </w:tcBorders>
-            <w:shd w:fill="FFFFFF" w:color="auto" w:val="clear"/>
-            <w:tcMar>
-              <w:top w:type="dxa" w:w="70"/>
-              <w:left w:type="dxa" w:w="110"/>
-              <w:bottom w:type="dxa" w:w="70"/>
-              <w:right w:type="dxa" w:w="110"/>
-            </w:tcMar>
-          </w:tcPr>
-          <w:p>
-            <w:pPr>
-              <w:keepNext/>
-              <w:keepLines/>
-              <w:spacing w:after="0" w:line="260"/>
-            </w:pPr>
-            <w:r>
-              <w:rPr>
-                <w:rFonts w:ascii="IBM Plex Sans" w:cs="IBM Plex Sans" w:eastAsia="IBM Plex Sans" w:hAnsi="IBM Plex Sans"/>
-                <w:sz w:val="19"/>
-                <w:szCs w:val="19"/>
-              </w:rPr>
-              <w:t xml:space="preserve">Cambiar a CANAL_ACTIVO_EN_ALTO = false en control_trama_esp32/config.h</w:t>
-            </w:r>
-          </w:p>
-        </w:tc>
-      </w:tr>
-      <w:tr>
-        <w:trPr>
-          <w:cantSplit/>
-          <w:tblHeader w:val="off"/>
-        </w:trPr>
-        <w:tc>
-          <w:tcPr>
-            <w:tcW w:type="dxa" w:w="2000"/>
-            <w:tcBorders>
-              <w:top w:val="single" w:color="CDD8E0" w:sz="4"/>
-              <w:left w:val="single" w:color="CDD8E0" w:sz="4"/>
-              <w:bottom w:val="single" w:color="CDD8E0" w:sz="4"/>
-              <w:right w:val="single" w:color="CDD8E0" w:sz="4"/>
-            </w:tcBorders>
-            <w:shd w:fill="EDF1F5" w:color="auto" w:val="clear"/>
-            <w:tcMar>
-              <w:top w:type="dxa" w:w="70"/>
-              <w:left w:type="dxa" w:w="110"/>
-              <w:bottom w:type="dxa" w:w="70"/>
-              <w:right w:type="dxa" w:w="110"/>
-            </w:tcMar>
-          </w:tcPr>
-          <w:p>
-            <w:pPr>
-              <w:keepNext w:val="false"/>
-              <w:keepLines/>
-              <w:spacing w:after="0" w:line="260"/>
-            </w:pPr>
-            <w:r>
-              <w:rPr>
-                <w:rFonts w:ascii="IBM Plex Sans" w:cs="IBM Plex Sans" w:eastAsia="IBM Plex Sans" w:hAnsi="IBM Plex Sans"/>
-                <w:sz w:val="19"/>
-                <w:szCs w:val="19"/>
-              </w:rPr>
-              <w:t xml:space="preserve">Con el ESP32 apagado</w:t>
-            </w:r>
-          </w:p>
-        </w:tc>
-        <w:tc>
-          <w:tcPr>
-            <w:tcW w:type="dxa" w:w="3819"/>
-            <w:tcBorders>
-              <w:top w:val="single" w:color="CDD8E0" w:sz="4"/>
-              <w:left w:val="single" w:color="CDD8E0" w:sz="4"/>
-              <w:bottom w:val="single" w:color="CDD8E0" w:sz="4"/>
-              <w:right w:val="single" w:color="CDD8E0" w:sz="4"/>
-            </w:tcBorders>
-            <w:shd w:fill="EDF1F5" w:color="auto" w:val="clear"/>
-            <w:tcMar>
-              <w:top w:type="dxa" w:w="70"/>
-              <w:left w:type="dxa" w:w="110"/>
-              <w:bottom w:type="dxa" w:w="70"/>
-              <w:right w:type="dxa" w:w="110"/>
-            </w:tcMar>
-          </w:tcPr>
-          <w:p>
-            <w:pPr>
-              <w:keepNext w:val="false"/>
-              <w:keepLines/>
-              <w:spacing w:after="0" w:line="260"/>
-            </w:pPr>
-            <w:r>
-              <w:rPr>
-                <w:rFonts w:ascii="IBM Plex Sans" w:cs="IBM Plex Sans" w:eastAsia="IBM Plex Sans" w:hAnsi="IBM Plex Sans"/>
-                <w:sz w:val="19"/>
-                <w:szCs w:val="19"/>
-              </w:rPr>
-              <w:t xml:space="preserve">Los relés quedan abiertos y manda el lector</w:t>
-            </w:r>
-          </w:p>
-        </w:tc>
-        <w:tc>
-          <w:tcPr>
-            <w:tcW w:type="dxa" w:w="3819"/>
-            <w:tcBorders>
-              <w:top w:val="single" w:color="CDD8E0" w:sz="4"/>
-              <w:left w:val="single" w:color="CDD8E0" w:sz="4"/>
-              <w:bottom w:val="single" w:color="CDD8E0" w:sz="4"/>
-              <w:right w:val="single" w:color="CDD8E0" w:sz="4"/>
-            </w:tcBorders>
-            <w:shd w:fill="EDF1F5" w:color="auto" w:val="clear"/>
-            <w:tcMar>
-              <w:top w:type="dxa" w:w="70"/>
-              <w:left w:type="dxa" w:w="110"/>
-              <w:bottom w:type="dxa" w:w="70"/>
-              <w:right w:type="dxa" w:w="110"/>
-            </w:tcMar>
-          </w:tcPr>
-          <w:p>
-            <w:pPr>
-              <w:keepNext w:val="false"/>
-              <w:keepLines/>
-              <w:spacing w:after="0" w:line="260"/>
-            </w:pPr>
-            <w:r>
-              <w:rPr>
-                <w:rFonts w:ascii="IBM Plex Sans" w:cs="IBM Plex Sans" w:eastAsia="IBM Plex Sans" w:hAnsi="IBM Plex Sans"/>
-                <w:sz w:val="19"/>
-                <w:szCs w:val="19"/>
-              </w:rPr>
-              <w:t xml:space="preserve">Los relés quedan abiertos: todos los canales se leen como agujero</w:t>
-            </w:r>
-          </w:p>
-        </w:tc>
-      </w:tr>
-    </w:tbl>
-    <w:p>
-      <w:pPr>
-        <w:spacing w:after="60"/>
-      </w:pPr>
+        <w:t xml:space="preserve">Con el telar apagado y desenchufado. La conexión final, la más segura, pone el relé en el lugar del lector: con agujero el lector da la señal (+V) que activa la bobina, y ahora esa señal la da el relé cuando el ESP32 lo pide. Se hace en el conector del lector en la plaqueta, con bornera, en cada canal (diagramas/hardware/conexion_final_rele.png). Las patas 4 y 6 no tienen polaridad.</w:t>
+      </w:r>
     </w:p>
     <w:p>
       <w:pPr>
@@ -6382,31 +5957,73 @@
           <w:sz w:val="21"/>
           <w:szCs w:val="21"/>
         </w:rPr>
-        <w:t xml:space="preserve">Con una bornera de </w:t>
-      </w:r>
-      <w:r>
-        <w:rPr>
-          <w:rFonts w:ascii="IBM Plex Sans" w:cs="IBM Plex Sans" w:eastAsia="IBM Plex Sans" w:hAnsi="IBM Plex Sans"/>
-          <w:b/>
-          <w:bCs/>
-          <w:sz w:val="21"/>
-          <w:szCs w:val="21"/>
-        </w:rPr>
-        <w:t xml:space="preserve">3 vías</w:t>
-      </w:r>
-      <w:r>
-        <w:rPr>
-          <w:rFonts w:ascii="IBM Plex Sans" w:cs="IBM Plex Sans" w:eastAsia="IBM Plex Sans" w:hAnsi="IBM Plex Sans"/>
-          <w:sz w:val="21"/>
-          <w:szCs w:val="21"/>
-        </w:rPr>
-        <w:t xml:space="preserve">, usá los bornes de los extremos y dejá el del medio libre: los dos tornillos quedan más separados. Nunca uses ese borne libre para algo del lado del ESP32.</w:t>
-      </w:r>
-    </w:p>
-    <w:p>
-      <w:pPr>
-        <w:spacing w:after="60"/>
-      </w:pPr>
+        <w:t xml:space="preserve">1. Desconectá los 4 cables del lector de la plaqueta, marcalos en las dos puntas y aislalos en su bornera, para poder volver a conectarlo.</w:t>
+      </w:r>
+    </w:p>
+    <w:p>
+      <w:pPr>
+        <w:spacing w:after="120" w:line="290"/>
+      </w:pPr>
+      <w:r>
+        <w:rPr>
+          <w:rFonts w:ascii="IBM Plex Sans" w:cs="IBM Plex Sans" w:eastAsia="IBM Plex Sans" w:hAnsi="IBM Plex Sans"/>
+          <w:sz w:val="21"/>
+          <w:szCs w:val="21"/>
+        </w:rPr>
+        <w:t xml:space="preserve">2. Del + del conector, la resistencia de protección a la pata 4 del relé: 220 Ω 2 W si el lector se alimenta con hasta 15 V, 470 Ω 3 W de 15 a 30 V. Con más de 30 V, consultá.</w:t>
+      </w:r>
+    </w:p>
+    <w:p>
+      <w:pPr>
+        <w:spacing w:after="120" w:line="290"/>
+      </w:pPr>
+      <w:r>
+        <w:rPr>
+          <w:rFonts w:ascii="IBM Plex Sans" w:cs="IBM Plex Sans" w:eastAsia="IBM Plex Sans" w:hAnsi="IBM Plex Sans"/>
+          <w:sz w:val="21"/>
+          <w:szCs w:val="21"/>
+        </w:rPr>
+        <w:t xml:space="preserve">3. La pata 6 del relé a la señal del conector.</w:t>
+      </w:r>
+    </w:p>
+    <w:p>
+      <w:pPr>
+        <w:spacing w:after="120" w:line="290"/>
+      </w:pPr>
+      <w:r>
+        <w:rPr>
+          <w:rFonts w:ascii="IBM Plex Sans" w:cs="IBM Plex Sans" w:eastAsia="IBM Plex Sans" w:hAnsi="IBM Plex Sans"/>
+          <w:sz w:val="21"/>
+          <w:szCs w:val="21"/>
+        </w:rPr>
+        <w:t xml:space="preserve">4. Una resistencia de 10 kΩ ½ W de la señal al − del conector: deja la señal en 0 V (papel) con el relé abierto. La referencia, unida al − de ese mismo conector.</w:t>
+      </w:r>
+    </w:p>
+    <w:p>
+      <w:pPr>
+        <w:spacing w:after="120" w:line="290"/>
+      </w:pPr>
+      <w:r>
+        <w:rPr>
+          <w:rFonts w:ascii="IBM Plex Sans" w:cs="IBM Plex Sans" w:eastAsia="IBM Plex Sans" w:hAnsi="IBM Plex Sans"/>
+          <w:sz w:val="21"/>
+          <w:szCs w:val="21"/>
+        </w:rPr>
+        <w:t xml:space="preserve">5. En control_trama_esp32/config.h, CANAL_ACTIVO_EN_ALTO en true, como viene: relé cerrado = agujero.</w:t>
+      </w:r>
+    </w:p>
+    <w:p>
+      <w:pPr>
+        <w:spacing w:after="120" w:line="290"/>
+      </w:pPr>
+      <w:r>
+        <w:rPr>
+          <w:rFonts w:ascii="IBM Plex Sans" w:cs="IBM Plex Sans" w:eastAsia="IBM Plex Sans" w:hAnsi="IBM Plex Sans"/>
+          <w:sz w:val="21"/>
+          <w:szCs w:val="21"/>
+        </w:rPr>
+        <w:t xml:space="preserve">En la bornera del conector, el + (con la resistencia de protección) y el − van en los extremos y la señal en el medio. Las señales de los canales nunca se unen entre sí, y ningún borne del lado del telar se usa para algo del lado del ESP32.</w:t>
+      </w:r>
     </w:p>
     <w:tbl>
       <w:tblPr>
@@ -6446,26 +6063,28 @@
           </w:tcPr>
           <w:p>
             <w:pPr>
-              <w:spacing w:after="0" w:line="280"/>
-            </w:pPr>
-            <w:r>
-              <w:rPr>
-                <w:rFonts w:ascii="IBM Plex Sans" w:cs="IBM Plex Sans" w:eastAsia="IBM Plex Sans" w:hAnsi="IBM Plex Sans"/>
-                <w:b/>
-                <w:bCs/>
-                <w:color w:val="9C5C0A"/>
+              <w:spacing w:after="120" w:line="290"/>
+            </w:pPr>
+            <w:r>
+              <w:rPr>
+                <w:rFonts w:ascii="IBM Plex Sans" w:cs="IBM Plex Sans" w:eastAsia="IBM Plex Sans" w:hAnsi="IBM Plex Sans"/>
                 <w:sz w:val="21"/>
                 <w:szCs w:val="21"/>
               </w:rPr>
-              <w:t xml:space="preserve">Si va en serie: </w:t>
-            </w:r>
-            <w:r>
-              <w:rPr>
-                <w:rFonts w:ascii="IBM Plex Sans" w:cs="IBM Plex Sans" w:eastAsia="IBM Plex Sans" w:hAnsi="IBM Plex Sans"/>
-                <w:sz w:val="20"/>
-                <w:szCs w:val="20"/>
-              </w:rPr>
-              <w:t xml:space="preserve">con el ESP32 apagado o reiniciándose, los cuatro canales se leen como agujero, así que no hay que tejer con el Nivel 2 apagado. La conexión en paralelo no tiene este problema, porque con el ESP32 apagado la máquina vuelve a depender del lector.</w:t>
+              <w:t xml:space="preserve">Qué pasa en cada situación. Si el ESP32 pide la bobina, el relé se cierra, la señal queda en +V y la bobina se activa. Si no la pide, o el ESP32 está apagado, arrancando o sin red, el relé queda abierto y la resistencia de 10 kΩ deja la señal en 0 V, como con papel: la bobina queda en reposo. Si por un error de cableado la señal o la pata 4 tocaran el −, la resistencia de protección limita la corriente a unos 50 mA y no se daña nada.</w:t>
+            </w:r>
+          </w:p>
+          <w:p>
+            <w:pPr>
+              <w:spacing w:after="120" w:line="290"/>
+            </w:pPr>
+            <w:r>
+              <w:rPr>
+                <w:rFonts w:ascii="IBM Plex Sans" w:cs="IBM Plex Sans" w:eastAsia="IBM Plex Sans" w:hAnsi="IBM Plex Sans"/>
+                <w:sz w:val="21"/>
+                <w:szCs w:val="21"/>
+              </w:rPr>
+              <w:t xml:space="preserve">Por qué es la más segura: el relé solo toca la señal del lector (pocos mA), nunca las bobinas ni su alimentación; el ESP32 y el telar quedan aislados; el LCA110 es normalmente abierto, así que sin orden la plaqueta ve papel; la corriente queda limitada aun con un error de cableado; no depende de la cinta de papel ni pelea con la salida del lector, que se desconecta; y es reversible. Las conexiones en paralelo o en serie con el lector, que se evaluaron primero, quedan descartadas. Si la medición de la sección 5 diera otra cosa (con agujero la señal va a 0 V, o la tensión la pone la plaqueta), es la variante 2B o el caso 1: el paso a paso está en esp32/documentacion/PASO_A_PASO_RELES_LCA110.md y los diagramas en diagramas/hardware.</w:t>
             </w:r>
           </w:p>
         </w:tc>
@@ -6473,11 +6092,6 @@
     </w:tbl>
     <w:p>
       <w:pPr>
-        <w:spacing w:after="60"/>
-      </w:pPr>
-    </w:p>
-    <w:p>
-      <w:pPr>
         <w:pStyle w:val="Heading1"/>
         <w:keepNext/>
       </w:pPr>
@@ -6495,43 +6109,7 @@
           <w:sz w:val="21"/>
           <w:szCs w:val="21"/>
         </w:rPr>
-        <w:t xml:space="preserve">El relé actúa </w:t>
-      </w:r>
-      <w:r>
-        <w:rPr>
-          <w:rFonts w:ascii="IBM Plex Sans" w:cs="IBM Plex Sans" w:eastAsia="IBM Plex Sans" w:hAnsi="IBM Plex Sans"/>
-          <w:b/>
-          <w:bCs/>
-          <w:sz w:val="21"/>
-          <w:szCs w:val="21"/>
-        </w:rPr>
-        <w:t xml:space="preserve">junto con</w:t>
-      </w:r>
-      <w:r>
-        <w:rPr>
-          <w:rFonts w:ascii="IBM Plex Sans" w:cs="IBM Plex Sans" w:eastAsia="IBM Plex Sans" w:hAnsi="IBM Plex Sans"/>
-          <w:sz w:val="21"/>
-          <w:szCs w:val="21"/>
-        </w:rPr>
-        <w:t xml:space="preserve"> el lector, no en su lugar. Para que el dibujo lo decida el ESP32, el lector tiene que ver siempre </w:t>
-      </w:r>
-      <w:r>
-        <w:rPr>
-          <w:rFonts w:ascii="IBM Plex Sans" w:cs="IBM Plex Sans" w:eastAsia="IBM Plex Sans" w:hAnsi="IBM Plex Sans"/>
-          <w:b/>
-          <w:bCs/>
-          <w:sz w:val="21"/>
-          <w:szCs w:val="21"/>
-        </w:rPr>
-        <w:t xml:space="preserve">cinta sin agujero</w:t>
-      </w:r>
-      <w:r>
-        <w:rPr>
-          <w:rFonts w:ascii="IBM Plex Sans" w:cs="IBM Plex Sans" w:eastAsia="IBM Plex Sans" w:hAnsi="IBM Plex Sans"/>
-          <w:sz w:val="21"/>
-          <w:szCs w:val="21"/>
-        </w:rPr>
-        <w:t xml:space="preserve">: dejá colocada una cinta sin perforar, o tapá el lector. Sin cinta, el lector ve luz todo el tiempo, que equivale a un agujero en cada pasada, y el ESP32 no podría controlar ese canal.</w:t>
+        <w:t xml:space="preserve">Con la conexión final el lector queda desconectado y la cinta de papel ya no interviene: el dibujo lo decide el ESP32. Para volver a tejer con la cinta (por ejemplo, si se saca el sistema), se vuelven a conectar los cables del lector en su bornera.</w:t>
       </w:r>
     </w:p>
     <w:p>
@@ -6626,7 +6204,7 @@
           <w:sz w:val="21"/>
           <w:szCs w:val="21"/>
         </w:rPr>
-        <w:t xml:space="preserve">Con el telar en marcha lenta, verificá que la bobina 1 responda a lo que marca el dibujo, y no a la cinta.</w:t>
+        <w:t xml:space="preserve">Con el telar en marcha lenta, verificá que la bobina 1 responda a lo que marca el dibujo.</w:t>
       </w:r>
     </w:p>
     <w:p>
@@ -6662,7 +6240,7 @@
           <w:sz w:val="21"/>
           <w:szCs w:val="21"/>
         </w:rPr>
-        <w:t xml:space="preserve">Apagá el ESP32 y fijate qué hace la máquina: tiene que coincidir con la última fila de la tabla de la sección 8.</w:t>
+        <w:t xml:space="preserve">Apagá el ESP32: la bobina 1 tiene que quedar en reposo (relé abierto = papel).</w:t>
       </w:r>
     </w:p>
     <w:p>
@@ -6716,7 +6294,7 @@
           <w:sz w:val="21"/>
           <w:szCs w:val="21"/>
         </w:rPr>
-        <w:t xml:space="preserve"> (hoy 50 %) dice qué parte de cada pasada queda cerrado el relé, y se adapta solo a la velocidad. </w:t>
+        <w:t xml:space="preserve"> viene en 0: el relé queda cerrado mientras la misma bobina se repite (por ejemplo, 120 pasadas seguidas de la bobina 1) y cambia recién cuando cambia la bobina. Así lo confirmaron en la planta: el relé del telar queda activo y la aguja va y vuelve igual en cada pasada. Si se pone entre 1 y 90, el relé se suelta en cada pasada, como hace el papel, y queda cerrado ese porcentaje de la pasada, adaptándose solo a la velocidad. </w:t>
       </w:r>
       <w:r>
         <w:rPr>
@@ -6752,7 +6330,7 @@
           <w:sz w:val="21"/>
           <w:szCs w:val="21"/>
         </w:rPr>
-        <w:t xml:space="preserve">Estimá el porcentaje con una regla sobre la cinta de papel:</w:t>
+        <w:t xml:space="preserve">Si la máquina necesitara que la señal se suelte en cada pasada, estimá el porcentaje con una regla sobre la cinta de papel:</w:t>
       </w:r>
       <w:r>
         <w:rPr>
@@ -6806,7 +6384,7 @@
           <w:sz w:val="21"/>
           <w:szCs w:val="21"/>
         </w:rPr>
-        <w:t xml:space="preserve">Si alguna pasada no toma la selección, subí el porcentaje de a 10 (hasta 90). Si el dibujo sale corrido una pasada, ajustá </w:t>
+        <w:t xml:space="preserve">Si con 0 alguna pasada no toma la selección, cargá el porcentaje medido (por ejemplo 50) y, si sigue pasando, subilo de a 10 (hasta 90). Si el dibujo sale corrido una pasada, ajustá </w:t>
       </w:r>
       <w:r>
         <w:rPr>
@@ -6871,6 +6449,19 @@
           <w:szCs w:val="21"/>
         </w:rPr>
         <w:t xml:space="preserve">El relé casi no se desgasta: lo que suele fallar en una fábrica es todo lo que lo rodea. Para que dure:</w:t>
+      </w:r>
+    </w:p>
+    <w:p>
+      <w:pPr>
+        <w:spacing w:after="120" w:line="290"/>
+      </w:pPr>
+      <w:r>
+        <w:rPr>
+          <w:rFonts w:ascii="IBM Plex Sans" w:cs="IBM Plex Sans" w:eastAsia="IBM Plex Sans" w:hAnsi="IBM Plex Sans"/>
+          <w:sz w:val="21"/>
+          <w:szCs w:val="21"/>
+        </w:rPr>
+        <w:t xml:space="preserve">Estado al 10/10/2026: el circuito se probó en protoboard con el ESP32 y funcionó. Se está haciendo la plaqueta para la prueba definitiva, con tiras de pines para enchufar el ESP32, los módulos y los cables sin soldarlos.</w:t>
       </w:r>
     </w:p>
     <w:p>
@@ -7260,7 +6851,7 @@
                 <w:sz w:val="19"/>
                 <w:szCs w:val="19"/>
               </w:rPr>
-              <w:t xml:space="preserve">Una bobina queda siempre activa</w:t>
+              <w:t xml:space="preserve">Una bobina queda activa aunque el dibujo no la pida</w:t>
             </w:r>
           </w:p>
         </w:tc>
@@ -7293,7 +6884,7 @@
                 <w:sz w:val="19"/>
                 <w:szCs w:val="19"/>
               </w:rPr>
-              <w:t xml:space="preserve">Relé dañado, o cinta con agujeros en ese lector</w:t>
+              <w:t xml:space="preserve">Relé dañado, o la señal unida al + por un error de cableado</w:t>
             </w:r>
           </w:p>
         </w:tc>
@@ -7326,7 +6917,7 @@
                 <w:sz w:val="19"/>
                 <w:szCs w:val="19"/>
               </w:rPr>
-              <w:t xml:space="preserve">Probar el relé en la mesa; revisar la cinta</w:t>
+              <w:t xml:space="preserve">Probar el relé en la mesa; revisar la conexión con la sección 8</w:t>
             </w:r>
           </w:p>
         </w:tc>
@@ -7398,7 +6989,7 @@
                 <w:sz w:val="19"/>
                 <w:szCs w:val="19"/>
               </w:rPr>
-              <w:t xml:space="preserve">Configuración de paralelo y serie cruzada</w:t>
+              <w:t xml:space="preserve">CANAL_ACTIVO_EN_ALTO en false, o el lector era del caso 2B</w:t>
             </w:r>
           </w:p>
         </w:tc>
@@ -7431,7 +7022,7 @@
                 <w:sz w:val="19"/>
                 <w:szCs w:val="19"/>
               </w:rPr>
-              <w:t xml:space="preserve">Revisar CANAL_ACTIVO_EN_ALTO según la sección 8</w:t>
+              <w:t xml:space="preserve">Dejarlo en true y repetir la medición de la sección 5</w:t>
             </w:r>
           </w:p>
         </w:tc>
@@ -7450,27 +7041,27 @@
               <w:bottom w:val="single" w:color="CDD8E0" w:sz="4"/>
               <w:right w:val="single" w:color="CDD8E0" w:sz="4"/>
             </w:tcBorders>
-            <w:shd w:fill="EDF1F5" w:color="auto" w:val="clear"/>
-            <w:tcMar>
-              <w:top w:type="dxa" w:w="70"/>
-              <w:left w:type="dxa" w:w="110"/>
-              <w:bottom w:type="dxa" w:w="70"/>
-              <w:right w:type="dxa" w:w="110"/>
-            </w:tcMar>
-          </w:tcPr>
-          <w:p>
-            <w:pPr>
-              <w:keepNext/>
-              <w:keepLines/>
-              <w:spacing w:after="0" w:line="260"/>
-            </w:pPr>
-            <w:r>
-              <w:rPr>
-                <w:rFonts w:ascii="IBM Plex Sans" w:cs="IBM Plex Sans" w:eastAsia="IBM Plex Sans" w:hAnsi="IBM Plex Sans"/>
-                <w:sz w:val="19"/>
-                <w:szCs w:val="19"/>
-              </w:rPr>
-              <w:t xml:space="preserve">La bobina que responde no es la del dibujo</w:t>
+            <w:shd w:fill="FFFFFF" w:color="auto" w:val="clear"/>
+            <w:tcMar>
+              <w:top w:type="dxa" w:w="70"/>
+              <w:left w:type="dxa" w:w="110"/>
+              <w:bottom w:type="dxa" w:w="70"/>
+              <w:right w:type="dxa" w:w="110"/>
+            </w:tcMar>
+          </w:tcPr>
+          <w:p>
+            <w:pPr>
+              <w:keepNext/>
+              <w:keepLines/>
+              <w:spacing w:after="0" w:line="260"/>
+            </w:pPr>
+            <w:r>
+              <w:rPr>
+                <w:rFonts w:ascii="IBM Plex Sans" w:cs="IBM Plex Sans" w:eastAsia="IBM Plex Sans" w:hAnsi="IBM Plex Sans"/>
+                <w:sz w:val="19"/>
+                <w:szCs w:val="19"/>
+              </w:rPr>
+              <w:t xml:space="preserve">La resistencia de protección se calienta</w:t>
             </w:r>
           </w:p>
         </w:tc>
@@ -7483,27 +7074,27 @@
               <w:bottom w:val="single" w:color="CDD8E0" w:sz="4"/>
               <w:right w:val="single" w:color="CDD8E0" w:sz="4"/>
             </w:tcBorders>
-            <w:shd w:fill="EDF1F5" w:color="auto" w:val="clear"/>
-            <w:tcMar>
-              <w:top w:type="dxa" w:w="70"/>
-              <w:left w:type="dxa" w:w="110"/>
-              <w:bottom w:type="dxa" w:w="70"/>
-              <w:right w:type="dxa" w:w="110"/>
-            </w:tcMar>
-          </w:tcPr>
-          <w:p>
-            <w:pPr>
-              <w:keepNext/>
-              <w:keepLines/>
-              <w:spacing w:after="0" w:line="260"/>
-            </w:pPr>
-            <w:r>
-              <w:rPr>
-                <w:rFonts w:ascii="IBM Plex Sans" w:cs="IBM Plex Sans" w:eastAsia="IBM Plex Sans" w:hAnsi="IBM Plex Sans"/>
-                <w:sz w:val="19"/>
-                <w:szCs w:val="19"/>
-              </w:rPr>
-              <w:t xml:space="preserve">Canales conectados en otro orden</w:t>
+            <w:shd w:fill="FFFFFF" w:color="auto" w:val="clear"/>
+            <w:tcMar>
+              <w:top w:type="dxa" w:w="70"/>
+              <w:left w:type="dxa" w:w="110"/>
+              <w:bottom w:type="dxa" w:w="70"/>
+              <w:right w:type="dxa" w:w="110"/>
+            </w:tcMar>
+          </w:tcPr>
+          <w:p>
+            <w:pPr>
+              <w:keepNext/>
+              <w:keepLines/>
+              <w:spacing w:after="0" w:line="260"/>
+            </w:pPr>
+            <w:r>
+              <w:rPr>
+                <w:rFonts w:ascii="IBM Plex Sans" w:cs="IBM Plex Sans" w:eastAsia="IBM Plex Sans" w:hAnsi="IBM Plex Sans"/>
+                <w:sz w:val="19"/>
+                <w:szCs w:val="19"/>
+              </w:rPr>
+              <w:t xml:space="preserve">Un cortocircuito en ese canal: la señal o la pata 4 tocan el −</w:t>
             </w:r>
           </w:p>
         </w:tc>
@@ -7516,27 +7107,27 @@
               <w:bottom w:val="single" w:color="CDD8E0" w:sz="4"/>
               <w:right w:val="single" w:color="CDD8E0" w:sz="4"/>
             </w:tcBorders>
-            <w:shd w:fill="EDF1F5" w:color="auto" w:val="clear"/>
-            <w:tcMar>
-              <w:top w:type="dxa" w:w="70"/>
-              <w:left w:type="dxa" w:w="110"/>
-              <w:bottom w:type="dxa" w:w="70"/>
-              <w:right w:type="dxa" w:w="110"/>
-            </w:tcMar>
-          </w:tcPr>
-          <w:p>
-            <w:pPr>
-              <w:keepNext/>
-              <w:keepLines/>
-              <w:spacing w:after="0" w:line="260"/>
-            </w:pPr>
-            <w:r>
-              <w:rPr>
-                <w:rFonts w:ascii="IBM Plex Sans" w:cs="IBM Plex Sans" w:eastAsia="IBM Plex Sans" w:hAnsi="IBM Plex Sans"/>
-                <w:sz w:val="19"/>
-                <w:szCs w:val="19"/>
-              </w:rPr>
-              <w:t xml:space="preserve">Corregir según la tabla de la sección 7</w:t>
+            <w:shd w:fill="FFFFFF" w:color="auto" w:val="clear"/>
+            <w:tcMar>
+              <w:top w:type="dxa" w:w="70"/>
+              <w:left w:type="dxa" w:w="110"/>
+              <w:bottom w:type="dxa" w:w="70"/>
+              <w:right w:type="dxa" w:w="110"/>
+            </w:tcMar>
+          </w:tcPr>
+          <w:p>
+            <w:pPr>
+              <w:keepNext/>
+              <w:keepLines/>
+              <w:spacing w:after="0" w:line="260"/>
+            </w:pPr>
+            <w:r>
+              <w:rPr>
+                <w:rFonts w:ascii="IBM Plex Sans" w:cs="IBM Plex Sans" w:eastAsia="IBM Plex Sans" w:hAnsi="IBM Plex Sans"/>
+                <w:sz w:val="19"/>
+                <w:szCs w:val="19"/>
+              </w:rPr>
+              <w:t xml:space="preserve">Apagar el telar y revisar el cableado del canal</w:t>
             </w:r>
           </w:p>
         </w:tc>
@@ -7555,27 +7146,27 @@
               <w:bottom w:val="single" w:color="CDD8E0" w:sz="4"/>
               <w:right w:val="single" w:color="CDD8E0" w:sz="4"/>
             </w:tcBorders>
-            <w:shd w:fill="FFFFFF" w:color="auto" w:val="clear"/>
-            <w:tcMar>
-              <w:top w:type="dxa" w:w="70"/>
-              <w:left w:type="dxa" w:w="110"/>
-              <w:bottom w:type="dxa" w:w="70"/>
-              <w:right w:type="dxa" w:w="110"/>
-            </w:tcMar>
-          </w:tcPr>
-          <w:p>
-            <w:pPr>
-              <w:keepNext/>
-              <w:keepLines/>
-              <w:spacing w:after="0" w:line="260"/>
-            </w:pPr>
-            <w:r>
-              <w:rPr>
-                <w:rFonts w:ascii="IBM Plex Sans" w:cs="IBM Plex Sans" w:eastAsia="IBM Plex Sans" w:hAnsi="IBM Plex Sans"/>
-                <w:sz w:val="19"/>
-                <w:szCs w:val="19"/>
-              </w:rPr>
-              <w:t xml:space="preserve">Al encender el ESP32 un relé se activa solo</w:t>
+            <w:shd w:fill="EDF1F5" w:color="auto" w:val="clear"/>
+            <w:tcMar>
+              <w:top w:type="dxa" w:w="70"/>
+              <w:left w:type="dxa" w:w="110"/>
+              <w:bottom w:type="dxa" w:w="70"/>
+              <w:right w:type="dxa" w:w="110"/>
+            </w:tcMar>
+          </w:tcPr>
+          <w:p>
+            <w:pPr>
+              <w:keepNext/>
+              <w:keepLines/>
+              <w:spacing w:after="0" w:line="260"/>
+            </w:pPr>
+            <w:r>
+              <w:rPr>
+                <w:rFonts w:ascii="IBM Plex Sans" w:cs="IBM Plex Sans" w:eastAsia="IBM Plex Sans" w:hAnsi="IBM Plex Sans"/>
+                <w:sz w:val="19"/>
+                <w:szCs w:val="19"/>
+              </w:rPr>
+              <w:t xml:space="preserve">La bobina que responde no es la del dibujo</w:t>
             </w:r>
           </w:p>
         </w:tc>
@@ -7588,27 +7179,27 @@
               <w:bottom w:val="single" w:color="CDD8E0" w:sz="4"/>
               <w:right w:val="single" w:color="CDD8E0" w:sz="4"/>
             </w:tcBorders>
-            <w:shd w:fill="FFFFFF" w:color="auto" w:val="clear"/>
-            <w:tcMar>
-              <w:top w:type="dxa" w:w="70"/>
-              <w:left w:type="dxa" w:w="110"/>
-              <w:bottom w:type="dxa" w:w="70"/>
-              <w:right w:type="dxa" w:w="110"/>
-            </w:tcMar>
-          </w:tcPr>
-          <w:p>
-            <w:pPr>
-              <w:keepNext/>
-              <w:keepLines/>
-              <w:spacing w:after="0" w:line="260"/>
-            </w:pPr>
-            <w:r>
-              <w:rPr>
-                <w:rFonts w:ascii="IBM Plex Sans" w:cs="IBM Plex Sans" w:eastAsia="IBM Plex Sans" w:hAnsi="IBM Plex Sans"/>
-                <w:sz w:val="19"/>
-                <w:szCs w:val="19"/>
-              </w:rPr>
-              <w:t xml:space="preserve">Falta la resistencia de 10 kΩ</w:t>
+            <w:shd w:fill="EDF1F5" w:color="auto" w:val="clear"/>
+            <w:tcMar>
+              <w:top w:type="dxa" w:w="70"/>
+              <w:left w:type="dxa" w:w="110"/>
+              <w:bottom w:type="dxa" w:w="70"/>
+              <w:right w:type="dxa" w:w="110"/>
+            </w:tcMar>
+          </w:tcPr>
+          <w:p>
+            <w:pPr>
+              <w:keepNext/>
+              <w:keepLines/>
+              <w:spacing w:after="0" w:line="260"/>
+            </w:pPr>
+            <w:r>
+              <w:rPr>
+                <w:rFonts w:ascii="IBM Plex Sans" w:cs="IBM Plex Sans" w:eastAsia="IBM Plex Sans" w:hAnsi="IBM Plex Sans"/>
+                <w:sz w:val="19"/>
+                <w:szCs w:val="19"/>
+              </w:rPr>
+              <w:t xml:space="preserve">Canales conectados en otro orden</w:t>
             </w:r>
           </w:p>
         </w:tc>
@@ -7621,27 +7212,27 @@
               <w:bottom w:val="single" w:color="CDD8E0" w:sz="4"/>
               <w:right w:val="single" w:color="CDD8E0" w:sz="4"/>
             </w:tcBorders>
-            <w:shd w:fill="FFFFFF" w:color="auto" w:val="clear"/>
-            <w:tcMar>
-              <w:top w:type="dxa" w:w="70"/>
-              <w:left w:type="dxa" w:w="110"/>
-              <w:bottom w:type="dxa" w:w="70"/>
-              <w:right w:type="dxa" w:w="110"/>
-            </w:tcMar>
-          </w:tcPr>
-          <w:p>
-            <w:pPr>
-              <w:keepNext/>
-              <w:keepLines/>
-              <w:spacing w:after="0" w:line="260"/>
-            </w:pPr>
-            <w:r>
-              <w:rPr>
-                <w:rFonts w:ascii="IBM Plex Sans" w:cs="IBM Plex Sans" w:eastAsia="IBM Plex Sans" w:hAnsi="IBM Plex Sans"/>
-                <w:sz w:val="19"/>
-                <w:szCs w:val="19"/>
-              </w:rPr>
-              <w:t xml:space="preserve">Colocarla entre el pin y GND</w:t>
+            <w:shd w:fill="EDF1F5" w:color="auto" w:val="clear"/>
+            <w:tcMar>
+              <w:top w:type="dxa" w:w="70"/>
+              <w:left w:type="dxa" w:w="110"/>
+              <w:bottom w:type="dxa" w:w="70"/>
+              <w:right w:type="dxa" w:w="110"/>
+            </w:tcMar>
+          </w:tcPr>
+          <w:p>
+            <w:pPr>
+              <w:keepNext/>
+              <w:keepLines/>
+              <w:spacing w:after="0" w:line="260"/>
+            </w:pPr>
+            <w:r>
+              <w:rPr>
+                <w:rFonts w:ascii="IBM Plex Sans" w:cs="IBM Plex Sans" w:eastAsia="IBM Plex Sans" w:hAnsi="IBM Plex Sans"/>
+                <w:sz w:val="19"/>
+                <w:szCs w:val="19"/>
+              </w:rPr>
+              <w:t xml:space="preserve">Corregir según la tabla de la sección 7</w:t>
             </w:r>
           </w:p>
         </w:tc>
@@ -7660,27 +7251,27 @@
               <w:bottom w:val="single" w:color="CDD8E0" w:sz="4"/>
               <w:right w:val="single" w:color="CDD8E0" w:sz="4"/>
             </w:tcBorders>
-            <w:shd w:fill="EDF1F5" w:color="auto" w:val="clear"/>
-            <w:tcMar>
-              <w:top w:type="dxa" w:w="70"/>
-              <w:left w:type="dxa" w:w="110"/>
-              <w:bottom w:type="dxa" w:w="70"/>
-              <w:right w:type="dxa" w:w="110"/>
-            </w:tcMar>
-          </w:tcPr>
-          <w:p>
-            <w:pPr>
-              <w:keepNext/>
-              <w:keepLines/>
-              <w:spacing w:after="0" w:line="260"/>
-            </w:pPr>
-            <w:r>
-              <w:rPr>
-                <w:rFonts w:ascii="IBM Plex Sans" w:cs="IBM Plex Sans" w:eastAsia="IBM Plex Sans" w:hAnsi="IBM Plex Sans"/>
-                <w:sz w:val="19"/>
-                <w:szCs w:val="19"/>
-              </w:rPr>
-              <w:t xml:space="preserve">Funciona a veces</w:t>
+            <w:shd w:fill="FFFFFF" w:color="auto" w:val="clear"/>
+            <w:tcMar>
+              <w:top w:type="dxa" w:w="70"/>
+              <w:left w:type="dxa" w:w="110"/>
+              <w:bottom w:type="dxa" w:w="70"/>
+              <w:right w:type="dxa" w:w="110"/>
+            </w:tcMar>
+          </w:tcPr>
+          <w:p>
+            <w:pPr>
+              <w:keepNext/>
+              <w:keepLines/>
+              <w:spacing w:after="0" w:line="260"/>
+            </w:pPr>
+            <w:r>
+              <w:rPr>
+                <w:rFonts w:ascii="IBM Plex Sans" w:cs="IBM Plex Sans" w:eastAsia="IBM Plex Sans" w:hAnsi="IBM Plex Sans"/>
+                <w:sz w:val="19"/>
+                <w:szCs w:val="19"/>
+              </w:rPr>
+              <w:t xml:space="preserve">Al encender el ESP32 un relé se activa solo</w:t>
             </w:r>
           </w:p>
         </w:tc>
@@ -7693,27 +7284,27 @@
               <w:bottom w:val="single" w:color="CDD8E0" w:sz="4"/>
               <w:right w:val="single" w:color="CDD8E0" w:sz="4"/>
             </w:tcBorders>
-            <w:shd w:fill="EDF1F5" w:color="auto" w:val="clear"/>
-            <w:tcMar>
-              <w:top w:type="dxa" w:w="70"/>
-              <w:left w:type="dxa" w:w="110"/>
-              <w:bottom w:type="dxa" w:w="70"/>
-              <w:right w:type="dxa" w:w="110"/>
-            </w:tcMar>
-          </w:tcPr>
-          <w:p>
-            <w:pPr>
-              <w:keepNext/>
-              <w:keepLines/>
-              <w:spacing w:after="0" w:line="260"/>
-            </w:pPr>
-            <w:r>
-              <w:rPr>
-                <w:rFonts w:ascii="IBM Plex Sans" w:cs="IBM Plex Sans" w:eastAsia="IBM Plex Sans" w:hAnsi="IBM Plex Sans"/>
-                <w:sz w:val="19"/>
-                <w:szCs w:val="19"/>
-              </w:rPr>
-              <w:t xml:space="preserve">Soldadura fría o LED con poca corriente</w:t>
+            <w:shd w:fill="FFFFFF" w:color="auto" w:val="clear"/>
+            <w:tcMar>
+              <w:top w:type="dxa" w:w="70"/>
+              <w:left w:type="dxa" w:w="110"/>
+              <w:bottom w:type="dxa" w:w="70"/>
+              <w:right w:type="dxa" w:w="110"/>
+            </w:tcMar>
+          </w:tcPr>
+          <w:p>
+            <w:pPr>
+              <w:keepNext/>
+              <w:keepLines/>
+              <w:spacing w:after="0" w:line="260"/>
+            </w:pPr>
+            <w:r>
+              <w:rPr>
+                <w:rFonts w:ascii="IBM Plex Sans" w:cs="IBM Plex Sans" w:eastAsia="IBM Plex Sans" w:hAnsi="IBM Plex Sans"/>
+                <w:sz w:val="19"/>
+                <w:szCs w:val="19"/>
+              </w:rPr>
+              <w:t xml:space="preserve">Falta la resistencia de 10 kΩ</w:t>
             </w:r>
           </w:p>
         </w:tc>
@@ -7726,27 +7317,27 @@
               <w:bottom w:val="single" w:color="CDD8E0" w:sz="4"/>
               <w:right w:val="single" w:color="CDD8E0" w:sz="4"/>
             </w:tcBorders>
-            <w:shd w:fill="EDF1F5" w:color="auto" w:val="clear"/>
-            <w:tcMar>
-              <w:top w:type="dxa" w:w="70"/>
-              <w:left w:type="dxa" w:w="110"/>
-              <w:bottom w:type="dxa" w:w="70"/>
-              <w:right w:type="dxa" w:w="110"/>
-            </w:tcMar>
-          </w:tcPr>
-          <w:p>
-            <w:pPr>
-              <w:keepNext/>
-              <w:keepLines/>
-              <w:spacing w:after="0" w:line="260"/>
-            </w:pPr>
-            <w:r>
-              <w:rPr>
-                <w:rFonts w:ascii="IBM Plex Sans" w:cs="IBM Plex Sans" w:eastAsia="IBM Plex Sans" w:hAnsi="IBM Plex Sans"/>
-                <w:sz w:val="19"/>
-                <w:szCs w:val="19"/>
-              </w:rPr>
-              <w:t xml:space="preserve">Resoldar; si sigue, bajar la resistencia a 220 Ω</w:t>
+            <w:shd w:fill="FFFFFF" w:color="auto" w:val="clear"/>
+            <w:tcMar>
+              <w:top w:type="dxa" w:w="70"/>
+              <w:left w:type="dxa" w:w="110"/>
+              <w:bottom w:type="dxa" w:w="70"/>
+              <w:right w:type="dxa" w:w="110"/>
+            </w:tcMar>
+          </w:tcPr>
+          <w:p>
+            <w:pPr>
+              <w:keepNext/>
+              <w:keepLines/>
+              <w:spacing w:after="0" w:line="260"/>
+            </w:pPr>
+            <w:r>
+              <w:rPr>
+                <w:rFonts w:ascii="IBM Plex Sans" w:cs="IBM Plex Sans" w:eastAsia="IBM Plex Sans" w:hAnsi="IBM Plex Sans"/>
+                <w:sz w:val="19"/>
+                <w:szCs w:val="19"/>
+              </w:rPr>
+              <w:t xml:space="preserve">Colocarla entre el pin y GND</w:t>
             </w:r>
           </w:p>
         </w:tc>
@@ -7765,27 +7356,27 @@
               <w:bottom w:val="single" w:color="CDD8E0" w:sz="4"/>
               <w:right w:val="single" w:color="CDD8E0" w:sz="4"/>
             </w:tcBorders>
-            <w:shd w:fill="FFFFFF" w:color="auto" w:val="clear"/>
-            <w:tcMar>
-              <w:top w:type="dxa" w:w="70"/>
-              <w:left w:type="dxa" w:w="110"/>
-              <w:bottom w:type="dxa" w:w="70"/>
-              <w:right w:type="dxa" w:w="110"/>
-            </w:tcMar>
-          </w:tcPr>
-          <w:p>
-            <w:pPr>
-              <w:keepNext/>
-              <w:keepLines/>
-              <w:spacing w:after="0" w:line="260"/>
-            </w:pPr>
-            <w:r>
-              <w:rPr>
-                <w:rFonts w:ascii="IBM Plex Sans" w:cs="IBM Plex Sans" w:eastAsia="IBM Plex Sans" w:hAnsi="IBM Plex Sans"/>
-                <w:sz w:val="19"/>
-                <w:szCs w:val="19"/>
-              </w:rPr>
-              <w:t xml:space="preserve">En una fila repetida solo toma la primera pasada</w:t>
+            <w:shd w:fill="EDF1F5" w:color="auto" w:val="clear"/>
+            <w:tcMar>
+              <w:top w:type="dxa" w:w="70"/>
+              <w:left w:type="dxa" w:w="110"/>
+              <w:bottom w:type="dxa" w:w="70"/>
+              <w:right w:type="dxa" w:w="110"/>
+            </w:tcMar>
+          </w:tcPr>
+          <w:p>
+            <w:pPr>
+              <w:keepNext/>
+              <w:keepLines/>
+              <w:spacing w:after="0" w:line="260"/>
+            </w:pPr>
+            <w:r>
+              <w:rPr>
+                <w:rFonts w:ascii="IBM Plex Sans" w:cs="IBM Plex Sans" w:eastAsia="IBM Plex Sans" w:hAnsi="IBM Plex Sans"/>
+                <w:sz w:val="19"/>
+                <w:szCs w:val="19"/>
+              </w:rPr>
+              <w:t xml:space="preserve">Funciona a veces</w:t>
             </w:r>
           </w:p>
         </w:tc>
@@ -7798,27 +7389,27 @@
               <w:bottom w:val="single" w:color="CDD8E0" w:sz="4"/>
               <w:right w:val="single" w:color="CDD8E0" w:sz="4"/>
             </w:tcBorders>
-            <w:shd w:fill="FFFFFF" w:color="auto" w:val="clear"/>
-            <w:tcMar>
-              <w:top w:type="dxa" w:w="70"/>
-              <w:left w:type="dxa" w:w="110"/>
-              <w:bottom w:type="dxa" w:w="70"/>
-              <w:right w:type="dxa" w:w="110"/>
-            </w:tcMar>
-          </w:tcPr>
-          <w:p>
-            <w:pPr>
-              <w:keepNext/>
-              <w:keepLines/>
-              <w:spacing w:after="0" w:line="260"/>
-            </w:pPr>
-            <w:r>
-              <w:rPr>
-                <w:rFonts w:ascii="IBM Plex Sans" w:cs="IBM Plex Sans" w:eastAsia="IBM Plex Sans" w:hAnsi="IBM Plex Sans"/>
-                <w:sz w:val="19"/>
-                <w:szCs w:val="19"/>
-              </w:rPr>
-              <w:t xml:space="preserve">Firmware viejo, que sostenía la selección en vez de soltarla en cada pasada</w:t>
+            <w:shd w:fill="EDF1F5" w:color="auto" w:val="clear"/>
+            <w:tcMar>
+              <w:top w:type="dxa" w:w="70"/>
+              <w:left w:type="dxa" w:w="110"/>
+              <w:bottom w:type="dxa" w:w="70"/>
+              <w:right w:type="dxa" w:w="110"/>
+            </w:tcMar>
+          </w:tcPr>
+          <w:p>
+            <w:pPr>
+              <w:keepNext/>
+              <w:keepLines/>
+              <w:spacing w:after="0" w:line="260"/>
+            </w:pPr>
+            <w:r>
+              <w:rPr>
+                <w:rFonts w:ascii="IBM Plex Sans" w:cs="IBM Plex Sans" w:eastAsia="IBM Plex Sans" w:hAnsi="IBM Plex Sans"/>
+                <w:sz w:val="19"/>
+                <w:szCs w:val="19"/>
+              </w:rPr>
+              <w:t xml:space="preserve">Soldadura fría o LED con poca corriente</w:t>
             </w:r>
           </w:p>
         </w:tc>
@@ -7831,27 +7422,27 @@
               <w:bottom w:val="single" w:color="CDD8E0" w:sz="4"/>
               <w:right w:val="single" w:color="CDD8E0" w:sz="4"/>
             </w:tcBorders>
-            <w:shd w:fill="FFFFFF" w:color="auto" w:val="clear"/>
-            <w:tcMar>
-              <w:top w:type="dxa" w:w="70"/>
-              <w:left w:type="dxa" w:w="110"/>
-              <w:bottom w:type="dxa" w:w="70"/>
-              <w:right w:type="dxa" w:w="110"/>
-            </w:tcMar>
-          </w:tcPr>
-          <w:p>
-            <w:pPr>
-              <w:keepNext/>
-              <w:keepLines/>
-              <w:spacing w:after="0" w:line="260"/>
-            </w:pPr>
-            <w:r>
-              <w:rPr>
-                <w:rFonts w:ascii="IBM Plex Sans" w:cs="IBM Plex Sans" w:eastAsia="IBM Plex Sans" w:hAnsi="IBM Plex Sans"/>
-                <w:sz w:val="19"/>
-                <w:szCs w:val="19"/>
-              </w:rPr>
-              <w:t xml:space="preserve">Cargar el firmware actual; el LED de la prueba en la mesa tiene que parpadear</w:t>
+            <w:shd w:fill="EDF1F5" w:color="auto" w:val="clear"/>
+            <w:tcMar>
+              <w:top w:type="dxa" w:w="70"/>
+              <w:left w:type="dxa" w:w="110"/>
+              <w:bottom w:type="dxa" w:w="70"/>
+              <w:right w:type="dxa" w:w="110"/>
+            </w:tcMar>
+          </w:tcPr>
+          <w:p>
+            <w:pPr>
+              <w:keepNext/>
+              <w:keepLines/>
+              <w:spacing w:after="0" w:line="260"/>
+            </w:pPr>
+            <w:r>
+              <w:rPr>
+                <w:rFonts w:ascii="IBM Plex Sans" w:cs="IBM Plex Sans" w:eastAsia="IBM Plex Sans" w:hAnsi="IBM Plex Sans"/>
+                <w:sz w:val="19"/>
+                <w:szCs w:val="19"/>
+              </w:rPr>
+              <w:t xml:space="preserve">Resoldar; si sigue, bajar la de 330 Ω del LED a 220 Ω</w:t>
             </w:r>
           </w:p>
         </w:tc>
@@ -7870,27 +7461,27 @@
               <w:bottom w:val="single" w:color="CDD8E0" w:sz="4"/>
               <w:right w:val="single" w:color="CDD8E0" w:sz="4"/>
             </w:tcBorders>
-            <w:shd w:fill="EDF1F5" w:color="auto" w:val="clear"/>
-            <w:tcMar>
-              <w:top w:type="dxa" w:w="70"/>
-              <w:left w:type="dxa" w:w="110"/>
-              <w:bottom w:type="dxa" w:w="70"/>
-              <w:right w:type="dxa" w:w="110"/>
-            </w:tcMar>
-          </w:tcPr>
-          <w:p>
-            <w:pPr>
-              <w:keepNext/>
-              <w:keepLines/>
-              <w:spacing w:after="0" w:line="260"/>
-            </w:pPr>
-            <w:r>
-              <w:rPr>
-                <w:rFonts w:ascii="IBM Plex Sans" w:cs="IBM Plex Sans" w:eastAsia="IBM Plex Sans" w:hAnsi="IBM Plex Sans"/>
-                <w:sz w:val="19"/>
-                <w:szCs w:val="19"/>
-              </w:rPr>
-              <w:t xml:space="preserve">Algunas pasadas no toman la selección</w:t>
+            <w:shd w:fill="FFFFFF" w:color="auto" w:val="clear"/>
+            <w:tcMar>
+              <w:top w:type="dxa" w:w="70"/>
+              <w:left w:type="dxa" w:w="110"/>
+              <w:bottom w:type="dxa" w:w="70"/>
+              <w:right w:type="dxa" w:w="110"/>
+            </w:tcMar>
+          </w:tcPr>
+          <w:p>
+            <w:pPr>
+              <w:keepNext/>
+              <w:keepLines/>
+              <w:spacing w:after="0" w:line="260"/>
+            </w:pPr>
+            <w:r>
+              <w:rPr>
+                <w:rFonts w:ascii="IBM Plex Sans" w:cs="IBM Plex Sans" w:eastAsia="IBM Plex Sans" w:hAnsi="IBM Plex Sans"/>
+                <w:sz w:val="19"/>
+                <w:szCs w:val="19"/>
+              </w:rPr>
+              <w:t xml:space="preserve">En una fila repetida solo toma la primera pasada</w:t>
             </w:r>
           </w:p>
         </w:tc>
@@ -7903,27 +7494,27 @@
               <w:bottom w:val="single" w:color="CDD8E0" w:sz="4"/>
               <w:right w:val="single" w:color="CDD8E0" w:sz="4"/>
             </w:tcBorders>
-            <w:shd w:fill="EDF1F5" w:color="auto" w:val="clear"/>
-            <w:tcMar>
-              <w:top w:type="dxa" w:w="70"/>
-              <w:left w:type="dxa" w:w="110"/>
-              <w:bottom w:type="dxa" w:w="70"/>
-              <w:right w:type="dxa" w:w="110"/>
-            </w:tcMar>
-          </w:tcPr>
-          <w:p>
-            <w:pPr>
-              <w:keepNext/>
-              <w:keepLines/>
-              <w:spacing w:after="0" w:line="260"/>
-            </w:pPr>
-            <w:r>
-              <w:rPr>
-                <w:rFonts w:ascii="IBM Plex Sans" w:cs="IBM Plex Sans" w:eastAsia="IBM Plex Sans" w:hAnsi="IBM Plex Sans"/>
-                <w:sz w:val="19"/>
-                <w:szCs w:val="19"/>
-              </w:rPr>
-              <w:t xml:space="preserve">La selección dura poco para la máquina</w:t>
+            <w:shd w:fill="FFFFFF" w:color="auto" w:val="clear"/>
+            <w:tcMar>
+              <w:top w:type="dxa" w:w="70"/>
+              <w:left w:type="dxa" w:w="110"/>
+              <w:bottom w:type="dxa" w:w="70"/>
+              <w:right w:type="dxa" w:w="110"/>
+            </w:tcMar>
+          </w:tcPr>
+          <w:p>
+            <w:pPr>
+              <w:keepNext/>
+              <w:keepLines/>
+              <w:spacing w:after="0" w:line="260"/>
+            </w:pPr>
+            <w:r>
+              <w:rPr>
+                <w:rFonts w:ascii="IBM Plex Sans" w:cs="IBM Plex Sans" w:eastAsia="IBM Plex Sans" w:hAnsi="IBM Plex Sans"/>
+                <w:sz w:val="19"/>
+                <w:szCs w:val="19"/>
+              </w:rPr>
+              <w:t xml:space="preserve">La máquina necesita que la señal se suelte entre pasadas, como con el papel</w:t>
             </w:r>
           </w:p>
         </w:tc>
@@ -7936,27 +7527,27 @@
               <w:bottom w:val="single" w:color="CDD8E0" w:sz="4"/>
               <w:right w:val="single" w:color="CDD8E0" w:sz="4"/>
             </w:tcBorders>
-            <w:shd w:fill="EDF1F5" w:color="auto" w:val="clear"/>
-            <w:tcMar>
-              <w:top w:type="dxa" w:w="70"/>
-              <w:left w:type="dxa" w:w="110"/>
-              <w:bottom w:type="dxa" w:w="70"/>
-              <w:right w:type="dxa" w:w="110"/>
-            </w:tcMar>
-          </w:tcPr>
-          <w:p>
-            <w:pPr>
-              <w:keepNext/>
-              <w:keepLines/>
-              <w:spacing w:after="0" w:line="260"/>
-            </w:pPr>
-            <w:r>
-              <w:rPr>
-                <w:rFonts w:ascii="IBM Plex Sans" w:cs="IBM Plex Sans" w:eastAsia="IBM Plex Sans" w:hAnsi="IBM Plex Sans"/>
-                <w:sz w:val="19"/>
-                <w:szCs w:val="19"/>
-              </w:rPr>
-              <w:t xml:space="preserve">Subir PORCENTAJE_SELECCION de a 10, hasta 90</w:t>
+            <w:shd w:fill="FFFFFF" w:color="auto" w:val="clear"/>
+            <w:tcMar>
+              <w:top w:type="dxa" w:w="70"/>
+              <w:left w:type="dxa" w:w="110"/>
+              <w:bottom w:type="dxa" w:w="70"/>
+              <w:right w:type="dxa" w:w="110"/>
+            </w:tcMar>
+          </w:tcPr>
+          <w:p>
+            <w:pPr>
+              <w:keepNext/>
+              <w:keepLines/>
+              <w:spacing w:after="0" w:line="260"/>
+            </w:pPr>
+            <w:r>
+              <w:rPr>
+                <w:rFonts w:ascii="IBM Plex Sans" w:cs="IBM Plex Sans" w:eastAsia="IBM Plex Sans" w:hAnsi="IBM Plex Sans"/>
+                <w:sz w:val="19"/>
+                <w:szCs w:val="19"/>
+              </w:rPr>
+              <w:t xml:space="preserve">Poner PORCENTAJE_SELECCION en 50 (o el valor medido con la regla); el LED de la prueba en la mesa pasa a parpadear</w:t>
             </w:r>
           </w:p>
         </w:tc>
@@ -7975,6 +7566,111 @@
               <w:bottom w:val="single" w:color="CDD8E0" w:sz="4"/>
               <w:right w:val="single" w:color="CDD8E0" w:sz="4"/>
             </w:tcBorders>
+            <w:shd w:fill="EDF1F5" w:color="auto" w:val="clear"/>
+            <w:tcMar>
+              <w:top w:type="dxa" w:w="70"/>
+              <w:left w:type="dxa" w:w="110"/>
+              <w:bottom w:type="dxa" w:w="70"/>
+              <w:right w:type="dxa" w:w="110"/>
+            </w:tcMar>
+          </w:tcPr>
+          <w:p>
+            <w:pPr>
+              <w:keepNext/>
+              <w:keepLines/>
+              <w:spacing w:after="0" w:line="260"/>
+            </w:pPr>
+            <w:r>
+              <w:rPr>
+                <w:rFonts w:ascii="IBM Plex Sans" w:cs="IBM Plex Sans" w:eastAsia="IBM Plex Sans" w:hAnsi="IBM Plex Sans"/>
+                <w:sz w:val="19"/>
+                <w:szCs w:val="19"/>
+              </w:rPr>
+              <w:t xml:space="preserve">Algunas pasadas no toman la selección</w:t>
+            </w:r>
+          </w:p>
+        </w:tc>
+        <w:tc>
+          <w:tcPr>
+            <w:tcW w:type="dxa" w:w="3300"/>
+            <w:tcBorders>
+              <w:top w:val="single" w:color="CDD8E0" w:sz="4"/>
+              <w:left w:val="single" w:color="CDD8E0" w:sz="4"/>
+              <w:bottom w:val="single" w:color="CDD8E0" w:sz="4"/>
+              <w:right w:val="single" w:color="CDD8E0" w:sz="4"/>
+            </w:tcBorders>
+            <w:shd w:fill="EDF1F5" w:color="auto" w:val="clear"/>
+            <w:tcMar>
+              <w:top w:type="dxa" w:w="70"/>
+              <w:left w:type="dxa" w:w="110"/>
+              <w:bottom w:type="dxa" w:w="70"/>
+              <w:right w:type="dxa" w:w="110"/>
+            </w:tcMar>
+          </w:tcPr>
+          <w:p>
+            <w:pPr>
+              <w:keepNext/>
+              <w:keepLines/>
+              <w:spacing w:after="0" w:line="260"/>
+            </w:pPr>
+            <w:r>
+              <w:rPr>
+                <w:rFonts w:ascii="IBM Plex Sans" w:cs="IBM Plex Sans" w:eastAsia="IBM Plex Sans" w:hAnsi="IBM Plex Sans"/>
+                <w:sz w:val="19"/>
+                <w:szCs w:val="19"/>
+              </w:rPr>
+              <w:t xml:space="preserve">Con un porcentaje, la selección dura poco para la máquina</w:t>
+            </w:r>
+          </w:p>
+        </w:tc>
+        <w:tc>
+          <w:tcPr>
+            <w:tcW w:type="dxa" w:w="3638"/>
+            <w:tcBorders>
+              <w:top w:val="single" w:color="CDD8E0" w:sz="4"/>
+              <w:left w:val="single" w:color="CDD8E0" w:sz="4"/>
+              <w:bottom w:val="single" w:color="CDD8E0" w:sz="4"/>
+              <w:right w:val="single" w:color="CDD8E0" w:sz="4"/>
+            </w:tcBorders>
+            <w:shd w:fill="EDF1F5" w:color="auto" w:val="clear"/>
+            <w:tcMar>
+              <w:top w:type="dxa" w:w="70"/>
+              <w:left w:type="dxa" w:w="110"/>
+              <w:bottom w:type="dxa" w:w="70"/>
+              <w:right w:type="dxa" w:w="110"/>
+            </w:tcMar>
+          </w:tcPr>
+          <w:p>
+            <w:pPr>
+              <w:keepNext/>
+              <w:keepLines/>
+              <w:spacing w:after="0" w:line="260"/>
+            </w:pPr>
+            <w:r>
+              <w:rPr>
+                <w:rFonts w:ascii="IBM Plex Sans" w:cs="IBM Plex Sans" w:eastAsia="IBM Plex Sans" w:hAnsi="IBM Plex Sans"/>
+                <w:sz w:val="19"/>
+                <w:szCs w:val="19"/>
+              </w:rPr>
+              <w:t xml:space="preserve">Subir PORCENTAJE_SELECCION de a 10, hasta 90 (o volver a 0, que la mantiene)</w:t>
+            </w:r>
+          </w:p>
+        </w:tc>
+      </w:tr>
+      <w:tr>
+        <w:trPr>
+          <w:cantSplit/>
+          <w:tblHeader w:val="off"/>
+        </w:trPr>
+        <w:tc>
+          <w:tcPr>
+            <w:tcW w:type="dxa" w:w="2700"/>
+            <w:tcBorders>
+              <w:top w:val="single" w:color="CDD8E0" w:sz="4"/>
+              <w:left w:val="single" w:color="CDD8E0" w:sz="4"/>
+              <w:bottom w:val="single" w:color="CDD8E0" w:sz="4"/>
+              <w:right w:val="single" w:color="CDD8E0" w:sz="4"/>
+            </w:tcBorders>
             <w:shd w:fill="FFFFFF" w:color="auto" w:val="clear"/>
             <w:tcMar>
               <w:top w:type="dxa" w:w="70"/>
@@ -8067,11 +7763,6 @@
         </w:tc>
       </w:tr>
     </w:tbl>
-    <w:p>
-      <w:pPr>
-        <w:spacing w:after="60"/>
-      </w:pPr>
-    </w:p>
     <w:p>
       <w:pPr>
         <w:pStyle w:val="Heading1"/>
@@ -8096,7 +7787,7 @@
           <w:sz w:val="21"/>
           <w:szCs w:val="21"/>
         </w:rPr>
-        <w:t xml:space="preserve">Mediciones de la sección 5 anotadas; corriente del lector menor a 120 mA.</w:t>
+        <w:t xml:space="preserve">Mediciones de la sección 5 anotadas; corriente con el relé cerrado menor a 20 mA (nunca más de 100).</w:t>
       </w:r>
     </w:p>
     <w:p>
@@ -8114,7 +7805,7 @@
           <w:sz w:val="21"/>
           <w:szCs w:val="21"/>
         </w:rPr>
-        <w:t xml:space="preserve">Cada relé probado en la mesa antes de colocarlo, y la prueba con el firmware y el LED hecha (el LED parpadea en cada pasada).</w:t>
+        <w:t xml:space="preserve">Cada relé probado en la mesa antes de colocarlo, y la prueba con el firmware y el LED hecha (el LED queda encendido mientras la bobina se repite).</w:t>
       </w:r>
     </w:p>
     <w:p>
@@ -8204,7 +7895,7 @@
           <w:sz w:val="21"/>
           <w:szCs w:val="21"/>
         </w:rPr>
-        <w:t xml:space="preserve">CANAL_ACTIVO_EN_ALTO según paralelo o serie, MODO_BANCO en false y PORCENTAJE_SELECCION ajustado con la prueba de tejido.</w:t>
+        <w:t xml:space="preserve">CANAL_ACTIVO_EN_ALTO en true, MODO_BANCO en false y PORCENTAJE_SELECCION confirmado con la prueba de tejido (0 si la máquina toma la selección mantenida).</w:t>
       </w:r>
     </w:p>
     <w:p>
@@ -8222,7 +7913,7 @@
           <w:sz w:val="21"/>
           <w:szCs w:val="21"/>
         </w:rPr>
-        <w:t xml:space="preserve">Cinta sin perforar colocada, o lectores tapados.</w:t>
+        <w:t xml:space="preserve">En cada canal, la resistencia de protección y la de 10 kΩ ½ W; los cables de cada lector marcados y aislados en su bornera.</w:t>
       </w:r>
     </w:p>
     <w:p>

--- a/documentacion_proyecto/Guia_Conexion_Reles_LCA110.docx
+++ b/documentacion_proyecto/Guia_Conexion_Reles_LCA110.docx
@@ -6071,7 +6071,7 @@
                 <w:sz w:val="21"/>
                 <w:szCs w:val="21"/>
               </w:rPr>
-              <w:t xml:space="preserve">Qué pasa en cada situación. Si el ESP32 pide la bobina, el relé se cierra, la señal queda en +V y la bobina se activa. Si no la pide, o el ESP32 está apagado, arrancando o sin red, el relé queda abierto y la resistencia de 10 kΩ deja la señal en 0 V, como con papel: la bobina queda en reposo. Si por un error de cableado la señal o la pata 4 tocaran el −, la resistencia de protección limita la corriente a unos 50 mA y no se daña nada.</w:t>
+              <w:t xml:space="preserve">Qué pasa en cada situación. Si el ESP32 pide la bobina, el relé se cierra, la señal queda en +V y la bobina se activa. Si no la pide, o el ESP32 está apagado, arrancando o sin red, el relé queda abierto y la resistencia de 10 kΩ deja la señal en 0 V, como con papel: la bobina queda en reposo. Si por un error de cableado la señal o la pata 4 tocaran el −, la resistencia de protección limita la corriente a menos de 70 mA (68 mA con 220 Ω a 15 V; 64 mA con 470 Ω a 30 V), por debajo de los 120 mA del relé, y no se daña nada.</w:t>
             </w:r>
           </w:p>
           <w:p>

--- a/documentacion_proyecto/Guia_Conexion_Reles_LCA110.docx
+++ b/documentacion_proyecto/Guia_Conexion_Reles_LCA110.docx
@@ -2037,7 +2037,7 @@
           <wp:inline distT="0" distB="0" distL="0" distR="0">
             <wp:extent cx="5334000" cy="2247900"/>
             <wp:effectExtent t="0" r="0" b="0" l="0"/>
-            <wp:docPr id="1" name="Configuración de patas. A la izquierda, la que usa el proyecto (alterna y continua). Fuente: hoja de datos del LCA110, CLARE." descr="Configuración de patas. A la izquierda, la que usa el proyecto (alterna y continua). Fuente: hoja de datos del LCA110, CLARE." title="Configuración de patas. A la izquierda, la que usa el proyecto (alterna y continua). Fuente: hoja de datos del LCA110, CLARE."/>
+            <wp:docPr id="1" name="Configuración de patas. A la izquierda, la que usa el proyecto (alterna y continua). Fuente: hoja de datos del LCA110 (IXYS, hoy Littelfuse; el diseño original es de Clare)." descr="Configuración de patas. A la izquierda, la que usa el proyecto (alterna y continua). Fuente: hoja de datos del LCA110 (IXYS, hoy Littelfuse; el diseño original es de Clare)." title="Configuración de patas. A la izquierda, la que usa el proyecto (alterna y continua). Fuente: hoja de datos del LCA110 (IXYS, hoy Littelfuse; el diseño original es de Clare)."/>
             <wp:cNvGraphicFramePr>
               <a:graphicFrameLocks xmlns:a="http://schemas.openxmlformats.org/drawingml/2006/main" noChangeAspect="1"/>
             </wp:cNvGraphicFramePr>
@@ -2087,7 +2087,7 @@
           <w:sz w:val="18"/>
           <w:szCs w:val="18"/>
         </w:rPr>
-        <w:t xml:space="preserve">Configuración de patas. A la izquierda, la que usa el proyecto (alterna y continua). Fuente: hoja de datos del LCA110, CLARE.</w:t>
+        <w:t xml:space="preserve">Configuración de patas. A la izquierda, la que usa el proyecto (alterna y continua). Fuente: hoja de datos del LCA110 (IXYS, hoy Littelfuse; el diseño original es de Clare).</w:t>
       </w:r>
     </w:p>
     <w:p>
@@ -2297,7 +2297,7 @@
                 <w:sz w:val="19"/>
                 <w:szCs w:val="19"/>
               </w:rPr>
-              <w:t xml:space="preserve">5</w:t>
+              <w:t xml:space="preserve">4 + 1</w:t>
             </w:r>
           </w:p>
         </w:tc>
@@ -2330,7 +2330,7 @@
                 <w:sz w:val="19"/>
                 <w:szCs w:val="19"/>
               </w:rPr>
-              <w:t xml:space="preserve">Cuatro canales y uno de repuesto</w:t>
+              <w:t xml:space="preserve">Uno por canal, más uno de repuesto (recomendado; el presupuesto cuenta los cuatro)</w:t>
             </w:r>
           </w:p>
         </w:tc>

--- a/documentacion_proyecto/Guia_Conexion_Reles_LCA110.docx
+++ b/documentacion_proyecto/Guia_Conexion_Reles_LCA110.docx
@@ -6168,7 +6168,23 @@
           <w:sz w:val="21"/>
           <w:szCs w:val="21"/>
         </w:rPr>
-        <w:t xml:space="preserve">. El modo banco aplica las filas al ritmo de un reloj interno y sirve solo para probar en la mesa; en la máquina, la tela saldría mal.</w:t>
+        <w:t xml:space="preserve"> y </w:t>
+      </w:r>
+      <w:r>
+        <w:rPr>
+          <w:rFonts w:ascii="IBM Plex Mono" w:cs="IBM Plex Mono" w:eastAsia="IBM Plex Mono" w:hAnsi="IBM Plex Mono"/>
+          <w:sz w:val="19"/>
+          <w:szCs w:val="19"/>
+        </w:rPr>
+        <w:t xml:space="preserve">NIVEL2_INSTALADO true</w:t>
+      </w:r>
+      <w:r>
+        <w:rPr>
+          <w:rFonts w:ascii="IBM Plex Sans" w:cs="IBM Plex Sans" w:eastAsia="IBM Plex Sans" w:hAnsi="IBM Plex Sans"/>
+          <w:sz w:val="21"/>
+          <w:szCs w:val="21"/>
+        </w:rPr>
+        <w:t xml:space="preserve">, con el sensor de pasada ya instalado y probado: cada fila se aplica con su pulso. El modo banco aplica las filas al ritmo de un reloj interno y sirve solo para probar en la mesa; en la máquina, la tela saldría mal.</w:t>
       </w:r>
     </w:p>
     <w:p>
@@ -6186,7 +6202,7 @@
           <w:sz w:val="21"/>
           <w:szCs w:val="21"/>
         </w:rPr>
-        <w:t xml:space="preserve">Cargá el firmware y un dibujo de prueba simple, por ejemplo una columna 1 que alterne marcada y vacía.</w:t>
+        <w:t xml:space="preserve">Cargá el firmware y un dibujo de prueba simple, como el de la mesa: la fila 1 marcada en la columna 1 con 25 repeticiones y la fila 2 vacía con otras 25.</w:t>
       </w:r>
     </w:p>
     <w:p>
@@ -6204,7 +6220,7 @@
           <w:sz w:val="21"/>
           <w:szCs w:val="21"/>
         </w:rPr>
-        <w:t xml:space="preserve">Con el telar en marcha lenta, verificá que la bobina 1 responda a lo que marca el dibujo.</w:t>
+        <w:t xml:space="preserve">Tejé con alguien al lado del botón Stop y verificá que la bobina 1 quede activa unos 5 s (las 25 pasadas marcadas) y en reposo otros 5 s (las 25 vacías).</w:t>
       </w:r>
     </w:p>
     <w:p>

--- a/documentacion_proyecto/Guia_Conexion_Reles_LCA110.docx
+++ b/documentacion_proyecto/Guia_Conexion_Reles_LCA110.docx
@@ -2789,7 +2789,7 @@
                 <w:sz w:val="19"/>
                 <w:szCs w:val="19"/>
               </w:rPr>
-              <w:t xml:space="preserve">Resistencia de protección: 220 Ω 2 W (lector de hasta 15 V) o 470 Ω 3 W (de 15 a 30 V)</w:t>
+              <w:t xml:space="preserve">Resistencia de protección: 220 Ω 2 W (lector de hasta 15 V) o 470 Ω 3 W (de 15 a 30 V, la del C 201)</w:t>
             </w:r>
           </w:p>
         </w:tc>
@@ -4073,7 +4073,7 @@
                 <w:sz w:val="19"/>
                 <w:szCs w:val="19"/>
               </w:rPr>
-              <w:t xml:space="preserve">La resistencia de protección: 220 Ω 2 W hasta 15 V, 470 Ω 3 W de 15 a 30 V</w:t>
+              <w:t xml:space="preserve">La resistencia de protección: 220 Ω 2 W hasta 15 V, 470 Ω 3 W de 15 a 30 V. En el C 201 dio entre 15 y 30 V (17/10/2026): 470 Ω 3 W</w:t>
             </w:r>
           </w:p>
         </w:tc>
@@ -5970,7 +5970,7 @@
           <w:sz w:val="21"/>
           <w:szCs w:val="21"/>
         </w:rPr>
-        <w:t xml:space="preserve">2. Del + del conector, la resistencia de protección a la pata 4 del relé: 220 Ω 2 W si el lector se alimenta con hasta 15 V, 470 Ω 3 W de 15 a 30 V. Con más de 30 V, consultá.</w:t>
+        <w:t xml:space="preserve">2. Del + del conector, la resistencia de protección a la pata 4 del relé: 220 Ω 2 W si el lector se alimenta con hasta 15 V, 470 Ω 3 W de 15 a 30 V (la del C 201). Con más de 30 V, consultá.</w:t>
       </w:r>
     </w:p>
     <w:p>
@@ -6477,7 +6477,7 @@
           <w:sz w:val="21"/>
           <w:szCs w:val="21"/>
         </w:rPr>
-        <w:t xml:space="preserve">Estado al 10/10/2026: el circuito se probó en protoboard con el ESP32 y funcionó. Se está haciendo la plaqueta para la prueba definitiva, con tiras de pines para enchufar el ESP32, los módulos y los cables sin soldarlos.</w:t>
+        <w:t xml:space="preserve">Estado al 17/10/2026: el circuito se probó en protoboard con el ESP32 el 10/10/2026, y el 17/10/2026 en la máquina, todavía en protoboard: la alimentación del lector dio entre 15 y 30 V (va la resistencia de protección de 470 Ω 3 W) y el primer canal seleccionó bien. Se está haciendo la plaqueta para la instalación definitiva de los cuatro, con tiras de pines para enchufar el ESP32, los módulos y los cables sin soldarlos.</w:t>
       </w:r>
     </w:p>
     <w:p>

--- a/documentacion_proyecto/Guia_Conexion_Reles_LCA110.docx
+++ b/documentacion_proyecto/Guia_Conexion_Reles_LCA110.docx
@@ -4,6 +4,7 @@
   <w:body>
     <w:p>
       <w:pPr>
+        <w:keepNext/>
         <w:spacing w:after="60"/>
       </w:pPr>
       <w:r>
@@ -3325,7 +3326,15 @@
           <w:sz w:val="21"/>
           <w:szCs w:val="21"/>
         </w:rPr>
-        <w:t xml:space="preserve">Medir un lector óptico en la máquina (sección 5). Confirma la conexión final: con agujero, la señal del lector va a +V.</w:t>
+        <w:t xml:space="preserve">Medir un lector óptico en la máquina (sección 5).</w:t>
+      </w:r>
+      <w:r>
+        <w:rPr>
+          <w:rFonts w:ascii="IBM Plex Sans" w:cs="IBM Plex Sans" w:eastAsia="IBM Plex Sans" w:hAnsi="IBM Plex Sans"/>
+          <w:sz w:val="21"/>
+          <w:szCs w:val="21"/>
+        </w:rPr>
+        <w:t xml:space="preserve"> Confirma la conexión final: con agujero, la señal del lector va a +V.</w:t>
       </w:r>
     </w:p>
     <w:p>
@@ -4569,6 +4578,7 @@
     </w:p>
     <w:p>
       <w:pPr>
+        <w:keepNext/>
         <w:spacing w:after="120" w:line="290"/>
       </w:pPr>
       <w:r>
@@ -4992,6 +5002,7 @@
     </w:p>
     <w:p>
       <w:pPr>
+        <w:keepNext/>
         <w:spacing w:after="120" w:line="290"/>
       </w:pPr>
       <w:r>
@@ -5169,6 +5180,7 @@
     </w:p>
     <w:p>
       <w:pPr>
+        <w:keepNext/>
         <w:spacing w:after="120" w:line="290"/>
       </w:pPr>
       <w:r>
@@ -6456,6 +6468,7 @@
     </w:p>
     <w:p>
       <w:pPr>
+        <w:keepNext/>
         <w:spacing w:after="120" w:line="290"/>
       </w:pPr>
       <w:r>

--- a/documentacion_proyecto/Guia_Conexion_Reles_LCA110.docx
+++ b/documentacion_proyecto/Guia_Conexion_Reles_LCA110.docx
@@ -6490,7 +6490,7 @@
           <w:sz w:val="21"/>
           <w:szCs w:val="21"/>
         </w:rPr>
-        <w:t xml:space="preserve">Estado al 17/10/2026: el circuito se probó en protoboard con el ESP32 el 10/10/2026, y el 17/10/2026 en la máquina, todavía en protoboard: la alimentación del lector dio entre 15 y 30 V (va la resistencia de protección de 470 Ω 3 W) y el primer canal seleccionó bien. Se está haciendo la plaqueta para la instalación definitiva de los cuatro, con tiras de pines para enchufar el ESP32, los módulos y los cables sin soldarlos.</w:t>
+        <w:t xml:space="preserve">Estado al 20/10/2026: el circuito se probó en protoboard con el ESP32 el 10/10/2026, y el 17/10/2026 en la máquina, todavía en protoboard: la alimentación del lector dio entre 15 y 30 V (va la resistencia de protección de 470 Ω 3 W) y el primer canal seleccionó bien. La plaqueta para la instalación definitiva de los cuatro ya está soldada (20/10/2026), con tiras de pines para enchufar el ESP32, los módulos y los cables sin soldarlos.</w:t>
       </w:r>
     </w:p>
     <w:p>
